--- a/08-传感器电路/02-光电传感器电路/光电二极管检测电路/光电二极管检测电路.docx
+++ b/08-传感器电路/02-光电传感器电路/光电二极管检测电路/光电二极管检测电路.docx
@@ -2703,6 +2703,20 @@
     </w:p>
     <w:bookmarkEnd w:id="26"/>
     <w:bookmarkEnd w:id="27"/>
+    <w:p>
+      <w:pPr>
+        <w:spacing w:before="360"/>
+        <w:jc w:val="center"/>
+      </w:pPr>
+      <w:r>
+        <w:rPr>
+          <w:rFonts w:ascii="Times New Roman" w:hAnsi="Times New Roman"/>
+          <w:color w:val="555555"/>
+          <w:sz w:val="21"/>
+        </w:rPr>
+        <w:t>材料收集者：杜文杰</w:t>
+      </w:r>
+    </w:p>
     <w:sectPr>
       <w:headerReference r:id="rId9" w:type="default"/>
       <w:footerReference r:id="rId10" w:type="default"/>

--- a/08-传感器电路/02-光电传感器电路/光电二极管检测电路/光电二极管检测电路.docx
+++ b/08-传感器电路/02-光电传感器电路/光电二极管检测电路/光电二极管检测电路.docx
@@ -1,6 +1,6 @@
 
 <file path=word/document.xml><?xml version="1.0" encoding="utf-8"?>
-<w:document xmlns:w="http://schemas.openxmlformats.org/wordprocessingml/2006/main" xmlns:m="http://schemas.openxmlformats.org/officeDocument/2006/math" xmlns:r="http://schemas.openxmlformats.org/officeDocument/2006/relationships" xmlns:o="urn:schemas-microsoft-com:office:office" xmlns:v="urn:schemas-microsoft-com:vml" xmlns:w10="urn:schemas-microsoft-com:office:word" xmlns:a="http://schemas.openxmlformats.org/drawingml/2006/main" xmlns:pic="http://schemas.openxmlformats.org/drawingml/2006/picture" xmlns:wp="http://schemas.openxmlformats.org/drawingml/2006/wordprocessingDrawing">
+<w:document xmlns:m="http://schemas.openxmlformats.org/officeDocument/2006/math" xmlns:r="http://schemas.openxmlformats.org/officeDocument/2006/relationships" xmlns:w="http://schemas.openxmlformats.org/wordprocessingml/2006/main" xmlns:o="urn:schemas-microsoft-com:office:office" xmlns:v="urn:schemas-microsoft-com:vml" xmlns:w10="urn:schemas-microsoft-com:office:word" xmlns:a="http://schemas.openxmlformats.org/drawingml/2006/main" xmlns:pic="http://schemas.openxmlformats.org/drawingml/2006/picture" xmlns:wp="http://schemas.openxmlformats.org/drawingml/2006/wordprocessingDrawing">
   <w:body>
     <w:bookmarkStart w:id="27" w:name="光电二极管检测电路"/>
     <w:p>
@@ -9,7 +9,7 @@
       </w:pPr>
       <w:r>
         <w:rPr>
-          <w:rFonts w:hint="eastAsia"/>
+          <w:rFonts w:hint="eastAsia" w:eastAsia="黑体"/>
         </w:rPr>
         <w:t xml:space="preserve">光电二极管检测电路</w:t>
       </w:r>
@@ -21,7 +21,7 @@
       </w:pPr>
       <w:r>
         <w:rPr>
-          <w:rFonts w:hint="eastAsia"/>
+          <w:rFonts w:hint="eastAsia" w:eastAsia="黑体"/>
         </w:rPr>
         <w:t xml:space="preserve">拓扑描述</w:t>
       </w:r>
@@ -32,16 +32,19 @@
       </w:pPr>
       <w:r>
         <w:rPr>
-          <w:rFonts w:hint="eastAsia"/>
+          <w:rFonts w:hint="eastAsia" w:eastAsia="黑体"/>
         </w:rPr>
         <w:t xml:space="preserve">由</w:t>
       </w:r>
       <w:r>
+        <w:rPr>
+          <w:rFonts w:eastAsia="黑体"/>
+        </w:rPr>
         <w:t xml:space="preserve"> </w:t>
       </w:r>
       <w:r>
         <w:rPr>
-          <w:rFonts w:hint="eastAsia"/>
+          <w:rFonts w:hint="eastAsia" w:eastAsia="黑体"/>
           <w:b/>
           <w:bCs/>
         </w:rPr>
@@ -49,6 +52,7 @@
       </w:r>
       <w:r>
         <w:rPr>
+          <w:rFonts w:eastAsia="黑体"/>
           <w:b/>
           <w:bCs/>
         </w:rPr>
@@ -70,13 +74,13 @@
       </m:oMath>
       <w:r>
         <w:rPr>
-          <w:rFonts w:hint="eastAsia"/>
+          <w:rFonts w:hint="eastAsia" w:eastAsia="黑体"/>
         </w:rPr>
         <w:t xml:space="preserve">（工作于光导模式，反偏）、</w:t>
       </w:r>
       <w:r>
         <w:rPr>
-          <w:rFonts w:hint="eastAsia"/>
+          <w:rFonts w:hint="eastAsia" w:eastAsia="黑体"/>
           <w:b/>
           <w:bCs/>
         </w:rPr>
@@ -84,17 +88,21 @@
       </w:r>
       <w:r>
         <w:rPr>
+          <w:rFonts w:eastAsia="黑体"/>
           <w:b/>
           <w:bCs/>
         </w:rPr>
         <w:t xml:space="preserve"> A1</w:t>
       </w:r>
       <w:r>
+        <w:rPr>
+          <w:rFonts w:eastAsia="黑体"/>
+        </w:rPr>
         <w:t xml:space="preserve">、</w:t>
       </w:r>
       <w:r>
         <w:rPr>
-          <w:rFonts w:hint="eastAsia"/>
+          <w:rFonts w:hint="eastAsia" w:eastAsia="黑体"/>
           <w:b/>
           <w:bCs/>
         </w:rPr>
@@ -102,6 +110,7 @@
       </w:r>
       <w:r>
         <w:rPr>
+          <w:rFonts w:eastAsia="黑体"/>
           <w:b/>
           <w:bCs/>
         </w:rPr>
@@ -122,20 +131,26 @@
         </m:sSub>
       </m:oMath>
       <w:r>
+        <w:rPr>
+          <w:rFonts w:eastAsia="黑体"/>
+        </w:rPr>
         <w:t xml:space="preserve"> </w:t>
       </w:r>
       <w:r>
         <w:rPr>
-          <w:rFonts w:hint="eastAsia"/>
+          <w:rFonts w:hint="eastAsia" w:eastAsia="黑体"/>
         </w:rPr>
         <w:t xml:space="preserve">与并联的</w:t>
       </w:r>
       <w:r>
+        <w:rPr>
+          <w:rFonts w:eastAsia="黑体"/>
+        </w:rPr>
         <w:t xml:space="preserve"> </w:t>
       </w:r>
       <w:r>
         <w:rPr>
-          <w:rFonts w:hint="eastAsia"/>
+          <w:rFonts w:hint="eastAsia" w:eastAsia="黑体"/>
           <w:b/>
           <w:bCs/>
         </w:rPr>
@@ -143,6 +158,7 @@
       </w:r>
       <w:r>
         <w:rPr>
+          <w:rFonts w:eastAsia="黑体"/>
           <w:b/>
           <w:bCs/>
         </w:rPr>
@@ -163,26 +179,32 @@
         </m:sSub>
       </m:oMath>
       <w:r>
+        <w:rPr>
+          <w:rFonts w:eastAsia="黑体"/>
+        </w:rPr>
         <w:t xml:space="preserve"> </w:t>
       </w:r>
       <w:r>
         <w:rPr>
-          <w:rFonts w:hint="eastAsia"/>
+          <w:rFonts w:hint="eastAsia" w:eastAsia="黑体"/>
         </w:rPr>
         <w:t xml:space="preserve">组成跨阻放大器（TIA）。电路共有</w:t>
       </w:r>
       <w:r>
+        <w:rPr>
+          <w:rFonts w:eastAsia="黑体"/>
+        </w:rPr>
         <w:t xml:space="preserve"> 4 </w:t>
       </w:r>
       <w:r>
         <w:rPr>
-          <w:rFonts w:hint="eastAsia"/>
+          <w:rFonts w:hint="eastAsia" w:eastAsia="黑体"/>
         </w:rPr>
         <w:t xml:space="preserve">个关键节点：</w:t>
       </w:r>
       <w:r>
         <w:rPr>
-          <w:rFonts w:hint="eastAsia"/>
+          <w:rFonts w:hint="eastAsia" w:eastAsia="黑体"/>
           <w:b/>
           <w:bCs/>
         </w:rPr>
@@ -190,6 +212,7 @@
       </w:r>
       <w:r>
         <w:rPr>
+          <w:rFonts w:eastAsia="黑体"/>
           <w:b/>
           <w:bCs/>
         </w:rPr>
@@ -197,7 +220,7 @@
       </w:r>
       <w:r>
         <w:rPr>
-          <w:rFonts w:hint="eastAsia"/>
+          <w:rFonts w:hint="eastAsia" w:eastAsia="黑体"/>
           <w:b/>
           <w:bCs/>
         </w:rPr>
@@ -205,7 +228,7 @@
       </w:r>
       <w:r>
         <w:rPr>
-          <w:rFonts w:hint="eastAsia"/>
+          <w:rFonts w:hint="eastAsia" w:eastAsia="黑体"/>
         </w:rPr>
         <w:t xml:space="preserve">（</w:t>
       </w:r>
@@ -224,26 +247,32 @@
         </m:sSub>
       </m:oMath>
       <w:r>
+        <w:rPr>
+          <w:rFonts w:eastAsia="黑体"/>
+        </w:rPr>
         <w:t xml:space="preserve"> </w:t>
       </w:r>
       <w:r>
         <w:rPr>
-          <w:rFonts w:hint="eastAsia"/>
+          <w:rFonts w:hint="eastAsia" w:eastAsia="黑体"/>
         </w:rPr>
         <w:t xml:space="preserve">的阴极接反偏电压或</w:t>
       </w:r>
       <w:r>
+        <w:rPr>
+          <w:rFonts w:eastAsia="黑体"/>
+        </w:rPr>
         <w:t xml:space="preserve"> </w:t>
       </w:r>
       <w:r>
         <w:rPr>
-          <w:rFonts w:hint="eastAsia"/>
+          <w:rFonts w:hint="eastAsia" w:eastAsia="黑体"/>
         </w:rPr>
         <w:t xml:space="preserve">+V，使其反偏置）；</w:t>
       </w:r>
       <w:r>
         <w:rPr>
-          <w:rFonts w:hint="eastAsia"/>
+          <w:rFonts w:hint="eastAsia" w:eastAsia="黑体"/>
           <w:b/>
           <w:bCs/>
         </w:rPr>
@@ -251,6 +280,7 @@
       </w:r>
       <w:r>
         <w:rPr>
+          <w:rFonts w:eastAsia="黑体"/>
           <w:b/>
           <w:bCs/>
         </w:rPr>
@@ -258,7 +288,7 @@
       </w:r>
       <w:r>
         <w:rPr>
-          <w:rFonts w:hint="eastAsia"/>
+          <w:rFonts w:hint="eastAsia" w:eastAsia="黑体"/>
           <w:b/>
           <w:bCs/>
         </w:rPr>
@@ -266,7 +296,7 @@
       </w:r>
       <w:r>
         <w:rPr>
-          <w:rFonts w:hint="eastAsia"/>
+          <w:rFonts w:hint="eastAsia" w:eastAsia="黑体"/>
         </w:rPr>
         <w:t xml:space="preserve">（</w:t>
       </w:r>
@@ -285,24 +315,33 @@
         </m:sSub>
       </m:oMath>
       <w:r>
+        <w:rPr>
+          <w:rFonts w:eastAsia="黑体"/>
+        </w:rPr>
         <w:t xml:space="preserve"> </w:t>
       </w:r>
       <w:r>
         <w:rPr>
-          <w:rFonts w:hint="eastAsia"/>
+          <w:rFonts w:hint="eastAsia" w:eastAsia="黑体"/>
         </w:rPr>
         <w:t xml:space="preserve">的阳极、A1</w:t>
       </w:r>
       <w:r>
+        <w:rPr>
+          <w:rFonts w:eastAsia="黑体"/>
+        </w:rPr>
         <w:t xml:space="preserve"> </w:t>
       </w:r>
       <w:r>
         <w:rPr>
-          <w:rFonts w:hint="eastAsia"/>
+          <w:rFonts w:hint="eastAsia" w:eastAsia="黑体"/>
         </w:rPr>
         <w:t xml:space="preserve">的反相输入端</w:t>
       </w:r>
       <w:r>
+        <w:rPr>
+          <w:rFonts w:eastAsia="黑体"/>
+        </w:rPr>
         <w:t xml:space="preserve"> IN−、</w:t>
       </w:r>
       <m:oMath>
@@ -320,15 +359,21 @@
         </m:sSub>
       </m:oMath>
       <w:r>
+        <w:rPr>
+          <w:rFonts w:eastAsia="黑体"/>
+        </w:rPr>
         <w:t xml:space="preserve"> </w:t>
       </w:r>
       <w:r>
         <w:rPr>
-          <w:rFonts w:hint="eastAsia"/>
+          <w:rFonts w:hint="eastAsia" w:eastAsia="黑体"/>
         </w:rPr>
         <w:t xml:space="preserve">一端与</w:t>
       </w:r>
       <w:r>
+        <w:rPr>
+          <w:rFonts w:eastAsia="黑体"/>
+        </w:rPr>
         <w:t xml:space="preserve"> </w:t>
       </w:r>
       <m:oMath>
@@ -346,17 +391,20 @@
         </m:sSub>
       </m:oMath>
       <w:r>
+        <w:rPr>
+          <w:rFonts w:eastAsia="黑体"/>
+        </w:rPr>
         <w:t xml:space="preserve"> </w:t>
       </w:r>
       <w:r>
         <w:rPr>
-          <w:rFonts w:hint="eastAsia"/>
+          <w:rFonts w:hint="eastAsia" w:eastAsia="黑体"/>
         </w:rPr>
         <w:t xml:space="preserve">一端相连）；</w:t>
       </w:r>
       <w:r>
         <w:rPr>
-          <w:rFonts w:hint="eastAsia"/>
+          <w:rFonts w:hint="eastAsia" w:eastAsia="黑体"/>
           <w:b/>
           <w:bCs/>
         </w:rPr>
@@ -364,6 +412,7 @@
       </w:r>
       <w:r>
         <w:rPr>
+          <w:rFonts w:eastAsia="黑体"/>
           <w:b/>
           <w:bCs/>
         </w:rPr>
@@ -371,7 +420,7 @@
       </w:r>
       <w:r>
         <w:rPr>
-          <w:rFonts w:hint="eastAsia"/>
+          <w:rFonts w:hint="eastAsia" w:eastAsia="黑体"/>
           <w:b/>
           <w:bCs/>
         </w:rPr>
@@ -379,40 +428,49 @@
       </w:r>
       <w:r>
         <w:rPr>
-          <w:rFonts w:hint="eastAsia"/>
+          <w:rFonts w:hint="eastAsia" w:eastAsia="黑体"/>
         </w:rPr>
         <w:t xml:space="preserve">（A1</w:t>
       </w:r>
       <w:r>
+        <w:rPr>
+          <w:rFonts w:eastAsia="黑体"/>
+        </w:rPr>
         <w:t xml:space="preserve"> </w:t>
       </w:r>
       <w:r>
         <w:rPr>
-          <w:rFonts w:hint="eastAsia"/>
+          <w:rFonts w:hint="eastAsia" w:eastAsia="黑体"/>
         </w:rPr>
         <w:t xml:space="preserve">的同相输入端</w:t>
       </w:r>
       <w:r>
+        <w:rPr>
+          <w:rFonts w:eastAsia="黑体"/>
+        </w:rPr>
         <w:t xml:space="preserve"> IN+ </w:t>
       </w:r>
       <w:r>
         <w:rPr>
-          <w:rFonts w:hint="eastAsia"/>
+          <w:rFonts w:hint="eastAsia" w:eastAsia="黑体"/>
         </w:rPr>
         <w:t xml:space="preserve">接地</w:t>
       </w:r>
       <w:r>
+        <w:rPr>
+          <w:rFonts w:eastAsia="黑体"/>
+        </w:rPr>
         <w:t xml:space="preserve"> </w:t>
       </w:r>
       <w:r>
         <w:rPr>
-          <w:rFonts w:hint="eastAsia"/>
+          <w:rFonts w:hint="eastAsia" w:eastAsia="黑体"/>
         </w:rPr>
         <w:t xml:space="preserve">GND）；</w:t>
       </w:r>
       <w:r>
         <w:rPr>
-          <w:rFonts w:hint="eastAsia"/>
+          <w:rFonts w:hint="eastAsia" w:eastAsia="黑体"/>
           <w:b/>
           <w:bCs/>
         </w:rPr>
@@ -420,6 +478,7 @@
       </w:r>
       <w:r>
         <w:rPr>
+          <w:rFonts w:eastAsia="黑体"/>
           <w:b/>
           <w:bCs/>
         </w:rPr>
@@ -427,7 +486,7 @@
       </w:r>
       <w:r>
         <w:rPr>
-          <w:rFonts w:hint="eastAsia"/>
+          <w:rFonts w:hint="eastAsia" w:eastAsia="黑体"/>
           <w:b/>
           <w:bCs/>
         </w:rPr>
@@ -435,29 +494,38 @@
       </w:r>
       <w:r>
         <w:rPr>
-          <w:rFonts w:hint="eastAsia"/>
+          <w:rFonts w:hint="eastAsia" w:eastAsia="黑体"/>
         </w:rPr>
         <w:t xml:space="preserve">（A1</w:t>
       </w:r>
       <w:r>
+        <w:rPr>
+          <w:rFonts w:eastAsia="黑体"/>
+        </w:rPr>
         <w:t xml:space="preserve"> </w:t>
       </w:r>
       <w:r>
         <w:rPr>
-          <w:rFonts w:hint="eastAsia"/>
+          <w:rFonts w:hint="eastAsia" w:eastAsia="黑体"/>
         </w:rPr>
         <w:t xml:space="preserve">的输出端</w:t>
       </w:r>
       <w:r>
+        <w:rPr>
+          <w:rFonts w:eastAsia="黑体"/>
+        </w:rPr>
         <w:t xml:space="preserve"> OUT </w:t>
       </w:r>
       <w:r>
         <w:rPr>
-          <w:rFonts w:hint="eastAsia"/>
+          <w:rFonts w:hint="eastAsia" w:eastAsia="黑体"/>
         </w:rPr>
         <w:t xml:space="preserve">与</w:t>
       </w:r>
       <w:r>
+        <w:rPr>
+          <w:rFonts w:eastAsia="黑体"/>
+        </w:rPr>
         <w:t xml:space="preserve"> </w:t>
       </w:r>
       <m:oMath>
@@ -475,6 +543,9 @@
         </m:sSub>
       </m:oMath>
       <w:r>
+        <w:rPr>
+          <w:rFonts w:eastAsia="黑体"/>
+        </w:rPr>
         <w:t xml:space="preserve">、</w:t>
       </w:r>
       <m:oMath>
@@ -492,15 +563,21 @@
         </m:sSub>
       </m:oMath>
       <w:r>
+        <w:rPr>
+          <w:rFonts w:eastAsia="黑体"/>
+        </w:rPr>
         <w:t xml:space="preserve"> </w:t>
       </w:r>
       <w:r>
         <w:rPr>
-          <w:rFonts w:hint="eastAsia"/>
+          <w:rFonts w:hint="eastAsia" w:eastAsia="黑体"/>
         </w:rPr>
         <w:t xml:space="preserve">的另一端相连，作为</w:t>
       </w:r>
       <w:r>
+        <w:rPr>
+          <w:rFonts w:eastAsia="黑体"/>
+        </w:rPr>
         <w:t xml:space="preserve"> </w:t>
       </w:r>
       <m:oMath>
@@ -525,7 +602,7 @@
       </m:oMath>
       <w:r>
         <w:rPr>
-          <w:rFonts w:hint="eastAsia"/>
+          <w:rFonts w:hint="eastAsia" w:eastAsia="黑体"/>
         </w:rPr>
         <w:t xml:space="preserve">）。</w:t>
       </w:r>
@@ -534,7 +611,7 @@
       <w:pPr/>
       <w:r>
         <w:rPr>
-          <w:rFonts w:hint="eastAsia"/>
+          <w:rFonts w:hint="eastAsia" w:eastAsia="黑体"/>
         </w:rPr>
         <w:t xml:space="preserve">各元件管脚连接：</w:t>
       </w:r>
@@ -553,90 +630,118 @@
         </m:sSub>
       </m:oMath>
       <w:r>
+        <w:rPr>
+          <w:rFonts w:eastAsia="黑体"/>
+        </w:rPr>
         <w:t xml:space="preserve"> </w:t>
       </w:r>
       <w:r>
         <w:rPr>
-          <w:rFonts w:hint="eastAsia"/>
+          <w:rFonts w:hint="eastAsia" w:eastAsia="黑体"/>
         </w:rPr>
         <w:t xml:space="preserve">阴极接节点①、阳极接节点②；</w:t>
       </w:r>
       <w:r>
         <w:rPr>
+          <w:rFonts w:eastAsia="黑体"/>
           <w:b/>
           <w:bCs/>
         </w:rPr>
         <w:t xml:space="preserve">A1</w:t>
       </w:r>
       <w:r>
+        <w:rPr>
+          <w:rFonts w:eastAsia="黑体"/>
+        </w:rPr>
         <w:t xml:space="preserve"> </w:t>
       </w:r>
       <w:r>
         <w:rPr>
-          <w:rFonts w:hint="eastAsia"/>
+          <w:rFonts w:hint="eastAsia" w:eastAsia="黑体"/>
         </w:rPr>
         <w:t xml:space="preserve">的</w:t>
       </w:r>
       <w:r>
+        <w:rPr>
+          <w:rFonts w:eastAsia="黑体"/>
+        </w:rPr>
         <w:t xml:space="preserve"> IN− </w:t>
       </w:r>
       <w:r>
         <w:rPr>
-          <w:rFonts w:hint="eastAsia"/>
+          <w:rFonts w:hint="eastAsia" w:eastAsia="黑体"/>
         </w:rPr>
         <w:t xml:space="preserve">接节点②、IN+</w:t>
       </w:r>
       <w:r>
+        <w:rPr>
+          <w:rFonts w:eastAsia="黑体"/>
+        </w:rPr>
         <w:t xml:space="preserve"> </w:t>
       </w:r>
       <w:r>
         <w:rPr>
-          <w:rFonts w:hint="eastAsia"/>
+          <w:rFonts w:hint="eastAsia" w:eastAsia="黑体"/>
         </w:rPr>
         <w:t xml:space="preserve">接节点③、OUT</w:t>
       </w:r>
       <w:r>
+        <w:rPr>
+          <w:rFonts w:eastAsia="黑体"/>
+        </w:rPr>
         <w:t xml:space="preserve"> </w:t>
       </w:r>
       <w:r>
         <w:rPr>
-          <w:rFonts w:hint="eastAsia"/>
+          <w:rFonts w:hint="eastAsia" w:eastAsia="黑体"/>
         </w:rPr>
         <w:t xml:space="preserve">接节点④、正电源</w:t>
       </w:r>
       <w:r>
+        <w:rPr>
+          <w:rFonts w:eastAsia="黑体"/>
+        </w:rPr>
         <w:t xml:space="preserve"> V+ </w:t>
       </w:r>
       <w:r>
         <w:rPr>
-          <w:rFonts w:hint="eastAsia"/>
+          <w:rFonts w:hint="eastAsia" w:eastAsia="黑体"/>
         </w:rPr>
         <w:t xml:space="preserve">接</w:t>
       </w:r>
       <w:r>
+        <w:rPr>
+          <w:rFonts w:eastAsia="黑体"/>
+        </w:rPr>
         <w:t xml:space="preserve"> </w:t>
       </w:r>
       <w:r>
         <w:rPr>
-          <w:rFonts w:hint="eastAsia"/>
+          <w:rFonts w:hint="eastAsia" w:eastAsia="黑体"/>
         </w:rPr>
         <w:t xml:space="preserve">+VCC、负电源</w:t>
       </w:r>
       <w:r>
+        <w:rPr>
+          <w:rFonts w:eastAsia="黑体"/>
+        </w:rPr>
         <w:t xml:space="preserve"> V− </w:t>
       </w:r>
       <w:r>
         <w:rPr>
-          <w:rFonts w:hint="eastAsia"/>
+          <w:rFonts w:hint="eastAsia" w:eastAsia="黑体"/>
         </w:rPr>
         <w:t xml:space="preserve">接</w:t>
       </w:r>
       <w:r>
+        <w:rPr>
+          <w:rFonts w:eastAsia="黑体"/>
+        </w:rPr>
         <w:t xml:space="preserve"> </w:t>
       </w:r>
       <w:r>
         <w:rPr>
-          <w:rFonts w:hint="eastAsia"/>
+          <w:rFonts w:hint="eastAsia" w:eastAsia="黑体"/>
         </w:rPr>
         <w:t xml:space="preserve">−VEE；</w:t>
       </w:r>
@@ -655,11 +760,14 @@
         </m:sSub>
       </m:oMath>
       <w:r>
+        <w:rPr>
+          <w:rFonts w:eastAsia="黑体"/>
+        </w:rPr>
         <w:t xml:space="preserve"> </w:t>
       </w:r>
       <w:r>
         <w:rPr>
-          <w:rFonts w:hint="eastAsia"/>
+          <w:rFonts w:hint="eastAsia" w:eastAsia="黑体"/>
         </w:rPr>
         <w:t xml:space="preserve">一端接节点②、另一端接节点④；</w:t>
       </w:r>
@@ -678,11 +786,14 @@
         </m:sSub>
       </m:oMath>
       <w:r>
+        <w:rPr>
+          <w:rFonts w:eastAsia="黑体"/>
+        </w:rPr>
         <w:t xml:space="preserve"> </w:t>
       </w:r>
       <w:r>
         <w:rPr>
-          <w:rFonts w:hint="eastAsia"/>
+          <w:rFonts w:hint="eastAsia" w:eastAsia="黑体"/>
         </w:rPr>
         <w:t xml:space="preserve">一端接节点②、另一端接节点④。</w:t>
       </w:r>
@@ -691,20 +802,26 @@
       <w:pPr/>
       <w:r>
         <w:rPr>
-          <w:rFonts w:hint="eastAsia"/>
+          <w:rFonts w:hint="eastAsia" w:eastAsia="黑体"/>
         </w:rPr>
         <w:t xml:space="preserve">由此构成”反偏光导模式光电二极管</w:t>
       </w:r>
       <w:r>
+        <w:rPr>
+          <w:rFonts w:eastAsia="黑体"/>
+        </w:rPr>
         <w:t xml:space="preserve"> + </w:t>
       </w:r>
       <w:r>
         <w:rPr>
-          <w:rFonts w:hint="eastAsia"/>
+          <w:rFonts w:hint="eastAsia" w:eastAsia="黑体"/>
         </w:rPr>
         <w:t xml:space="preserve">跨阻放大”组态，光电流</w:t>
       </w:r>
       <w:r>
+        <w:rPr>
+          <w:rFonts w:eastAsia="黑体"/>
+        </w:rPr>
         <w:t xml:space="preserve"> </w:t>
       </w:r>
       <m:oMath>
@@ -722,15 +839,21 @@
         </m:sSub>
       </m:oMath>
       <w:r>
+        <w:rPr>
+          <w:rFonts w:eastAsia="黑体"/>
+        </w:rPr>
         <w:t xml:space="preserve"> </w:t>
       </w:r>
       <w:r>
         <w:rPr>
-          <w:rFonts w:hint="eastAsia"/>
+          <w:rFonts w:hint="eastAsia" w:eastAsia="黑体"/>
         </w:rPr>
         <w:t xml:space="preserve">从反相端全部流过</w:t>
       </w:r>
       <w:r>
+        <w:rPr>
+          <w:rFonts w:eastAsia="黑体"/>
+        </w:rPr>
         <w:t xml:space="preserve"> </w:t>
       </w:r>
       <m:oMath>
@@ -749,11 +872,14 @@
       </m:oMath>
       <w:r>
         <w:rPr>
-          <w:rFonts w:hint="eastAsia"/>
+          <w:rFonts w:hint="eastAsia" w:eastAsia="黑体"/>
         </w:rPr>
         <w:t xml:space="preserve">，输出</w:t>
       </w:r>
       <w:r>
+        <w:rPr>
+          <w:rFonts w:eastAsia="黑体"/>
+        </w:rPr>
         <w:t xml:space="preserve"> </w:t>
       </w:r>
       <m:oMath>
@@ -814,7 +940,7 @@
       </m:oMath>
       <w:r>
         <w:rPr>
-          <w:rFonts w:hint="eastAsia"/>
+          <w:rFonts w:hint="eastAsia" w:eastAsia="黑体"/>
         </w:rPr>
         <w:t xml:space="preserve">，实现光电流到电压的标准转换，是精密光电检测的典型拓扑。</w:t>
       </w:r>
@@ -827,7 +953,7 @@
       </w:pPr>
       <w:r>
         <w:rPr>
-          <w:rFonts w:hint="eastAsia"/>
+          <w:rFonts w:hint="eastAsia" w:eastAsia="黑体"/>
         </w:rPr>
         <w:t xml:space="preserve">工作原理</w:t>
       </w:r>
@@ -838,47 +964,62 @@
       </w:pPr>
       <w:r>
         <w:rPr>
-          <w:rFonts w:hint="eastAsia"/>
+          <w:rFonts w:hint="eastAsia" w:eastAsia="黑体"/>
         </w:rPr>
         <w:t xml:space="preserve">光照在</w:t>
       </w:r>
       <w:r>
+        <w:rPr>
+          <w:rFonts w:eastAsia="黑体"/>
+        </w:rPr>
         <w:t xml:space="preserve"> PN </w:t>
       </w:r>
       <w:r>
         <w:rPr>
-          <w:rFonts w:hint="eastAsia"/>
+          <w:rFonts w:hint="eastAsia" w:eastAsia="黑体"/>
         </w:rPr>
         <w:t xml:space="preserve">结上产生与光强成正比的光电流</w:t>
       </w:r>
       <w:r>
+        <w:rPr>
+          <w:rFonts w:eastAsia="黑体"/>
+        </w:rPr>
         <w:t xml:space="preserve"> </w:t>
       </w:r>
       <w:r>
         <w:rPr>
-          <w:rFonts w:hint="eastAsia"/>
+          <w:rFonts w:hint="eastAsia" w:eastAsia="黑体"/>
         </w:rPr>
         <w:t xml:space="preserve">I_p，I_p</w:t>
       </w:r>
       <w:r>
+        <w:rPr>
+          <w:rFonts w:eastAsia="黑体"/>
+        </w:rPr>
         <w:t xml:space="preserve"> </w:t>
       </w:r>
       <w:r>
         <w:rPr>
-          <w:rFonts w:hint="eastAsia"/>
+          <w:rFonts w:hint="eastAsia" w:eastAsia="黑体"/>
         </w:rPr>
         <w:t xml:space="preserve">从反相输入端流出、全部流过反馈电阻</w:t>
       </w:r>
       <w:r>
+        <w:rPr>
+          <w:rFonts w:eastAsia="黑体"/>
+        </w:rPr>
         <w:t xml:space="preserve"> </w:t>
       </w:r>
       <w:r>
         <w:rPr>
-          <w:rFonts w:hint="eastAsia"/>
+          <w:rFonts w:hint="eastAsia" w:eastAsia="黑体"/>
         </w:rPr>
         <w:t xml:space="preserve">R_f，因此输出电压</w:t>
       </w:r>
       <w:r>
+        <w:rPr>
+          <w:rFonts w:eastAsia="黑体"/>
+        </w:rPr>
         <w:t xml:space="preserve"> </w:t>
       </w:r>
       <m:oMath>
@@ -939,7 +1080,7 @@
       </m:oMath>
       <w:r>
         <w:rPr>
-          <w:rFonts w:hint="eastAsia"/>
+          <w:rFonts w:hint="eastAsia" w:eastAsia="黑体"/>
         </w:rPr>
         <w:t xml:space="preserve">，实现电流—电压转换。</w:t>
       </w:r>
@@ -952,7 +1093,7 @@
       </w:pPr>
       <w:r>
         <w:rPr>
-          <w:rFonts w:hint="eastAsia"/>
+          <w:rFonts w:hint="eastAsia" w:eastAsia="黑体"/>
         </w:rPr>
         <w:t xml:space="preserve">关键计算公式</w:t>
       </w:r>
@@ -966,7 +1107,7 @@
       </w:pPr>
       <w:r>
         <w:rPr>
-          <w:rFonts w:hint="eastAsia"/>
+          <w:rFonts w:hint="eastAsia" w:eastAsia="黑体"/>
         </w:rPr>
         <w:t xml:space="preserve">输出电压（理想）：</w:t>
       </w:r>
@@ -1047,7 +1188,7 @@
       </w:pPr>
       <w:r>
         <w:rPr>
-          <w:rFonts w:hint="eastAsia"/>
+          <w:rFonts w:hint="eastAsia" w:eastAsia="黑体"/>
         </w:rPr>
         <w:t xml:space="preserve">光电流：</w:t>
       </w:r>
@@ -1113,16 +1254,19 @@
       </w:pPr>
       <w:r>
         <w:rPr>
-          <w:rFonts w:hint="eastAsia"/>
+          <w:rFonts w:hint="eastAsia" w:eastAsia="黑体"/>
         </w:rPr>
         <w:t xml:space="preserve">带宽（受反馈电容</w:t>
       </w:r>
       <w:r>
+        <w:rPr>
+          <w:rFonts w:eastAsia="黑体"/>
+        </w:rPr>
         <w:t xml:space="preserve"> C_f </w:t>
       </w:r>
       <w:r>
         <w:rPr>
-          <w:rFonts w:hint="eastAsia"/>
+          <w:rFonts w:hint="eastAsia" w:eastAsia="黑体"/>
         </w:rPr>
         <w:t xml:space="preserve">与增益带宽积限制）：</w:t>
       </w:r>
@@ -1221,7 +1365,7 @@
       </w:pPr>
       <w:r>
         <w:rPr>
-          <w:rFonts w:hint="eastAsia"/>
+          <w:rFonts w:hint="eastAsia" w:eastAsia="黑体"/>
         </w:rPr>
         <w:t xml:space="preserve">反偏模式下总电流：</w:t>
       </w:r>
@@ -1317,7 +1461,7 @@
       </w:pPr>
       <w:r>
         <w:rPr>
-          <w:rFonts w:hint="eastAsia"/>
+          <w:rFonts w:hint="eastAsia" w:eastAsia="黑体"/>
         </w:rPr>
         <w:t xml:space="preserve">暗电流随温度近似规律：</w:t>
       </w:r>
@@ -1501,7 +1645,7 @@
             </w:pPr>
             <w:r>
               <w:rPr>
-                <w:rFonts w:hint="eastAsia"/>
+                <w:rFonts w:hint="eastAsia" w:eastAsia="黑体"/>
               </w:rPr>
               <w:t xml:space="preserve">符号</w:t>
             </w:r>
@@ -1515,7 +1659,7 @@
             </w:pPr>
             <w:r>
               <w:rPr>
-                <w:rFonts w:hint="eastAsia"/>
+                <w:rFonts w:hint="eastAsia" w:eastAsia="黑体"/>
               </w:rPr>
               <w:t xml:space="preserve">含义</w:t>
             </w:r>
@@ -1529,7 +1673,7 @@
             </w:pPr>
             <w:r>
               <w:rPr>
-                <w:rFonts w:hint="eastAsia"/>
+                <w:rFonts w:hint="eastAsia" w:eastAsia="黑体"/>
               </w:rPr>
               <w:t xml:space="preserve">单位</w:t>
             </w:r>
@@ -1558,6 +1702,9 @@
               </m:sSub>
             </m:oMath>
             <w:r>
+              <w:rPr>
+                <w:rFonts w:eastAsia="黑体"/>
+              </w:rPr>
               <w:t xml:space="preserve">​</w:t>
             </w:r>
           </w:p>
@@ -1570,7 +1717,7 @@
             </w:pPr>
             <w:r>
               <w:rPr>
-                <w:rFonts w:hint="eastAsia"/>
+                <w:rFonts w:hint="eastAsia" w:eastAsia="黑体"/>
               </w:rPr>
               <w:t xml:space="preserve">光电流</w:t>
             </w:r>
@@ -1583,6 +1730,9 @@
               <w:pStyle w:val="Compact"/>
             </w:pPr>
             <w:r>
+              <w:rPr>
+                <w:rFonts w:eastAsia="黑体"/>
+              </w:rPr>
               <w:t xml:space="preserve">A</w:t>
             </w:r>
           </w:p>
@@ -1610,6 +1760,9 @@
               </m:sSub>
             </m:oMath>
             <w:r>
+              <w:rPr>
+                <w:rFonts w:eastAsia="黑体"/>
+              </w:rPr>
               <w:t xml:space="preserve">​</w:t>
             </w:r>
           </w:p>
@@ -1622,7 +1775,7 @@
             </w:pPr>
             <w:r>
               <w:rPr>
-                <w:rFonts w:hint="eastAsia"/>
+                <w:rFonts w:hint="eastAsia" w:eastAsia="黑体"/>
               </w:rPr>
               <w:t xml:space="preserve">光谱响应度</w:t>
             </w:r>
@@ -1635,6 +1788,9 @@
               <w:pStyle w:val="Compact"/>
             </w:pPr>
             <w:r>
+              <w:rPr>
+                <w:rFonts w:eastAsia="黑体"/>
+              </w:rPr>
               <w:t xml:space="preserve">A/W</w:t>
             </w:r>
           </w:p>
@@ -1653,6 +1809,9 @@
               </m:r>
             </m:oMath>
             <w:r>
+              <w:rPr>
+                <w:rFonts w:eastAsia="黑体"/>
+              </w:rPr>
               <w:t xml:space="preserve">​</w:t>
             </w:r>
           </w:p>
@@ -1665,7 +1824,7 @@
             </w:pPr>
             <w:r>
               <w:rPr>
-                <w:rFonts w:hint="eastAsia"/>
+                <w:rFonts w:hint="eastAsia" w:eastAsia="黑体"/>
               </w:rPr>
               <w:t xml:space="preserve">入射光功率</w:t>
             </w:r>
@@ -1678,6 +1837,9 @@
               <w:pStyle w:val="Compact"/>
             </w:pPr>
             <w:r>
+              <w:rPr>
+                <w:rFonts w:eastAsia="黑体"/>
+              </w:rPr>
               <w:t xml:space="preserve">W</w:t>
             </w:r>
           </w:p>
@@ -1705,6 +1867,9 @@
               </m:sSub>
             </m:oMath>
             <w:r>
+              <w:rPr>
+                <w:rFonts w:eastAsia="黑体"/>
+              </w:rPr>
               <w:t xml:space="preserve">​</w:t>
             </w:r>
           </w:p>
@@ -1717,7 +1882,7 @@
             </w:pPr>
             <w:r>
               <w:rPr>
-                <w:rFonts w:hint="eastAsia"/>
+                <w:rFonts w:hint="eastAsia" w:eastAsia="黑体"/>
               </w:rPr>
               <w:t xml:space="preserve">反馈电阻</w:t>
             </w:r>
@@ -1730,6 +1895,9 @@
               <w:pStyle w:val="Compact"/>
             </w:pPr>
             <w:r>
+              <w:rPr>
+                <w:rFonts w:eastAsia="黑体"/>
+              </w:rPr>
               <w:t xml:space="preserve">Ω</w:t>
             </w:r>
           </w:p>
@@ -1757,6 +1925,9 @@
               </m:sSub>
             </m:oMath>
             <w:r>
+              <w:rPr>
+                <w:rFonts w:eastAsia="黑体"/>
+              </w:rPr>
               <w:t xml:space="preserve">​</w:t>
             </w:r>
           </w:p>
@@ -1769,7 +1940,7 @@
             </w:pPr>
             <w:r>
               <w:rPr>
-                <w:rFonts w:hint="eastAsia"/>
+                <w:rFonts w:hint="eastAsia" w:eastAsia="黑体"/>
               </w:rPr>
               <w:t xml:space="preserve">反馈电容</w:t>
             </w:r>
@@ -1782,6 +1953,9 @@
               <w:pStyle w:val="Compact"/>
             </w:pPr>
             <w:r>
+              <w:rPr>
+                <w:rFonts w:eastAsia="黑体"/>
+              </w:rPr>
               <w:t xml:space="preserve">F</w:t>
             </w:r>
           </w:p>
@@ -1818,6 +1992,9 @@
               </m:sSub>
             </m:oMath>
             <w:r>
+              <w:rPr>
+                <w:rFonts w:eastAsia="黑体"/>
+              </w:rPr>
               <w:t xml:space="preserve">​</w:t>
             </w:r>
           </w:p>
@@ -1830,7 +2007,7 @@
             </w:pPr>
             <w:r>
               <w:rPr>
-                <w:rFonts w:hint="eastAsia"/>
+                <w:rFonts w:hint="eastAsia" w:eastAsia="黑体"/>
               </w:rPr>
               <w:t xml:space="preserve">暗电流</w:t>
             </w:r>
@@ -1843,6 +2020,9 @@
               <w:pStyle w:val="Compact"/>
             </w:pPr>
             <w:r>
+              <w:rPr>
+                <w:rFonts w:eastAsia="黑体"/>
+              </w:rPr>
               <w:t xml:space="preserve">A</w:t>
             </w:r>
           </w:p>
@@ -1861,6 +2041,9 @@
               </m:r>
             </m:oMath>
             <w:r>
+              <w:rPr>
+                <w:rFonts w:eastAsia="黑体"/>
+              </w:rPr>
               <w:t xml:space="preserve">​</w:t>
             </w:r>
           </w:p>
@@ -1873,7 +2056,7 @@
             </w:pPr>
             <w:r>
               <w:rPr>
-                <w:rFonts w:hint="eastAsia"/>
+                <w:rFonts w:hint="eastAsia" w:eastAsia="黑体"/>
               </w:rPr>
               <w:t xml:space="preserve">结温</w:t>
             </w:r>
@@ -1886,6 +2069,9 @@
               <w:pStyle w:val="Compact"/>
             </w:pPr>
             <w:r>
+              <w:rPr>
+                <w:rFonts w:eastAsia="黑体"/>
+              </w:rPr>
               <w:t xml:space="preserve">°C</w:t>
             </w:r>
           </w:p>
@@ -1900,7 +2086,7 @@
       </w:pPr>
       <w:r>
         <w:rPr>
-          <w:rFonts w:hint="eastAsia"/>
+          <w:rFonts w:hint="eastAsia" w:eastAsia="黑体"/>
         </w:rPr>
         <w:t xml:space="preserve">元件调整影响</w:t>
       </w:r>
@@ -1915,20 +2101,27 @@
       </w:pPr>
       <w:r>
         <w:rPr>
+          <w:rFonts w:eastAsia="黑体"/>
           <w:b/>
           <w:bCs/>
         </w:rPr>
         <w:t xml:space="preserve">R_f ↑</w:t>
       </w:r>
       <w:r>
+        <w:rPr>
+          <w:rFonts w:eastAsia="黑体"/>
+        </w:rPr>
         <w:t xml:space="preserve"> </w:t>
       </w:r>
       <w:r>
+        <w:rPr>
+          <w:rFonts w:eastAsia="黑体"/>
+        </w:rPr>
         <w:t xml:space="preserve">→ </w:t>
       </w:r>
       <w:r>
         <w:rPr>
-          <w:rFonts w:hint="eastAsia"/>
+          <w:rFonts w:hint="eastAsia" w:eastAsia="黑体"/>
         </w:rPr>
         <w:t xml:space="preserve">输出电压增益（跨阻）增大，但带宽下降、噪声增益增大。</w:t>
       </w:r>
@@ -1943,20 +2136,27 @@
       </w:pPr>
       <w:r>
         <w:rPr>
+          <w:rFonts w:eastAsia="黑体"/>
           <w:b/>
           <w:bCs/>
         </w:rPr>
         <w:t xml:space="preserve">R_f ↓</w:t>
       </w:r>
       <w:r>
+        <w:rPr>
+          <w:rFonts w:eastAsia="黑体"/>
+        </w:rPr>
         <w:t xml:space="preserve"> </w:t>
       </w:r>
       <w:r>
+        <w:rPr>
+          <w:rFonts w:eastAsia="黑体"/>
+        </w:rPr>
         <w:t xml:space="preserve">→ </w:t>
       </w:r>
       <w:r>
         <w:rPr>
-          <w:rFonts w:hint="eastAsia"/>
+          <w:rFonts w:hint="eastAsia" w:eastAsia="黑体"/>
         </w:rPr>
         <w:t xml:space="preserve">增益降低，带宽提高。</w:t>
       </w:r>
@@ -1971,20 +2171,27 @@
       </w:pPr>
       <w:r>
         <w:rPr>
+          <w:rFonts w:eastAsia="黑体"/>
           <w:b/>
           <w:bCs/>
         </w:rPr>
         <w:t xml:space="preserve">C_f ↑</w:t>
       </w:r>
       <w:r>
+        <w:rPr>
+          <w:rFonts w:eastAsia="黑体"/>
+        </w:rPr>
         <w:t xml:space="preserve"> </w:t>
       </w:r>
       <w:r>
+        <w:rPr>
+          <w:rFonts w:eastAsia="黑体"/>
+        </w:rPr>
         <w:t xml:space="preserve">→ </w:t>
       </w:r>
       <w:r>
         <w:rPr>
-          <w:rFonts w:hint="eastAsia"/>
+          <w:rFonts w:hint="eastAsia" w:eastAsia="黑体"/>
         </w:rPr>
         <w:t xml:space="preserve">补偿带宽、提高稳定性，但上限带宽降低。</w:t>
       </w:r>
@@ -1999,7 +2206,7 @@
       </w:pPr>
       <w:r>
         <w:rPr>
-          <w:rFonts w:hint="eastAsia"/>
+          <w:rFonts w:hint="eastAsia" w:eastAsia="黑体"/>
           <w:b/>
           <w:bCs/>
         </w:rPr>
@@ -2007,20 +2214,27 @@
       </w:r>
       <w:r>
         <w:rPr>
+          <w:rFonts w:eastAsia="黑体"/>
           <w:b/>
           <w:bCs/>
         </w:rPr>
         <w:t xml:space="preserve"> ↑</w:t>
       </w:r>
       <w:r>
+        <w:rPr>
+          <w:rFonts w:eastAsia="黑体"/>
+        </w:rPr>
         <w:t xml:space="preserve"> </w:t>
       </w:r>
       <w:r>
+        <w:rPr>
+          <w:rFonts w:eastAsia="黑体"/>
+        </w:rPr>
         <w:t xml:space="preserve">→ </w:t>
       </w:r>
       <w:r>
         <w:rPr>
-          <w:rFonts w:hint="eastAsia"/>
+          <w:rFonts w:hint="eastAsia" w:eastAsia="黑体"/>
         </w:rPr>
         <w:t xml:space="preserve">结电容减小、响应变快，但暗电流和噪声增大。</w:t>
       </w:r>
@@ -2033,7 +2247,7 @@
       </w:pPr>
       <w:r>
         <w:rPr>
-          <w:rFonts w:hint="eastAsia"/>
+          <w:rFonts w:hint="eastAsia" w:eastAsia="黑体"/>
         </w:rPr>
         <w:t xml:space="preserve">典型参数示例</w:t>
       </w:r>
@@ -2048,11 +2262,14 @@
       </w:pPr>
       <w:r>
         <w:rPr>
-          <w:rFonts w:hint="eastAsia"/>
+          <w:rFonts w:hint="eastAsia" w:eastAsia="黑体"/>
         </w:rPr>
         <w:t xml:space="preserve">取</w:t>
       </w:r>
       <w:r>
+        <w:rPr>
+          <w:rFonts w:eastAsia="黑体"/>
+        </w:rPr>
         <w:t xml:space="preserve"> </w:t>
       </w:r>
       <m:oMath>
@@ -2092,6 +2309,9 @@
         </m:r>
       </m:oMath>
       <w:r>
+        <w:rPr>
+          <w:rFonts w:eastAsia="黑体"/>
+        </w:rPr>
         <w:t xml:space="preserve">、</w:t>
       </w:r>
       <m:oMath>
@@ -2129,7 +2349,7 @@
       </m:oMath>
       <w:r>
         <w:rPr>
-          <w:rFonts w:hint="eastAsia"/>
+          <w:rFonts w:hint="eastAsia" w:eastAsia="黑体"/>
         </w:rPr>
         <w:t xml:space="preserve">：</w:t>
       </w:r>
@@ -2233,6 +2453,9 @@
         </m:r>
       </m:oMath>
       <w:r>
+        <w:rPr>
+          <w:rFonts w:eastAsia="黑体"/>
+        </w:rPr>
         <w:t xml:space="preserve">。</w:t>
       </w:r>
     </w:p>
@@ -2246,11 +2469,14 @@
       </w:pPr>
       <w:r>
         <w:rPr>
-          <w:rFonts w:hint="eastAsia"/>
+          <w:rFonts w:hint="eastAsia" w:eastAsia="黑体"/>
         </w:rPr>
         <w:t xml:space="preserve">取</w:t>
       </w:r>
       <w:r>
+        <w:rPr>
+          <w:rFonts w:eastAsia="黑体"/>
+        </w:rPr>
         <w:t xml:space="preserve"> </w:t>
       </w:r>
       <m:oMath>
@@ -2287,6 +2513,9 @@
         </m:r>
       </m:oMath>
       <w:r>
+        <w:rPr>
+          <w:rFonts w:eastAsia="黑体"/>
+        </w:rPr>
         <w:t xml:space="preserve">、</w:t>
       </w:r>
       <m:oMath>
@@ -2324,7 +2553,7 @@
       </m:oMath>
       <w:r>
         <w:rPr>
-          <w:rFonts w:hint="eastAsia"/>
+          <w:rFonts w:hint="eastAsia" w:eastAsia="黑体"/>
         </w:rPr>
         <w:t xml:space="preserve">：</w:t>
       </w:r>
@@ -2449,6 +2678,9 @@
         </m:r>
       </m:oMath>
       <w:r>
+        <w:rPr>
+          <w:rFonts w:eastAsia="黑体"/>
+        </w:rPr>
         <w:t xml:space="preserve">。</w:t>
       </w:r>
     </w:p>
@@ -2460,7 +2692,7 @@
       </w:pPr>
       <w:r>
         <w:rPr>
-          <w:rFonts w:hint="eastAsia"/>
+          <w:rFonts w:hint="eastAsia" w:eastAsia="黑体"/>
         </w:rPr>
         <w:t xml:space="preserve">常见器件型号</w:t>
       </w:r>
@@ -2475,7 +2707,7 @@
       </w:pPr>
       <w:r>
         <w:rPr>
-          <w:rFonts w:hint="eastAsia"/>
+          <w:rFonts w:hint="eastAsia" w:eastAsia="黑体"/>
         </w:rPr>
         <w:t xml:space="preserve">光电二极管：BPW34、BPW21R、S1223（滨松）。</w:t>
       </w:r>
@@ -2490,16 +2722,19 @@
       </w:pPr>
       <w:r>
         <w:rPr>
-          <w:rFonts w:hint="eastAsia"/>
+          <w:rFonts w:hint="eastAsia" w:eastAsia="黑体"/>
         </w:rPr>
         <w:t xml:space="preserve">运放：OPA128/OPA129（低偏流）、LTC6240、ADA4530-1（fA</w:t>
       </w:r>
       <w:r>
+        <w:rPr>
+          <w:rFonts w:eastAsia="黑体"/>
+        </w:rPr>
         <w:t xml:space="preserve"> </w:t>
       </w:r>
       <w:r>
         <w:rPr>
-          <w:rFonts w:hint="eastAsia"/>
+          <w:rFonts w:hint="eastAsia" w:eastAsia="黑体"/>
         </w:rPr>
         <w:t xml:space="preserve">级输入偏流）。</w:t>
       </w:r>
@@ -2512,7 +2747,7 @@
       </w:pPr>
       <w:r>
         <w:rPr>
-          <w:rFonts w:hint="eastAsia"/>
+          <w:rFonts w:hint="eastAsia" w:eastAsia="黑体"/>
         </w:rPr>
         <w:t xml:space="preserve">注意事项</w:t>
       </w:r>
@@ -2527,16 +2762,19 @@
       </w:pPr>
       <w:r>
         <w:rPr>
-          <w:rFonts w:hint="eastAsia"/>
+          <w:rFonts w:hint="eastAsia" w:eastAsia="黑体"/>
         </w:rPr>
         <w:t xml:space="preserve">必须选用低输入偏流（fA~nA</w:t>
       </w:r>
       <w:r>
+        <w:rPr>
+          <w:rFonts w:eastAsia="黑体"/>
+        </w:rPr>
         <w:t xml:space="preserve"> </w:t>
       </w:r>
       <w:r>
         <w:rPr>
-          <w:rFonts w:hint="eastAsia"/>
+          <w:rFonts w:hint="eastAsia" w:eastAsia="黑体"/>
         </w:rPr>
         <w:t xml:space="preserve">级）运放，否则偏流会淹没微弱光电流。</w:t>
       </w:r>
@@ -2550,19 +2788,26 @@
         </w:numPr>
       </w:pPr>
       <w:r>
+        <w:rPr>
+          <w:rFonts w:eastAsia="黑体"/>
+        </w:rPr>
         <w:t xml:space="preserve">PCB </w:t>
       </w:r>
       <w:r>
         <w:rPr>
-          <w:rFonts w:hint="eastAsia"/>
+          <w:rFonts w:hint="eastAsia" w:eastAsia="黑体"/>
         </w:rPr>
         <w:t xml:space="preserve">需做</w:t>
       </w:r>
       <w:r>
+        <w:rPr>
+          <w:rFonts w:eastAsia="黑体"/>
+        </w:rPr>
         <w:t xml:space="preserve"> </w:t>
       </w:r>
       <w:r>
         <w:rPr>
+          <w:rFonts w:eastAsia="黑体"/>
           <w:b/>
           <w:bCs/>
         </w:rPr>
@@ -2570,18 +2815,21 @@
       </w:r>
       <w:r>
         <w:rPr>
-          <w:rFonts w:hint="eastAsia"/>
+          <w:rFonts w:hint="eastAsia" w:eastAsia="黑体"/>
           <w:b/>
           <w:bCs/>
         </w:rPr>
         <w:t xml:space="preserve">ring（保护环）</w:t>
       </w:r>
       <w:r>
+        <w:rPr>
+          <w:rFonts w:eastAsia="黑体"/>
+        </w:rPr>
         <w:t xml:space="preserve"> </w:t>
       </w:r>
       <w:r>
         <w:rPr>
-          <w:rFonts w:hint="eastAsia"/>
+          <w:rFonts w:hint="eastAsia" w:eastAsia="黑体"/>
         </w:rPr>
         <w:t xml:space="preserve">防止漏电流，反馈电阻不宜过大以免热噪声。</w:t>
       </w:r>
@@ -2596,16 +2844,19 @@
       </w:pPr>
       <w:r>
         <w:rPr>
-          <w:rFonts w:hint="eastAsia"/>
+          <w:rFonts w:hint="eastAsia" w:eastAsia="黑体"/>
         </w:rPr>
         <w:t xml:space="preserve">高增益时需并联</w:t>
       </w:r>
       <w:r>
+        <w:rPr>
+          <w:rFonts w:eastAsia="黑体"/>
+        </w:rPr>
         <w:t xml:space="preserve"> C_f </w:t>
       </w:r>
       <w:r>
         <w:rPr>
-          <w:rFonts w:hint="eastAsia"/>
+          <w:rFonts w:hint="eastAsia" w:eastAsia="黑体"/>
         </w:rPr>
         <w:t xml:space="preserve">防止振荡；光电流动态范围大时考虑对数放大或量程切换。</w:t>
       </w:r>
@@ -2620,7 +2871,7 @@
       </w:pPr>
       <w:r>
         <w:rPr>
-          <w:rFonts w:hint="eastAsia"/>
+          <w:rFonts w:hint="eastAsia" w:eastAsia="黑体"/>
         </w:rPr>
         <w:t xml:space="preserve">反偏结电容随电压变化，影响响应速度。</w:t>
       </w:r>
@@ -2633,7 +2884,7 @@
       </w:pPr>
       <w:r>
         <w:rPr>
-          <w:rFonts w:hint="eastAsia"/>
+          <w:rFonts w:hint="eastAsia" w:eastAsia="黑体"/>
         </w:rPr>
         <w:t xml:space="preserve">参考资料</w:t>
       </w:r>
@@ -2647,29 +2898,38 @@
         </w:numPr>
       </w:pPr>
       <w:r>
+        <w:rPr>
+          <w:rFonts w:eastAsia="黑体"/>
+        </w:rPr>
         <w:t xml:space="preserve">TI </w:t>
       </w:r>
       <w:r>
         <w:rPr>
-          <w:rFonts w:hint="eastAsia"/>
+          <w:rFonts w:hint="eastAsia" w:eastAsia="黑体"/>
         </w:rPr>
         <w:t xml:space="preserve">应用笔记</w:t>
       </w:r>
       <w:r>
+        <w:rPr>
+          <w:rFonts w:eastAsia="黑体"/>
+        </w:rPr>
         <w:t xml:space="preserve"> </w:t>
       </w:r>
       <w:r>
         <w:rPr>
-          <w:rFonts w:hint="eastAsia"/>
+          <w:rFonts w:hint="eastAsia" w:eastAsia="黑体"/>
         </w:rPr>
         <w:t xml:space="preserve">SBOA268（Transimpedance</w:t>
       </w:r>
       <w:r>
+        <w:rPr>
+          <w:rFonts w:eastAsia="黑体"/>
+        </w:rPr>
         <w:t xml:space="preserve"> amplifier </w:t>
       </w:r>
       <w:r>
         <w:rPr>
-          <w:rFonts w:hint="eastAsia"/>
+          <w:rFonts w:hint="eastAsia" w:eastAsia="黑体"/>
         </w:rPr>
         <w:t xml:space="preserve">design）。</w:t>
       </w:r>
@@ -2684,7 +2944,7 @@
       </w:pPr>
       <w:r>
         <w:rPr>
-          <w:rFonts w:hint="eastAsia"/>
+          <w:rFonts w:hint="eastAsia" w:eastAsia="黑体"/>
         </w:rPr>
         <w:t xml:space="preserve">《光电检测技术与应用》。</w:t>
       </w:r>
@@ -2698,6 +2958,9 @@
         </w:numPr>
       </w:pPr>
       <w:r>
+        <w:rPr>
+          <w:rFonts w:eastAsia="黑体"/>
+        </w:rPr>
         <w:t xml:space="preserve">Wikipedia: Photodiode。</w:t>
       </w:r>
     </w:p>
@@ -2710,11 +2973,11 @@
       </w:pPr>
       <w:r>
         <w:rPr>
-          <w:rFonts w:ascii="Times New Roman" w:hAnsi="Times New Roman"/>
+          <w:rFonts w:ascii="Times New Roman" w:hAnsi="Times New Roman" w:eastAsia="黑体"/>
           <w:color w:val="555555"/>
           <w:sz w:val="21"/>
         </w:rPr>
-        <w:t>材料收集者：杜文杰</w:t>
+        <w:t>材料收集者：杜文杰，WX手机：19519196569，QQ:3478827729</w:t>
       </w:r>
     </w:p>
     <w:sectPr>
@@ -2734,7 +2997,7 @@
 </file>
 
 <file path=word/footer1.xml><?xml version="1.0" encoding="utf-8"?>
-<w:ftr xmlns:m="http://schemas.openxmlformats.org/officeDocument/2006/math" xmlns:mc="http://schemas.openxmlformats.org/markup-compatibility/2006" xmlns:mo="http://schemas.microsoft.com/office/mac/office/2008/main" xmlns:mv="urn:schemas-microsoft-com:mac:vml" xmlns:o="urn:schemas-microsoft-com:office:office" xmlns:r="http://schemas.openxmlformats.org/officeDocument/2006/relationships" xmlns:v="urn:schemas-microsoft-com:vml" xmlns:w10="urn:schemas-microsoft-com:office:word" xmlns:w14="http://schemas.microsoft.com/office/word/2010/wordml" xmlns:w="http://schemas.openxmlformats.org/wordprocessingml/2006/main" xmlns:wne="http://schemas.microsoft.com/office/word/2006/wordml" xmlns:wp14="http://schemas.microsoft.com/office/word/2010/wordprocessingDrawing" xmlns:wp="http://schemas.openxmlformats.org/drawingml/2006/wordprocessingDrawing" xmlns:wpc="http://schemas.microsoft.com/office/word/2010/wordprocessingCanvas" xmlns:wpg="http://schemas.microsoft.com/office/word/2010/wordprocessingGroup" xmlns:wpi="http://schemas.microsoft.com/office/word/2010/wordprocessingInk" xmlns:wps="http://schemas.microsoft.com/office/word/2010/wordprocessingShape" mc:Ignorable="w14 wp14">
+<w:ftr xmlns:mc="http://schemas.openxmlformats.org/markup-compatibility/2006" xmlns:w="http://schemas.openxmlformats.org/wordprocessingml/2006/main" xmlns:m="http://schemas.openxmlformats.org/officeDocument/2006/math" xmlns:mo="http://schemas.microsoft.com/office/mac/office/2008/main" xmlns:mv="urn:schemas-microsoft-com:mac:vml" xmlns:o="urn:schemas-microsoft-com:office:office" xmlns:r="http://schemas.openxmlformats.org/officeDocument/2006/relationships" xmlns:v="urn:schemas-microsoft-com:vml" xmlns:w10="urn:schemas-microsoft-com:office:word" xmlns:w14="http://schemas.microsoft.com/office/word/2010/wordml" xmlns:wne="http://schemas.microsoft.com/office/word/2006/wordml" xmlns:wp14="http://schemas.microsoft.com/office/word/2010/wordprocessingDrawing" xmlns:wp="http://schemas.openxmlformats.org/drawingml/2006/wordprocessingDrawing" xmlns:wpc="http://schemas.microsoft.com/office/word/2010/wordprocessingCanvas" xmlns:wpg="http://schemas.microsoft.com/office/word/2010/wordprocessingGroup" xmlns:wpi="http://schemas.microsoft.com/office/word/2010/wordprocessingInk" xmlns:wps="http://schemas.microsoft.com/office/word/2010/wordprocessingShape" mc:Ignorable="w14 wp14">
   <w:p>
     <w:pPr>
       <w:pStyle w:val="Footer"/>
@@ -2742,12 +3005,14 @@
     </w:pPr>
     <w:r>
       <w:rPr>
+        <w:rFonts w:eastAsia="黑体"/>
         <w:sz w:val="18"/>
       </w:rPr>
       <w:t xml:space="preserve">第 </w:t>
     </w:r>
     <w:r>
       <w:rPr>
+        <w:rFonts w:eastAsia="黑体"/>
         <w:sz w:val="18"/>
       </w:rPr>
       <w:fldChar w:fldCharType="begin"/>
@@ -2756,6 +3021,7 @@
     </w:r>
     <w:r>
       <w:rPr>
+        <w:rFonts w:eastAsia="黑体"/>
         <w:sz w:val="18"/>
       </w:rPr>
       <w:t xml:space="preserve"> 页</w:t>
@@ -2769,6 +3035,9 @@
   <w:footnote w:type="continuationSeparator" w:id="0">
     <w:p>
       <w:r>
+        <w:rPr>
+          <w:rFonts w:eastAsia="黑体"/>
+        </w:rPr>
         <w:continuationSeparator/>
       </w:r>
     </w:p>
@@ -2776,6 +3045,9 @@
   <w:footnote w:type="separator" w:id="-1">
     <w:p>
       <w:r>
+        <w:rPr>
+          <w:rFonts w:eastAsia="黑体"/>
+        </w:rPr>
         <w:separator/>
       </w:r>
     </w:p>
@@ -2784,7 +3056,7 @@
 </file>
 
 <file path=word/header1.xml><?xml version="1.0" encoding="utf-8"?>
-<w:hdr xmlns:m="http://schemas.openxmlformats.org/officeDocument/2006/math" xmlns:mc="http://schemas.openxmlformats.org/markup-compatibility/2006" xmlns:mo="http://schemas.microsoft.com/office/mac/office/2008/main" xmlns:mv="urn:schemas-microsoft-com:mac:vml" xmlns:o="urn:schemas-microsoft-com:office:office" xmlns:r="http://schemas.openxmlformats.org/officeDocument/2006/relationships" xmlns:v="urn:schemas-microsoft-com:vml" xmlns:w10="urn:schemas-microsoft-com:office:word" xmlns:w14="http://schemas.microsoft.com/office/word/2010/wordml" xmlns:w="http://schemas.openxmlformats.org/wordprocessingml/2006/main" xmlns:wne="http://schemas.microsoft.com/office/word/2006/wordml" xmlns:wp14="http://schemas.microsoft.com/office/word/2010/wordprocessingDrawing" xmlns:wp="http://schemas.openxmlformats.org/drawingml/2006/wordprocessingDrawing" xmlns:wpc="http://schemas.microsoft.com/office/word/2010/wordprocessingCanvas" xmlns:wpg="http://schemas.microsoft.com/office/word/2010/wordprocessingGroup" xmlns:wpi="http://schemas.microsoft.com/office/word/2010/wordprocessingInk" xmlns:wps="http://schemas.microsoft.com/office/word/2010/wordprocessingShape" mc:Ignorable="w14 wp14">
+<w:hdr xmlns:mc="http://schemas.openxmlformats.org/markup-compatibility/2006" xmlns:w="http://schemas.openxmlformats.org/wordprocessingml/2006/main" xmlns:m="http://schemas.openxmlformats.org/officeDocument/2006/math" xmlns:mo="http://schemas.microsoft.com/office/mac/office/2008/main" xmlns:mv="urn:schemas-microsoft-com:mac:vml" xmlns:o="urn:schemas-microsoft-com:office:office" xmlns:r="http://schemas.openxmlformats.org/officeDocument/2006/relationships" xmlns:v="urn:schemas-microsoft-com:vml" xmlns:w10="urn:schemas-microsoft-com:office:word" xmlns:w14="http://schemas.microsoft.com/office/word/2010/wordml" xmlns:wne="http://schemas.microsoft.com/office/word/2006/wordml" xmlns:wp14="http://schemas.microsoft.com/office/word/2010/wordprocessingDrawing" xmlns:wp="http://schemas.openxmlformats.org/drawingml/2006/wordprocessingDrawing" xmlns:wpc="http://schemas.microsoft.com/office/word/2010/wordprocessingCanvas" xmlns:wpg="http://schemas.microsoft.com/office/word/2010/wordprocessingGroup" xmlns:wpi="http://schemas.microsoft.com/office/word/2010/wordprocessingInk" xmlns:wps="http://schemas.microsoft.com/office/word/2010/wordprocessingShape" mc:Ignorable="w14 wp14">
   <w:p>
     <w:pPr>
       <w:pStyle w:val="Header"/>
@@ -2792,7 +3064,7 @@
     </w:pPr>
     <w:r>
       <w:rPr>
-        <w:rFonts w:ascii="Times New Roman" w:hAnsi="Times New Roman"/>
+        <w:rFonts w:ascii="Times New Roman" w:hAnsi="Times New Roman" w:eastAsia="黑体"/>
         <w:sz w:val="18"/>
         <w:rFonts w:eastAsia="黑体"/>
         <w:rFonts w:eastAsia="黑体"/>
@@ -2804,7 +3076,7 @@
 </file>
 
 <file path=word/numbering.xml><?xml version="1.0" encoding="utf-8"?>
-<w:numbering xmlns:m="http://schemas.openxmlformats.org/officeDocument/2006/math" xmlns:mc="http://schemas.openxmlformats.org/markup-compatibility/2006" xmlns:mo="http://schemas.microsoft.com/office/mac/office/2008/main" xmlns:mv="urn:schemas-microsoft-com:mac:vml" xmlns:o="urn:schemas-microsoft-com:office:office" xmlns:r="http://schemas.openxmlformats.org/officeDocument/2006/relationships" xmlns:v="urn:schemas-microsoft-com:vml" xmlns:w="http://schemas.openxmlformats.org/wordprocessingml/2006/main" xmlns:w10="urn:schemas-microsoft-com:office:word" xmlns:w14="http://schemas.microsoft.com/office/word/2010/wordml" xmlns:wne="http://schemas.microsoft.com/office/word/2006/wordml" xmlns:wp="http://schemas.openxmlformats.org/drawingml/2006/wordprocessingDrawing" xmlns:wp14="http://schemas.microsoft.com/office/word/2010/wordprocessingDrawing" xmlns:wpc="http://schemas.microsoft.com/office/word/2010/wordprocessingCanvas" xmlns:wpg="http://schemas.microsoft.com/office/word/2010/wordprocessingGroup" xmlns:wpi="http://schemas.microsoft.com/office/word/2010/wordprocessingInk" xmlns:wps="http://schemas.microsoft.com/office/word/2010/wordprocessingShape" mc:Ignorable="w14 wp14">
+<w:numbering xmlns:mc="http://schemas.openxmlformats.org/markup-compatibility/2006" xmlns:w="http://schemas.openxmlformats.org/wordprocessingml/2006/main" xmlns:m="http://schemas.openxmlformats.org/officeDocument/2006/math" xmlns:mo="http://schemas.microsoft.com/office/mac/office/2008/main" xmlns:mv="urn:schemas-microsoft-com:mac:vml" xmlns:o="urn:schemas-microsoft-com:office:office" xmlns:r="http://schemas.openxmlformats.org/officeDocument/2006/relationships" xmlns:v="urn:schemas-microsoft-com:vml" xmlns:w10="urn:schemas-microsoft-com:office:word" xmlns:w14="http://schemas.microsoft.com/office/word/2010/wordml" xmlns:wne="http://schemas.microsoft.com/office/word/2006/wordml" xmlns:wp="http://schemas.openxmlformats.org/drawingml/2006/wordprocessingDrawing" xmlns:wp14="http://schemas.microsoft.com/office/word/2010/wordprocessingDrawing" xmlns:wpc="http://schemas.microsoft.com/office/word/2010/wordprocessingCanvas" xmlns:wpg="http://schemas.microsoft.com/office/word/2010/wordprocessingGroup" xmlns:wpi="http://schemas.microsoft.com/office/word/2010/wordprocessingInk" xmlns:wps="http://schemas.microsoft.com/office/word/2010/wordprocessingShape" mc:Ignorable="w14 wp14">
   <w:abstractNum w:abstractNumId="0">
     <w:nsid w:val="FFFFFF7C"/>
     <w:multiLevelType w:val="singleLevel"/>
@@ -2891,7 +3163,7 @@
         <w:ind w:hanging="360" w:left="1440"/>
       </w:pPr>
       <w:rPr>
-        <w:rFonts w:ascii="Symbol" w:hAnsi="Symbol" w:hint="default"/>
+        <w:rFonts w:ascii="Symbol" w:hAnsi="Symbol" w:hint="default" w:eastAsia="黑体"/>
       </w:rPr>
     </w:lvl>
   </w:abstractNum>
@@ -2912,7 +3184,7 @@
         <w:ind w:hanging="360" w:left="1080"/>
       </w:pPr>
       <w:rPr>
-        <w:rFonts w:ascii="Symbol" w:hAnsi="Symbol" w:hint="default"/>
+        <w:rFonts w:ascii="Symbol" w:hAnsi="Symbol" w:hint="default" w:eastAsia="黑体"/>
       </w:rPr>
     </w:lvl>
   </w:abstractNum>
@@ -2933,7 +3205,7 @@
         <w:ind w:hanging="360" w:left="720"/>
       </w:pPr>
       <w:rPr>
-        <w:rFonts w:ascii="Symbol" w:hAnsi="Symbol" w:hint="default"/>
+        <w:rFonts w:ascii="Symbol" w:hAnsi="Symbol" w:hint="default" w:eastAsia="黑体"/>
       </w:rPr>
     </w:lvl>
   </w:abstractNum>
@@ -2972,7 +3244,7 @@
         <w:ind w:hanging="360" w:left="360"/>
       </w:pPr>
       <w:rPr>
-        <w:rFonts w:ascii="Symbol" w:hAnsi="Symbol" w:hint="default"/>
+        <w:rFonts w:ascii="Symbol" w:hAnsi="Symbol" w:hint="default" w:eastAsia="黑体"/>
       </w:rPr>
     </w:lvl>
   </w:abstractNum>
@@ -3063,7 +3335,7 @@
         <w:ind w:left="720" w:hanging="360"/>
       </w:pPr>
       <w:rPr>
-        <w:rFonts w:ascii="Symbol" w:hAnsi="Symbol" w:cs="Symbol" w:hint="default"/>
+        <w:rFonts w:ascii="Symbol" w:hAnsi="Symbol" w:cs="Symbol" w:hint="default" w:eastAsia="黑体"/>
       </w:rPr>
     </w:lvl>
     <w:lvl w:ilvl="1">
@@ -3074,7 +3346,7 @@
         <w:ind w:left="1440" w:hanging="360"/>
       </w:pPr>
       <w:rPr>
-        <w:rFonts w:ascii="Courier New" w:hAnsi="Courier New" w:cs="Courier New" w:hint="default"/>
+        <w:rFonts w:ascii="Courier New" w:hAnsi="Courier New" w:cs="Courier New" w:hint="default" w:eastAsia="黑体"/>
       </w:rPr>
     </w:lvl>
     <w:lvl w:ilvl="2">
@@ -3085,7 +3357,7 @@
         <w:ind w:left="2160" w:hanging="360"/>
       </w:pPr>
       <w:rPr>
-        <w:rFonts w:ascii="Wingdings" w:hAnsi="Wingdings" w:cs="Wingdings" w:hint="default"/>
+        <w:rFonts w:ascii="Wingdings" w:hAnsi="Wingdings" w:cs="Wingdings" w:hint="default" w:eastAsia="黑体"/>
       </w:rPr>
     </w:lvl>
     <w:lvl w:ilvl="3">
@@ -3096,7 +3368,7 @@
         <w:ind w:left="2880" w:hanging="360"/>
       </w:pPr>
       <w:rPr>
-        <w:rFonts w:ascii="Symbol" w:hAnsi="Symbol" w:cs="Symbol" w:hint="default"/>
+        <w:rFonts w:ascii="Symbol" w:hAnsi="Symbol" w:cs="Symbol" w:hint="default" w:eastAsia="黑体"/>
       </w:rPr>
     </w:lvl>
     <w:lvl w:ilvl="4">
@@ -3107,7 +3379,7 @@
         <w:ind w:left="3600" w:hanging="360"/>
       </w:pPr>
       <w:rPr>
-        <w:rFonts w:ascii="Courier New" w:hAnsi="Courier New" w:cs="Courier New" w:hint="default"/>
+        <w:rFonts w:ascii="Courier New" w:hAnsi="Courier New" w:cs="Courier New" w:hint="default" w:eastAsia="黑体"/>
       </w:rPr>
     </w:lvl>
     <w:lvl w:ilvl="5">
@@ -3118,7 +3390,7 @@
         <w:ind w:left="4320" w:hanging="360"/>
       </w:pPr>
       <w:rPr>
-        <w:rFonts w:ascii="Wingdings" w:hAnsi="Wingdings" w:cs="Wingdings" w:hint="default"/>
+        <w:rFonts w:ascii="Wingdings" w:hAnsi="Wingdings" w:cs="Wingdings" w:hint="default" w:eastAsia="黑体"/>
       </w:rPr>
     </w:lvl>
     <w:lvl w:ilvl="6">
@@ -3129,7 +3401,7 @@
         <w:ind w:left="5040" w:hanging="360"/>
       </w:pPr>
       <w:rPr>
-        <w:rFonts w:ascii="Symbol" w:hAnsi="Symbol" w:cs="Symbol" w:hint="default"/>
+        <w:rFonts w:ascii="Symbol" w:hAnsi="Symbol" w:cs="Symbol" w:hint="default" w:eastAsia="黑体"/>
       </w:rPr>
     </w:lvl>
     <w:lvl w:ilvl="7">
@@ -3140,7 +3412,7 @@
         <w:ind w:left="5760" w:hanging="360"/>
       </w:pPr>
       <w:rPr>
-        <w:rFonts w:ascii="Courier New" w:hAnsi="Courier New" w:cs="Courier New" w:hint="default"/>
+        <w:rFonts w:ascii="Courier New" w:hAnsi="Courier New" w:cs="Courier New" w:hint="default" w:eastAsia="黑体"/>
       </w:rPr>
     </w:lvl>
     <w:lvl w:ilvl="8">
@@ -3151,7 +3423,7 @@
         <w:ind w:left="6480" w:hanging="360"/>
       </w:pPr>
       <w:rPr>
-        <w:rFonts w:ascii="Wingdings" w:hAnsi="Wingdings" w:cs="Wingdings" w:hint="default"/>
+        <w:rFonts w:ascii="Wingdings" w:hAnsi="Wingdings" w:cs="Wingdings" w:hint="default" w:eastAsia="黑体"/>
       </w:rPr>
     </w:lvl>
   </w:abstractNum>
@@ -3207,11 +3479,11 @@
 </file>
 
 <file path=word/styles.xml><?xml version="1.0" encoding="utf-8"?>
-<w:styles xmlns:mc="http://schemas.openxmlformats.org/markup-compatibility/2006" xmlns:r="http://schemas.openxmlformats.org/officeDocument/2006/relationships" xmlns:w="http://schemas.openxmlformats.org/wordprocessingml/2006/main" xmlns:w14="http://schemas.microsoft.com/office/word/2010/wordml" mc:Ignorable="w14">
+<w:styles xmlns:mc="http://schemas.openxmlformats.org/markup-compatibility/2006" xmlns:w="http://schemas.openxmlformats.org/wordprocessingml/2006/main" xmlns:r="http://schemas.openxmlformats.org/officeDocument/2006/relationships" xmlns:w14="http://schemas.microsoft.com/office/word/2010/wordml" mc:Ignorable="w14">
   <w:docDefaults>
     <w:rPrDefault>
       <w:rPr>
-        <w:rFonts w:asciiTheme="minorHAnsi" w:cstheme="minorBidi" w:eastAsiaTheme="minorEastAsia" w:hAnsiTheme="minorHAnsi"/>
+        <w:rFonts w:asciiTheme="minorHAnsi" w:cstheme="minorBidi" w:hAnsiTheme="minorHAnsi" w:eastAsia="黑体"/>
         <w:sz w:val="22"/>
         <w:szCs w:val="22"/>
         <w:lang w:bidi="ar-SA" w:eastAsia="en-US" w:val="en-US"/>
@@ -3433,7 +3705,7 @@
       <w:outlineLvl w:val="0"/>
     </w:pPr>
     <w:rPr>
-      <w:rFonts w:ascii="Times New Roman" w:asciiTheme="majorHAnsi" w:cstheme="majorBidi" w:eastAsia="黑体" w:eastAsiaTheme="majorEastAsia" w:hAnsi="Times New Roman" w:hAnsiTheme="majorHAnsi"/>
+      <w:rFonts w:ascii="Times New Roman" w:asciiTheme="majorHAnsi" w:cstheme="majorBidi" w:eastAsia="黑体" w:hAnsi="Times New Roman" w:hAnsiTheme="majorHAnsi"/>
       <w:b/>
       <w:bCs/>
       <w:color w:val="1F3864"/>
@@ -3457,7 +3729,7 @@
       <w:outlineLvl w:val="1"/>
     </w:pPr>
     <w:rPr>
-      <w:rFonts w:ascii="Times New Roman" w:asciiTheme="majorHAnsi" w:cstheme="majorBidi" w:eastAsia="黑体" w:eastAsiaTheme="majorEastAsia" w:hAnsi="Times New Roman" w:hAnsiTheme="majorHAnsi"/>
+      <w:rFonts w:ascii="Times New Roman" w:asciiTheme="majorHAnsi" w:cstheme="majorBidi" w:eastAsia="黑体" w:hAnsi="Times New Roman" w:hAnsiTheme="majorHAnsi"/>
       <w:b/>
       <w:bCs/>
       <w:color w:val="2E4E7E"/>
@@ -3481,7 +3753,7 @@
       <w:outlineLvl w:val="2"/>
     </w:pPr>
     <w:rPr>
-      <w:rFonts w:ascii="Times New Roman" w:asciiTheme="majorHAnsi" w:cstheme="majorBidi" w:eastAsia="黑体" w:eastAsiaTheme="majorEastAsia" w:hAnsi="Times New Roman" w:hAnsiTheme="majorHAnsi"/>
+      <w:rFonts w:ascii="Times New Roman" w:asciiTheme="majorHAnsi" w:cstheme="majorBidi" w:eastAsia="黑体" w:hAnsi="Times New Roman" w:hAnsiTheme="majorHAnsi"/>
       <w:b/>
       <w:bCs/>
       <w:color w:val="2E4E7E"/>
@@ -3505,7 +3777,7 @@
       <w:outlineLvl w:val="3"/>
     </w:pPr>
     <w:rPr>
-      <w:rFonts w:ascii="Times New Roman" w:asciiTheme="majorHAnsi" w:cstheme="majorBidi" w:eastAsia="黑体" w:eastAsiaTheme="majorEastAsia" w:hAnsi="Times New Roman" w:hAnsiTheme="majorHAnsi"/>
+      <w:rFonts w:ascii="Times New Roman" w:asciiTheme="majorHAnsi" w:cstheme="majorBidi" w:eastAsia="黑体" w:hAnsi="Times New Roman" w:hAnsiTheme="majorHAnsi"/>
       <w:b/>
       <w:bCs/>
       <w:i/>
@@ -3531,7 +3803,7 @@
       <w:outlineLvl w:val="4"/>
     </w:pPr>
     <w:rPr>
-      <w:rFonts w:ascii="Times New Roman" w:asciiTheme="majorHAnsi" w:cstheme="majorBidi" w:eastAsia="黑体" w:eastAsiaTheme="majorEastAsia" w:hAnsi="Times New Roman" w:hAnsiTheme="majorHAnsi"/>
+      <w:rFonts w:ascii="Times New Roman" w:asciiTheme="majorHAnsi" w:cstheme="majorBidi" w:eastAsia="黑体" w:hAnsi="Times New Roman" w:hAnsiTheme="majorHAnsi"/>
       <w:b/>
       <w:color w:val="333333"/>
       <w:sz w:val="22"/>
@@ -3554,7 +3826,7 @@
       <w:outlineLvl w:val="5"/>
     </w:pPr>
     <w:rPr>
-      <w:rFonts w:asciiTheme="majorHAnsi" w:cstheme="majorBidi" w:eastAsiaTheme="majorEastAsia" w:hAnsiTheme="majorHAnsi"/>
+      <w:rFonts w:asciiTheme="majorHAnsi" w:cstheme="majorBidi" w:hAnsiTheme="majorHAnsi" w:eastAsia="黑体"/>
       <w:i/>
       <w:iCs/>
       <w:color w:themeColor="accent1" w:themeShade="7F" w:val="243F60"/>
@@ -3577,7 +3849,7 @@
       <w:outlineLvl w:val="6"/>
     </w:pPr>
     <w:rPr>
-      <w:rFonts w:asciiTheme="majorHAnsi" w:cstheme="majorBidi" w:eastAsiaTheme="majorEastAsia" w:hAnsiTheme="majorHAnsi"/>
+      <w:rFonts w:asciiTheme="majorHAnsi" w:cstheme="majorBidi" w:hAnsiTheme="majorHAnsi" w:eastAsia="黑体"/>
       <w:i/>
       <w:iCs/>
       <w:color w:themeColor="text1" w:themeTint="BF" w:val="404040"/>
@@ -3600,7 +3872,7 @@
       <w:outlineLvl w:val="7"/>
     </w:pPr>
     <w:rPr>
-      <w:rFonts w:asciiTheme="majorHAnsi" w:cstheme="majorBidi" w:eastAsiaTheme="majorEastAsia" w:hAnsiTheme="majorHAnsi"/>
+      <w:rFonts w:asciiTheme="majorHAnsi" w:cstheme="majorBidi" w:hAnsiTheme="majorHAnsi" w:eastAsia="黑体"/>
       <w:color w:themeColor="accent1" w:val="4F81BD"/>
       <w:sz w:val="20"/>
       <w:szCs w:val="20"/>
@@ -3623,7 +3895,7 @@
       <w:outlineLvl w:val="8"/>
     </w:pPr>
     <w:rPr>
-      <w:rFonts w:asciiTheme="majorHAnsi" w:cstheme="majorBidi" w:eastAsiaTheme="majorEastAsia" w:hAnsiTheme="majorHAnsi"/>
+      <w:rFonts w:asciiTheme="majorHAnsi" w:cstheme="majorBidi" w:hAnsiTheme="majorHAnsi" w:eastAsia="黑体"/>
       <w:i/>
       <w:iCs/>
       <w:color w:themeColor="text1" w:themeTint="BF" w:val="404040"/>
@@ -3674,7 +3946,7 @@
     <w:uiPriority w:val="9"/>
     <w:rsid w:val="00FC693F"/>
     <w:rPr>
-      <w:rFonts w:asciiTheme="majorHAnsi" w:cstheme="majorBidi" w:eastAsiaTheme="majorEastAsia" w:hAnsiTheme="majorHAnsi"/>
+      <w:rFonts w:asciiTheme="majorHAnsi" w:cstheme="majorBidi" w:hAnsiTheme="majorHAnsi" w:eastAsia="黑体"/>
       <w:b/>
       <w:bCs/>
       <w:color w:themeColor="accent1" w:themeShade="BF" w:val="365F91"/>
@@ -3689,7 +3961,7 @@
     <w:uiPriority w:val="9"/>
     <w:rsid w:val="00FC693F"/>
     <w:rPr>
-      <w:rFonts w:asciiTheme="majorHAnsi" w:cstheme="majorBidi" w:eastAsiaTheme="majorEastAsia" w:hAnsiTheme="majorHAnsi"/>
+      <w:rFonts w:asciiTheme="majorHAnsi" w:cstheme="majorBidi" w:hAnsiTheme="majorHAnsi" w:eastAsia="黑体"/>
       <w:b/>
       <w:bCs/>
       <w:color w:themeColor="accent1" w:val="4F81BD"/>
@@ -3704,7 +3976,7 @@
     <w:uiPriority w:val="9"/>
     <w:rsid w:val="00FC693F"/>
     <w:rPr>
-      <w:rFonts w:asciiTheme="majorHAnsi" w:cstheme="majorBidi" w:eastAsiaTheme="majorEastAsia" w:hAnsiTheme="majorHAnsi"/>
+      <w:rFonts w:asciiTheme="majorHAnsi" w:cstheme="majorBidi" w:hAnsiTheme="majorHAnsi" w:eastAsia="黑体"/>
       <w:b/>
       <w:bCs/>
       <w:color w:themeColor="accent1" w:val="4F81BD"/>
@@ -3727,7 +3999,7 @@
       <w:contextualSpacing/>
     </w:pPr>
     <w:rPr>
-      <w:rFonts w:ascii="Times New Roman" w:asciiTheme="majorHAnsi" w:cstheme="majorBidi" w:eastAsia="黑体" w:eastAsiaTheme="majorEastAsia" w:hAnsi="Times New Roman" w:hAnsiTheme="majorHAnsi"/>
+      <w:rFonts w:ascii="Times New Roman" w:asciiTheme="majorHAnsi" w:cstheme="majorBidi" w:eastAsia="黑体" w:hAnsi="Times New Roman" w:hAnsiTheme="majorHAnsi"/>
       <w:b/>
       <w:color w:val="1F3864"/>
       <w:spacing w:val="5"/>
@@ -3743,7 +4015,7 @@
     <w:uiPriority w:val="10"/>
     <w:rsid w:val="00FC693F"/>
     <w:rPr>
-      <w:rFonts w:asciiTheme="majorHAnsi" w:cstheme="majorBidi" w:eastAsiaTheme="majorEastAsia" w:hAnsiTheme="majorHAnsi"/>
+      <w:rFonts w:asciiTheme="majorHAnsi" w:cstheme="majorBidi" w:hAnsiTheme="majorHAnsi" w:eastAsia="黑体"/>
       <w:color w:themeColor="text2" w:themeShade="BF" w:val="17365D"/>
       <w:spacing w:val="5"/>
       <w:kern w:val="28"/>
@@ -3765,7 +4037,7 @@
       </w:numPr>
     </w:pPr>
     <w:rPr>
-      <w:rFonts w:asciiTheme="majorHAnsi" w:cstheme="majorBidi" w:eastAsiaTheme="majorEastAsia" w:hAnsiTheme="majorHAnsi"/>
+      <w:rFonts w:asciiTheme="majorHAnsi" w:cstheme="majorBidi" w:hAnsiTheme="majorHAnsi" w:eastAsia="黑体"/>
       <w:i/>
       <w:iCs/>
       <w:color w:themeColor="accent1" w:val="4F81BD"/>
@@ -3781,7 +4053,7 @@
     <w:uiPriority w:val="11"/>
     <w:rsid w:val="00FC693F"/>
     <w:rPr>
-      <w:rFonts w:asciiTheme="majorHAnsi" w:cstheme="majorBidi" w:eastAsiaTheme="majorEastAsia" w:hAnsiTheme="majorHAnsi"/>
+      <w:rFonts w:asciiTheme="majorHAnsi" w:cstheme="majorBidi" w:hAnsiTheme="majorHAnsi" w:eastAsia="黑体"/>
       <w:i/>
       <w:iCs/>
       <w:color w:themeColor="accent1" w:val="4F81BD"/>
@@ -3848,6 +4120,7 @@
       <w:spacing w:after="120"/>
     </w:pPr>
     <w:rPr>
+      <w:rFonts w:eastAsia="黑体"/>
       <w:sz w:val="16"/>
       <w:szCs w:val="16"/>
     </w:rPr>
@@ -3859,6 +4132,7 @@
     <w:uiPriority w:val="99"/>
     <w:rsid w:val="00AA1D8D"/>
     <w:rPr>
+      <w:rFonts w:eastAsia="黑体"/>
       <w:sz w:val="16"/>
       <w:szCs w:val="16"/>
     </w:rPr>
@@ -4028,7 +4302,7 @@
       </w:tabs>
     </w:pPr>
     <w:rPr>
-      <w:rFonts w:ascii="Courier" w:hAnsi="Courier"/>
+      <w:rFonts w:ascii="Courier" w:hAnsi="Courier" w:eastAsia="黑体"/>
       <w:sz w:val="20"/>
       <w:szCs w:val="20"/>
     </w:rPr>
@@ -4040,7 +4314,7 @@
     <w:uiPriority w:val="99"/>
     <w:rsid w:val="0029639D"/>
     <w:rPr>
-      <w:rFonts w:ascii="Courier" w:hAnsi="Courier"/>
+      <w:rFonts w:ascii="Courier" w:hAnsi="Courier" w:eastAsia="黑体"/>
       <w:sz w:val="20"/>
       <w:szCs w:val="20"/>
     </w:rPr>
@@ -4076,6 +4350,7 @@
     <w:uiPriority w:val="29"/>
     <w:rsid w:val="00FC693F"/>
     <w:rPr>
+      <w:rFonts w:eastAsia="黑体"/>
       <w:i/>
       <w:iCs/>
       <w:color w:themeColor="text1" w:val="000000"/>
@@ -4089,7 +4364,7 @@
     <w:semiHidden/>
     <w:rsid w:val="00FC693F"/>
     <w:rPr>
-      <w:rFonts w:asciiTheme="majorHAnsi" w:cstheme="majorBidi" w:eastAsiaTheme="majorEastAsia" w:hAnsiTheme="majorHAnsi"/>
+      <w:rFonts w:asciiTheme="majorHAnsi" w:cstheme="majorBidi" w:hAnsiTheme="majorHAnsi" w:eastAsia="黑体"/>
       <w:b/>
       <w:bCs/>
       <w:i/>
@@ -4105,7 +4380,7 @@
     <w:semiHidden/>
     <w:rsid w:val="00FC693F"/>
     <w:rPr>
-      <w:rFonts w:asciiTheme="majorHAnsi" w:cstheme="majorBidi" w:eastAsiaTheme="majorEastAsia" w:hAnsiTheme="majorHAnsi"/>
+      <w:rFonts w:asciiTheme="majorHAnsi" w:cstheme="majorBidi" w:hAnsiTheme="majorHAnsi" w:eastAsia="黑体"/>
       <w:color w:themeColor="accent1" w:themeShade="7F" w:val="243F60"/>
     </w:rPr>
   </w:style>
@@ -4117,7 +4392,7 @@
     <w:semiHidden/>
     <w:rsid w:val="00FC693F"/>
     <w:rPr>
-      <w:rFonts w:asciiTheme="majorHAnsi" w:cstheme="majorBidi" w:eastAsiaTheme="majorEastAsia" w:hAnsiTheme="majorHAnsi"/>
+      <w:rFonts w:asciiTheme="majorHAnsi" w:cstheme="majorBidi" w:hAnsiTheme="majorHAnsi" w:eastAsia="黑体"/>
       <w:i/>
       <w:iCs/>
       <w:color w:themeColor="accent1" w:themeShade="7F" w:val="243F60"/>
@@ -4131,7 +4406,7 @@
     <w:semiHidden/>
     <w:rsid w:val="00FC693F"/>
     <w:rPr>
-      <w:rFonts w:asciiTheme="majorHAnsi" w:cstheme="majorBidi" w:eastAsiaTheme="majorEastAsia" w:hAnsiTheme="majorHAnsi"/>
+      <w:rFonts w:asciiTheme="majorHAnsi" w:cstheme="majorBidi" w:hAnsiTheme="majorHAnsi" w:eastAsia="黑体"/>
       <w:i/>
       <w:iCs/>
       <w:color w:themeColor="text1" w:themeTint="BF" w:val="404040"/>
@@ -4145,7 +4420,7 @@
     <w:semiHidden/>
     <w:rsid w:val="00FC693F"/>
     <w:rPr>
-      <w:rFonts w:asciiTheme="majorHAnsi" w:cstheme="majorBidi" w:eastAsiaTheme="majorEastAsia" w:hAnsiTheme="majorHAnsi"/>
+      <w:rFonts w:asciiTheme="majorHAnsi" w:cstheme="majorBidi" w:hAnsiTheme="majorHAnsi" w:eastAsia="黑体"/>
       <w:color w:themeColor="accent1" w:val="4F81BD"/>
       <w:sz w:val="20"/>
       <w:szCs w:val="20"/>
@@ -4159,7 +4434,7 @@
     <w:semiHidden/>
     <w:rsid w:val="00FC693F"/>
     <w:rPr>
-      <w:rFonts w:asciiTheme="majorHAnsi" w:cstheme="majorBidi" w:eastAsiaTheme="majorEastAsia" w:hAnsiTheme="majorHAnsi"/>
+      <w:rFonts w:asciiTheme="majorHAnsi" w:cstheme="majorBidi" w:hAnsiTheme="majorHAnsi" w:eastAsia="黑体"/>
       <w:i/>
       <w:iCs/>
       <w:color w:themeColor="text1" w:themeTint="BF" w:val="404040"/>
@@ -4180,6 +4455,7 @@
       <w:spacing w:line="240" w:lineRule="auto"/>
     </w:pPr>
     <w:rPr>
+      <w:rFonts w:eastAsia="黑体"/>
       <w:b/>
       <w:bCs/>
       <w:color w:themeColor="accent1" w:val="4F81BD"/>
@@ -4194,6 +4470,7 @@
     <w:qFormat/>
     <w:rsid w:val="00FC693F"/>
     <w:rPr>
+      <w:rFonts w:eastAsia="黑体"/>
       <w:b/>
       <w:bCs/>
     </w:rPr>
@@ -4205,6 +4482,7 @@
     <w:qFormat/>
     <w:rsid w:val="00FC693F"/>
     <w:rPr>
+      <w:rFonts w:eastAsia="黑体"/>
       <w:i/>
       <w:iCs/>
     </w:rPr>
@@ -4225,6 +4503,7 @@
       <w:ind w:left="936" w:right="936"/>
     </w:pPr>
     <w:rPr>
+      <w:rFonts w:eastAsia="黑体"/>
       <w:b/>
       <w:bCs/>
       <w:i/>
@@ -4239,6 +4518,7 @@
     <w:uiPriority w:val="30"/>
     <w:rsid w:val="00FC693F"/>
     <w:rPr>
+      <w:rFonts w:eastAsia="黑体"/>
       <w:b/>
       <w:bCs/>
       <w:i/>
@@ -4253,6 +4533,7 @@
     <w:qFormat/>
     <w:rsid w:val="00FC693F"/>
     <w:rPr>
+      <w:rFonts w:eastAsia="黑体"/>
       <w:i/>
       <w:iCs/>
       <w:color w:themeColor="text1" w:themeTint="7F" w:val="808080"/>
@@ -4265,6 +4546,7 @@
     <w:qFormat/>
     <w:rsid w:val="00FC693F"/>
     <w:rPr>
+      <w:rFonts w:eastAsia="黑体"/>
       <w:b/>
       <w:bCs/>
       <w:i/>
@@ -4279,6 +4561,7 @@
     <w:qFormat/>
     <w:rsid w:val="00FC693F"/>
     <w:rPr>
+      <w:rFonts w:eastAsia="黑体"/>
       <w:smallCaps/>
       <w:color w:themeColor="accent2" w:val="C0504D"/>
       <w:u w:val="single"/>
@@ -4291,6 +4574,7 @@
     <w:qFormat/>
     <w:rsid w:val="00FC693F"/>
     <w:rPr>
+      <w:rFonts w:eastAsia="黑体"/>
       <w:b/>
       <w:bCs/>
       <w:smallCaps/>
@@ -4306,6 +4590,7 @@
     <w:qFormat/>
     <w:rsid w:val="00FC693F"/>
     <w:rPr>
+      <w:rFonts w:eastAsia="黑体"/>
       <w:b/>
       <w:bCs/>
       <w:smallCaps/>
@@ -4360,6 +4645,7 @@
       <w:spacing w:after="0" w:line="240" w:lineRule="auto"/>
     </w:pPr>
     <w:rPr>
+      <w:rFonts w:eastAsia="黑体"/>
       <w:color w:themeColor="text1" w:themeShade="BF" w:val="000000"/>
     </w:rPr>
     <w:tblPr>
@@ -4382,6 +4668,7 @@
         <w:spacing w:after="0" w:before="0" w:line="240" w:lineRule="auto"/>
       </w:pPr>
       <w:rPr>
+        <w:rFonts w:eastAsia="黑体"/>
         <w:b/>
         <w:bCs/>
       </w:rPr>
@@ -4402,6 +4689,7 @@
         <w:spacing w:after="0" w:before="0" w:line="240" w:lineRule="auto"/>
       </w:pPr>
       <w:rPr>
+        <w:rFonts w:eastAsia="黑体"/>
         <w:b/>
         <w:bCs/>
       </w:rPr>
@@ -4419,12 +4707,14 @@
     </w:tblStylePr>
     <w:tblStylePr w:type="firstCol">
       <w:rPr>
+        <w:rFonts w:eastAsia="黑体"/>
         <w:b/>
         <w:bCs/>
       </w:rPr>
     </w:tblStylePr>
     <w:tblStylePr w:type="lastCol">
       <w:rPr>
+        <w:rFonts w:eastAsia="黑体"/>
         <w:b/>
         <w:bCs/>
       </w:rPr>
@@ -4463,6 +4753,7 @@
       <w:spacing w:after="0" w:line="240" w:lineRule="auto"/>
     </w:pPr>
     <w:rPr>
+      <w:rFonts w:eastAsia="黑体"/>
       <w:color w:themeColor="accent1" w:themeShade="BF" w:val="365F91"/>
     </w:rPr>
     <w:tblPr>
@@ -4485,6 +4776,7 @@
         <w:spacing w:after="0" w:before="0" w:line="240" w:lineRule="auto"/>
       </w:pPr>
       <w:rPr>
+        <w:rFonts w:eastAsia="黑体"/>
         <w:b/>
         <w:bCs/>
       </w:rPr>
@@ -4505,6 +4797,7 @@
         <w:spacing w:after="0" w:before="0" w:line="240" w:lineRule="auto"/>
       </w:pPr>
       <w:rPr>
+        <w:rFonts w:eastAsia="黑体"/>
         <w:b/>
         <w:bCs/>
       </w:rPr>
@@ -4522,12 +4815,14 @@
     </w:tblStylePr>
     <w:tblStylePr w:type="firstCol">
       <w:rPr>
+        <w:rFonts w:eastAsia="黑体"/>
         <w:b/>
         <w:bCs/>
       </w:rPr>
     </w:tblStylePr>
     <w:tblStylePr w:type="lastCol">
       <w:rPr>
+        <w:rFonts w:eastAsia="黑体"/>
         <w:b/>
         <w:bCs/>
       </w:rPr>
@@ -4566,6 +4861,7 @@
       <w:spacing w:after="0" w:line="240" w:lineRule="auto"/>
     </w:pPr>
     <w:rPr>
+      <w:rFonts w:eastAsia="黑体"/>
       <w:color w:themeColor="accent2" w:themeShade="BF" w:val="943634"/>
     </w:rPr>
     <w:tblPr>
@@ -4588,6 +4884,7 @@
         <w:spacing w:after="0" w:before="0" w:line="240" w:lineRule="auto"/>
       </w:pPr>
       <w:rPr>
+        <w:rFonts w:eastAsia="黑体"/>
         <w:b/>
         <w:bCs/>
       </w:rPr>
@@ -4608,6 +4905,7 @@
         <w:spacing w:after="0" w:before="0" w:line="240" w:lineRule="auto"/>
       </w:pPr>
       <w:rPr>
+        <w:rFonts w:eastAsia="黑体"/>
         <w:b/>
         <w:bCs/>
       </w:rPr>
@@ -4625,12 +4923,14 @@
     </w:tblStylePr>
     <w:tblStylePr w:type="firstCol">
       <w:rPr>
+        <w:rFonts w:eastAsia="黑体"/>
         <w:b/>
         <w:bCs/>
       </w:rPr>
     </w:tblStylePr>
     <w:tblStylePr w:type="lastCol">
       <w:rPr>
+        <w:rFonts w:eastAsia="黑体"/>
         <w:b/>
         <w:bCs/>
       </w:rPr>
@@ -4669,6 +4969,7 @@
       <w:spacing w:after="0" w:line="240" w:lineRule="auto"/>
     </w:pPr>
     <w:rPr>
+      <w:rFonts w:eastAsia="黑体"/>
       <w:color w:themeColor="accent3" w:themeShade="BF" w:val="76923C"/>
     </w:rPr>
     <w:tblPr>
@@ -4691,6 +4992,7 @@
         <w:spacing w:after="0" w:before="0" w:line="240" w:lineRule="auto"/>
       </w:pPr>
       <w:rPr>
+        <w:rFonts w:eastAsia="黑体"/>
         <w:b/>
         <w:bCs/>
       </w:rPr>
@@ -4711,6 +5013,7 @@
         <w:spacing w:after="0" w:before="0" w:line="240" w:lineRule="auto"/>
       </w:pPr>
       <w:rPr>
+        <w:rFonts w:eastAsia="黑体"/>
         <w:b/>
         <w:bCs/>
       </w:rPr>
@@ -4728,12 +5031,14 @@
     </w:tblStylePr>
     <w:tblStylePr w:type="firstCol">
       <w:rPr>
+        <w:rFonts w:eastAsia="黑体"/>
         <w:b/>
         <w:bCs/>
       </w:rPr>
     </w:tblStylePr>
     <w:tblStylePr w:type="lastCol">
       <w:rPr>
+        <w:rFonts w:eastAsia="黑体"/>
         <w:b/>
         <w:bCs/>
       </w:rPr>
@@ -4772,6 +5077,7 @@
       <w:spacing w:after="0" w:line="240" w:lineRule="auto"/>
     </w:pPr>
     <w:rPr>
+      <w:rFonts w:eastAsia="黑体"/>
       <w:color w:themeColor="accent4" w:themeShade="BF" w:val="5F497A"/>
     </w:rPr>
     <w:tblPr>
@@ -4794,6 +5100,7 @@
         <w:spacing w:after="0" w:before="0" w:line="240" w:lineRule="auto"/>
       </w:pPr>
       <w:rPr>
+        <w:rFonts w:eastAsia="黑体"/>
         <w:b/>
         <w:bCs/>
       </w:rPr>
@@ -4814,6 +5121,7 @@
         <w:spacing w:after="0" w:before="0" w:line="240" w:lineRule="auto"/>
       </w:pPr>
       <w:rPr>
+        <w:rFonts w:eastAsia="黑体"/>
         <w:b/>
         <w:bCs/>
       </w:rPr>
@@ -4831,12 +5139,14 @@
     </w:tblStylePr>
     <w:tblStylePr w:type="firstCol">
       <w:rPr>
+        <w:rFonts w:eastAsia="黑体"/>
         <w:b/>
         <w:bCs/>
       </w:rPr>
     </w:tblStylePr>
     <w:tblStylePr w:type="lastCol">
       <w:rPr>
+        <w:rFonts w:eastAsia="黑体"/>
         <w:b/>
         <w:bCs/>
       </w:rPr>
@@ -4875,6 +5185,7 @@
       <w:spacing w:after="0" w:line="240" w:lineRule="auto"/>
     </w:pPr>
     <w:rPr>
+      <w:rFonts w:eastAsia="黑体"/>
       <w:color w:themeColor="accent5" w:themeShade="BF" w:val="31849B"/>
     </w:rPr>
     <w:tblPr>
@@ -4897,6 +5208,7 @@
         <w:spacing w:after="0" w:before="0" w:line="240" w:lineRule="auto"/>
       </w:pPr>
       <w:rPr>
+        <w:rFonts w:eastAsia="黑体"/>
         <w:b/>
         <w:bCs/>
       </w:rPr>
@@ -4917,6 +5229,7 @@
         <w:spacing w:after="0" w:before="0" w:line="240" w:lineRule="auto"/>
       </w:pPr>
       <w:rPr>
+        <w:rFonts w:eastAsia="黑体"/>
         <w:b/>
         <w:bCs/>
       </w:rPr>
@@ -4934,12 +5247,14 @@
     </w:tblStylePr>
     <w:tblStylePr w:type="firstCol">
       <w:rPr>
+        <w:rFonts w:eastAsia="黑体"/>
         <w:b/>
         <w:bCs/>
       </w:rPr>
     </w:tblStylePr>
     <w:tblStylePr w:type="lastCol">
       <w:rPr>
+        <w:rFonts w:eastAsia="黑体"/>
         <w:b/>
         <w:bCs/>
       </w:rPr>
@@ -4978,6 +5293,7 @@
       <w:spacing w:after="0" w:line="240" w:lineRule="auto"/>
     </w:pPr>
     <w:rPr>
+      <w:rFonts w:eastAsia="黑体"/>
       <w:color w:themeColor="accent6" w:themeShade="BF" w:val="E36C0A"/>
     </w:rPr>
     <w:tblPr>
@@ -5000,6 +5316,7 @@
         <w:spacing w:after="0" w:before="0" w:line="240" w:lineRule="auto"/>
       </w:pPr>
       <w:rPr>
+        <w:rFonts w:eastAsia="黑体"/>
         <w:b/>
         <w:bCs/>
       </w:rPr>
@@ -5020,6 +5337,7 @@
         <w:spacing w:after="0" w:before="0" w:line="240" w:lineRule="auto"/>
       </w:pPr>
       <w:rPr>
+        <w:rFonts w:eastAsia="黑体"/>
         <w:b/>
         <w:bCs/>
       </w:rPr>
@@ -5037,12 +5355,14 @@
     </w:tblStylePr>
     <w:tblStylePr w:type="firstCol">
       <w:rPr>
+        <w:rFonts w:eastAsia="黑体"/>
         <w:b/>
         <w:bCs/>
       </w:rPr>
     </w:tblStylePr>
     <w:tblStylePr w:type="lastCol">
       <w:rPr>
+        <w:rFonts w:eastAsia="黑体"/>
         <w:b/>
         <w:bCs/>
       </w:rPr>
@@ -5102,6 +5422,7 @@
         <w:spacing w:after="0" w:before="0" w:line="240" w:lineRule="auto"/>
       </w:pPr>
       <w:rPr>
+        <w:rFonts w:eastAsia="黑体"/>
         <w:b/>
         <w:bCs/>
         <w:color w:themeColor="background1" w:val="FFFFFF"/>
@@ -5116,6 +5437,7 @@
         <w:spacing w:after="0" w:before="0" w:line="240" w:lineRule="auto"/>
       </w:pPr>
       <w:rPr>
+        <w:rFonts w:eastAsia="黑体"/>
         <w:b/>
         <w:bCs/>
       </w:rPr>
@@ -5131,12 +5453,14 @@
     </w:tblStylePr>
     <w:tblStylePr w:type="firstCol">
       <w:rPr>
+        <w:rFonts w:eastAsia="黑体"/>
         <w:b/>
         <w:bCs/>
       </w:rPr>
     </w:tblStylePr>
     <w:tblStylePr w:type="lastCol">
       <w:rPr>
+        <w:rFonts w:eastAsia="黑体"/>
         <w:b/>
         <w:bCs/>
       </w:rPr>
@@ -5194,6 +5518,7 @@
         <w:spacing w:after="0" w:before="0" w:line="240" w:lineRule="auto"/>
       </w:pPr>
       <w:rPr>
+        <w:rFonts w:eastAsia="黑体"/>
         <w:b/>
         <w:bCs/>
         <w:color w:themeColor="background1" w:val="FFFFFF"/>
@@ -5208,6 +5533,7 @@
         <w:spacing w:after="0" w:before="0" w:line="240" w:lineRule="auto"/>
       </w:pPr>
       <w:rPr>
+        <w:rFonts w:eastAsia="黑体"/>
         <w:b/>
         <w:bCs/>
       </w:rPr>
@@ -5223,12 +5549,14 @@
     </w:tblStylePr>
     <w:tblStylePr w:type="firstCol">
       <w:rPr>
+        <w:rFonts w:eastAsia="黑体"/>
         <w:b/>
         <w:bCs/>
       </w:rPr>
     </w:tblStylePr>
     <w:tblStylePr w:type="lastCol">
       <w:rPr>
+        <w:rFonts w:eastAsia="黑体"/>
         <w:b/>
         <w:bCs/>
       </w:rPr>
@@ -5286,6 +5614,7 @@
         <w:spacing w:after="0" w:before="0" w:line="240" w:lineRule="auto"/>
       </w:pPr>
       <w:rPr>
+        <w:rFonts w:eastAsia="黑体"/>
         <w:b/>
         <w:bCs/>
         <w:color w:themeColor="background1" w:val="FFFFFF"/>
@@ -5300,6 +5629,7 @@
         <w:spacing w:after="0" w:before="0" w:line="240" w:lineRule="auto"/>
       </w:pPr>
       <w:rPr>
+        <w:rFonts w:eastAsia="黑体"/>
         <w:b/>
         <w:bCs/>
       </w:rPr>
@@ -5315,12 +5645,14 @@
     </w:tblStylePr>
     <w:tblStylePr w:type="firstCol">
       <w:rPr>
+        <w:rFonts w:eastAsia="黑体"/>
         <w:b/>
         <w:bCs/>
       </w:rPr>
     </w:tblStylePr>
     <w:tblStylePr w:type="lastCol">
       <w:rPr>
+        <w:rFonts w:eastAsia="黑体"/>
         <w:b/>
         <w:bCs/>
       </w:rPr>
@@ -5378,6 +5710,7 @@
         <w:spacing w:after="0" w:before="0" w:line="240" w:lineRule="auto"/>
       </w:pPr>
       <w:rPr>
+        <w:rFonts w:eastAsia="黑体"/>
         <w:b/>
         <w:bCs/>
         <w:color w:themeColor="background1" w:val="FFFFFF"/>
@@ -5392,6 +5725,7 @@
         <w:spacing w:after="0" w:before="0" w:line="240" w:lineRule="auto"/>
       </w:pPr>
       <w:rPr>
+        <w:rFonts w:eastAsia="黑体"/>
         <w:b/>
         <w:bCs/>
       </w:rPr>
@@ -5407,12 +5741,14 @@
     </w:tblStylePr>
     <w:tblStylePr w:type="firstCol">
       <w:rPr>
+        <w:rFonts w:eastAsia="黑体"/>
         <w:b/>
         <w:bCs/>
       </w:rPr>
     </w:tblStylePr>
     <w:tblStylePr w:type="lastCol">
       <w:rPr>
+        <w:rFonts w:eastAsia="黑体"/>
         <w:b/>
         <w:bCs/>
       </w:rPr>
@@ -5470,6 +5806,7 @@
         <w:spacing w:after="0" w:before="0" w:line="240" w:lineRule="auto"/>
       </w:pPr>
       <w:rPr>
+        <w:rFonts w:eastAsia="黑体"/>
         <w:b/>
         <w:bCs/>
         <w:color w:themeColor="background1" w:val="FFFFFF"/>
@@ -5484,6 +5821,7 @@
         <w:spacing w:after="0" w:before="0" w:line="240" w:lineRule="auto"/>
       </w:pPr>
       <w:rPr>
+        <w:rFonts w:eastAsia="黑体"/>
         <w:b/>
         <w:bCs/>
       </w:rPr>
@@ -5499,12 +5837,14 @@
     </w:tblStylePr>
     <w:tblStylePr w:type="firstCol">
       <w:rPr>
+        <w:rFonts w:eastAsia="黑体"/>
         <w:b/>
         <w:bCs/>
       </w:rPr>
     </w:tblStylePr>
     <w:tblStylePr w:type="lastCol">
       <w:rPr>
+        <w:rFonts w:eastAsia="黑体"/>
         <w:b/>
         <w:bCs/>
       </w:rPr>
@@ -5562,6 +5902,7 @@
         <w:spacing w:after="0" w:before="0" w:line="240" w:lineRule="auto"/>
       </w:pPr>
       <w:rPr>
+        <w:rFonts w:eastAsia="黑体"/>
         <w:b/>
         <w:bCs/>
         <w:color w:themeColor="background1" w:val="FFFFFF"/>
@@ -5576,6 +5917,7 @@
         <w:spacing w:after="0" w:before="0" w:line="240" w:lineRule="auto"/>
       </w:pPr>
       <w:rPr>
+        <w:rFonts w:eastAsia="黑体"/>
         <w:b/>
         <w:bCs/>
       </w:rPr>
@@ -5591,12 +5933,14 @@
     </w:tblStylePr>
     <w:tblStylePr w:type="firstCol">
       <w:rPr>
+        <w:rFonts w:eastAsia="黑体"/>
         <w:b/>
         <w:bCs/>
       </w:rPr>
     </w:tblStylePr>
     <w:tblStylePr w:type="lastCol">
       <w:rPr>
+        <w:rFonts w:eastAsia="黑体"/>
         <w:b/>
         <w:bCs/>
       </w:rPr>
@@ -5654,6 +5998,7 @@
         <w:spacing w:after="0" w:before="0" w:line="240" w:lineRule="auto"/>
       </w:pPr>
       <w:rPr>
+        <w:rFonts w:eastAsia="黑体"/>
         <w:b/>
         <w:bCs/>
         <w:color w:themeColor="background1" w:val="FFFFFF"/>
@@ -5668,6 +6013,7 @@
         <w:spacing w:after="0" w:before="0" w:line="240" w:lineRule="auto"/>
       </w:pPr>
       <w:rPr>
+        <w:rFonts w:eastAsia="黑体"/>
         <w:b/>
         <w:bCs/>
       </w:rPr>
@@ -5683,12 +6029,14 @@
     </w:tblStylePr>
     <w:tblStylePr w:type="firstCol">
       <w:rPr>
+        <w:rFonts w:eastAsia="黑体"/>
         <w:b/>
         <w:bCs/>
       </w:rPr>
     </w:tblStylePr>
     <w:tblStylePr w:type="lastCol">
       <w:rPr>
+        <w:rFonts w:eastAsia="黑体"/>
         <w:b/>
         <w:bCs/>
       </w:rPr>
@@ -5748,7 +6096,7 @@
         <w:spacing w:after="0" w:before="0" w:line="240" w:lineRule="auto"/>
       </w:pPr>
       <w:rPr>
-        <w:rFonts w:asciiTheme="majorHAnsi" w:cstheme="majorBidi" w:eastAsiaTheme="majorEastAsia" w:hAnsiTheme="majorHAnsi"/>
+        <w:rFonts w:asciiTheme="majorHAnsi" w:cstheme="majorBidi" w:hAnsiTheme="majorHAnsi" w:eastAsia="黑体"/>
         <w:b/>
         <w:bCs/>
       </w:rPr>
@@ -5769,7 +6117,7 @@
         <w:spacing w:after="0" w:before="0" w:line="240" w:lineRule="auto"/>
       </w:pPr>
       <w:rPr>
-        <w:rFonts w:asciiTheme="majorHAnsi" w:cstheme="majorBidi" w:eastAsiaTheme="majorEastAsia" w:hAnsiTheme="majorHAnsi"/>
+        <w:rFonts w:asciiTheme="majorHAnsi" w:cstheme="majorBidi" w:hAnsiTheme="majorHAnsi" w:eastAsia="黑体"/>
         <w:b/>
         <w:bCs/>
       </w:rPr>
@@ -5787,14 +6135,14 @@
     </w:tblStylePr>
     <w:tblStylePr w:type="firstCol">
       <w:rPr>
-        <w:rFonts w:asciiTheme="majorHAnsi" w:cstheme="majorBidi" w:eastAsiaTheme="majorEastAsia" w:hAnsiTheme="majorHAnsi"/>
+        <w:rFonts w:asciiTheme="majorHAnsi" w:cstheme="majorBidi" w:hAnsiTheme="majorHAnsi" w:eastAsia="黑体"/>
         <w:b/>
         <w:bCs/>
       </w:rPr>
     </w:tblStylePr>
     <w:tblStylePr w:type="lastCol">
       <w:rPr>
-        <w:rFonts w:asciiTheme="majorHAnsi" w:cstheme="majorBidi" w:eastAsiaTheme="majorEastAsia" w:hAnsiTheme="majorHAnsi"/>
+        <w:rFonts w:asciiTheme="majorHAnsi" w:cstheme="majorBidi" w:hAnsiTheme="majorHAnsi" w:eastAsia="黑体"/>
         <w:b/>
         <w:bCs/>
       </w:rPr>
@@ -5878,7 +6226,7 @@
         <w:spacing w:after="0" w:before="0" w:line="240" w:lineRule="auto"/>
       </w:pPr>
       <w:rPr>
-        <w:rFonts w:asciiTheme="majorHAnsi" w:cstheme="majorBidi" w:eastAsiaTheme="majorEastAsia" w:hAnsiTheme="majorHAnsi"/>
+        <w:rFonts w:asciiTheme="majorHAnsi" w:cstheme="majorBidi" w:hAnsiTheme="majorHAnsi" w:eastAsia="黑体"/>
         <w:b/>
         <w:bCs/>
       </w:rPr>
@@ -5899,7 +6247,7 @@
         <w:spacing w:after="0" w:before="0" w:line="240" w:lineRule="auto"/>
       </w:pPr>
       <w:rPr>
-        <w:rFonts w:asciiTheme="majorHAnsi" w:cstheme="majorBidi" w:eastAsiaTheme="majorEastAsia" w:hAnsiTheme="majorHAnsi"/>
+        <w:rFonts w:asciiTheme="majorHAnsi" w:cstheme="majorBidi" w:hAnsiTheme="majorHAnsi" w:eastAsia="黑体"/>
         <w:b/>
         <w:bCs/>
       </w:rPr>
@@ -5917,14 +6265,14 @@
     </w:tblStylePr>
     <w:tblStylePr w:type="firstCol">
       <w:rPr>
-        <w:rFonts w:asciiTheme="majorHAnsi" w:cstheme="majorBidi" w:eastAsiaTheme="majorEastAsia" w:hAnsiTheme="majorHAnsi"/>
+        <w:rFonts w:asciiTheme="majorHAnsi" w:cstheme="majorBidi" w:hAnsiTheme="majorHAnsi" w:eastAsia="黑体"/>
         <w:b/>
         <w:bCs/>
       </w:rPr>
     </w:tblStylePr>
     <w:tblStylePr w:type="lastCol">
       <w:rPr>
-        <w:rFonts w:asciiTheme="majorHAnsi" w:cstheme="majorBidi" w:eastAsiaTheme="majorEastAsia" w:hAnsiTheme="majorHAnsi"/>
+        <w:rFonts w:asciiTheme="majorHAnsi" w:cstheme="majorBidi" w:hAnsiTheme="majorHAnsi" w:eastAsia="黑体"/>
         <w:b/>
         <w:bCs/>
       </w:rPr>
@@ -6008,7 +6356,7 @@
         <w:spacing w:after="0" w:before="0" w:line="240" w:lineRule="auto"/>
       </w:pPr>
       <w:rPr>
-        <w:rFonts w:asciiTheme="majorHAnsi" w:cstheme="majorBidi" w:eastAsiaTheme="majorEastAsia" w:hAnsiTheme="majorHAnsi"/>
+        <w:rFonts w:asciiTheme="majorHAnsi" w:cstheme="majorBidi" w:hAnsiTheme="majorHAnsi" w:eastAsia="黑体"/>
         <w:b/>
         <w:bCs/>
       </w:rPr>
@@ -6029,7 +6377,7 @@
         <w:spacing w:after="0" w:before="0" w:line="240" w:lineRule="auto"/>
       </w:pPr>
       <w:rPr>
-        <w:rFonts w:asciiTheme="majorHAnsi" w:cstheme="majorBidi" w:eastAsiaTheme="majorEastAsia" w:hAnsiTheme="majorHAnsi"/>
+        <w:rFonts w:asciiTheme="majorHAnsi" w:cstheme="majorBidi" w:hAnsiTheme="majorHAnsi" w:eastAsia="黑体"/>
         <w:b/>
         <w:bCs/>
       </w:rPr>
@@ -6047,14 +6395,14 @@
     </w:tblStylePr>
     <w:tblStylePr w:type="firstCol">
       <w:rPr>
-        <w:rFonts w:asciiTheme="majorHAnsi" w:cstheme="majorBidi" w:eastAsiaTheme="majorEastAsia" w:hAnsiTheme="majorHAnsi"/>
+        <w:rFonts w:asciiTheme="majorHAnsi" w:cstheme="majorBidi" w:hAnsiTheme="majorHAnsi" w:eastAsia="黑体"/>
         <w:b/>
         <w:bCs/>
       </w:rPr>
     </w:tblStylePr>
     <w:tblStylePr w:type="lastCol">
       <w:rPr>
-        <w:rFonts w:asciiTheme="majorHAnsi" w:cstheme="majorBidi" w:eastAsiaTheme="majorEastAsia" w:hAnsiTheme="majorHAnsi"/>
+        <w:rFonts w:asciiTheme="majorHAnsi" w:cstheme="majorBidi" w:hAnsiTheme="majorHAnsi" w:eastAsia="黑体"/>
         <w:b/>
         <w:bCs/>
       </w:rPr>
@@ -6138,7 +6486,7 @@
         <w:spacing w:after="0" w:before="0" w:line="240" w:lineRule="auto"/>
       </w:pPr>
       <w:rPr>
-        <w:rFonts w:asciiTheme="majorHAnsi" w:cstheme="majorBidi" w:eastAsiaTheme="majorEastAsia" w:hAnsiTheme="majorHAnsi"/>
+        <w:rFonts w:asciiTheme="majorHAnsi" w:cstheme="majorBidi" w:hAnsiTheme="majorHAnsi" w:eastAsia="黑体"/>
         <w:b/>
         <w:bCs/>
       </w:rPr>
@@ -6159,7 +6507,7 @@
         <w:spacing w:after="0" w:before="0" w:line="240" w:lineRule="auto"/>
       </w:pPr>
       <w:rPr>
-        <w:rFonts w:asciiTheme="majorHAnsi" w:cstheme="majorBidi" w:eastAsiaTheme="majorEastAsia" w:hAnsiTheme="majorHAnsi"/>
+        <w:rFonts w:asciiTheme="majorHAnsi" w:cstheme="majorBidi" w:hAnsiTheme="majorHAnsi" w:eastAsia="黑体"/>
         <w:b/>
         <w:bCs/>
       </w:rPr>
@@ -6177,14 +6525,14 @@
     </w:tblStylePr>
     <w:tblStylePr w:type="firstCol">
       <w:rPr>
-        <w:rFonts w:asciiTheme="majorHAnsi" w:cstheme="majorBidi" w:eastAsiaTheme="majorEastAsia" w:hAnsiTheme="majorHAnsi"/>
+        <w:rFonts w:asciiTheme="majorHAnsi" w:cstheme="majorBidi" w:hAnsiTheme="majorHAnsi" w:eastAsia="黑体"/>
         <w:b/>
         <w:bCs/>
       </w:rPr>
     </w:tblStylePr>
     <w:tblStylePr w:type="lastCol">
       <w:rPr>
-        <w:rFonts w:asciiTheme="majorHAnsi" w:cstheme="majorBidi" w:eastAsiaTheme="majorEastAsia" w:hAnsiTheme="majorHAnsi"/>
+        <w:rFonts w:asciiTheme="majorHAnsi" w:cstheme="majorBidi" w:hAnsiTheme="majorHAnsi" w:eastAsia="黑体"/>
         <w:b/>
         <w:bCs/>
       </w:rPr>
@@ -6268,7 +6616,7 @@
         <w:spacing w:after="0" w:before="0" w:line="240" w:lineRule="auto"/>
       </w:pPr>
       <w:rPr>
-        <w:rFonts w:asciiTheme="majorHAnsi" w:cstheme="majorBidi" w:eastAsiaTheme="majorEastAsia" w:hAnsiTheme="majorHAnsi"/>
+        <w:rFonts w:asciiTheme="majorHAnsi" w:cstheme="majorBidi" w:hAnsiTheme="majorHAnsi" w:eastAsia="黑体"/>
         <w:b/>
         <w:bCs/>
       </w:rPr>
@@ -6289,7 +6637,7 @@
         <w:spacing w:after="0" w:before="0" w:line="240" w:lineRule="auto"/>
       </w:pPr>
       <w:rPr>
-        <w:rFonts w:asciiTheme="majorHAnsi" w:cstheme="majorBidi" w:eastAsiaTheme="majorEastAsia" w:hAnsiTheme="majorHAnsi"/>
+        <w:rFonts w:asciiTheme="majorHAnsi" w:cstheme="majorBidi" w:hAnsiTheme="majorHAnsi" w:eastAsia="黑体"/>
         <w:b/>
         <w:bCs/>
       </w:rPr>
@@ -6307,14 +6655,14 @@
     </w:tblStylePr>
     <w:tblStylePr w:type="firstCol">
       <w:rPr>
-        <w:rFonts w:asciiTheme="majorHAnsi" w:cstheme="majorBidi" w:eastAsiaTheme="majorEastAsia" w:hAnsiTheme="majorHAnsi"/>
+        <w:rFonts w:asciiTheme="majorHAnsi" w:cstheme="majorBidi" w:hAnsiTheme="majorHAnsi" w:eastAsia="黑体"/>
         <w:b/>
         <w:bCs/>
       </w:rPr>
     </w:tblStylePr>
     <w:tblStylePr w:type="lastCol">
       <w:rPr>
-        <w:rFonts w:asciiTheme="majorHAnsi" w:cstheme="majorBidi" w:eastAsiaTheme="majorEastAsia" w:hAnsiTheme="majorHAnsi"/>
+        <w:rFonts w:asciiTheme="majorHAnsi" w:cstheme="majorBidi" w:hAnsiTheme="majorHAnsi" w:eastAsia="黑体"/>
         <w:b/>
         <w:bCs/>
       </w:rPr>
@@ -6398,7 +6746,7 @@
         <w:spacing w:after="0" w:before="0" w:line="240" w:lineRule="auto"/>
       </w:pPr>
       <w:rPr>
-        <w:rFonts w:asciiTheme="majorHAnsi" w:cstheme="majorBidi" w:eastAsiaTheme="majorEastAsia" w:hAnsiTheme="majorHAnsi"/>
+        <w:rFonts w:asciiTheme="majorHAnsi" w:cstheme="majorBidi" w:hAnsiTheme="majorHAnsi" w:eastAsia="黑体"/>
         <w:b/>
         <w:bCs/>
       </w:rPr>
@@ -6419,7 +6767,7 @@
         <w:spacing w:after="0" w:before="0" w:line="240" w:lineRule="auto"/>
       </w:pPr>
       <w:rPr>
-        <w:rFonts w:asciiTheme="majorHAnsi" w:cstheme="majorBidi" w:eastAsiaTheme="majorEastAsia" w:hAnsiTheme="majorHAnsi"/>
+        <w:rFonts w:asciiTheme="majorHAnsi" w:cstheme="majorBidi" w:hAnsiTheme="majorHAnsi" w:eastAsia="黑体"/>
         <w:b/>
         <w:bCs/>
       </w:rPr>
@@ -6437,14 +6785,14 @@
     </w:tblStylePr>
     <w:tblStylePr w:type="firstCol">
       <w:rPr>
-        <w:rFonts w:asciiTheme="majorHAnsi" w:cstheme="majorBidi" w:eastAsiaTheme="majorEastAsia" w:hAnsiTheme="majorHAnsi"/>
+        <w:rFonts w:asciiTheme="majorHAnsi" w:cstheme="majorBidi" w:hAnsiTheme="majorHAnsi" w:eastAsia="黑体"/>
         <w:b/>
         <w:bCs/>
       </w:rPr>
     </w:tblStylePr>
     <w:tblStylePr w:type="lastCol">
       <w:rPr>
-        <w:rFonts w:asciiTheme="majorHAnsi" w:cstheme="majorBidi" w:eastAsiaTheme="majorEastAsia" w:hAnsiTheme="majorHAnsi"/>
+        <w:rFonts w:asciiTheme="majorHAnsi" w:cstheme="majorBidi" w:hAnsiTheme="majorHAnsi" w:eastAsia="黑体"/>
         <w:b/>
         <w:bCs/>
       </w:rPr>
@@ -6528,7 +6876,7 @@
         <w:spacing w:after="0" w:before="0" w:line="240" w:lineRule="auto"/>
       </w:pPr>
       <w:rPr>
-        <w:rFonts w:asciiTheme="majorHAnsi" w:cstheme="majorBidi" w:eastAsiaTheme="majorEastAsia" w:hAnsiTheme="majorHAnsi"/>
+        <w:rFonts w:asciiTheme="majorHAnsi" w:cstheme="majorBidi" w:hAnsiTheme="majorHAnsi" w:eastAsia="黑体"/>
         <w:b/>
         <w:bCs/>
       </w:rPr>
@@ -6549,7 +6897,7 @@
         <w:spacing w:after="0" w:before="0" w:line="240" w:lineRule="auto"/>
       </w:pPr>
       <w:rPr>
-        <w:rFonts w:asciiTheme="majorHAnsi" w:cstheme="majorBidi" w:eastAsiaTheme="majorEastAsia" w:hAnsiTheme="majorHAnsi"/>
+        <w:rFonts w:asciiTheme="majorHAnsi" w:cstheme="majorBidi" w:hAnsiTheme="majorHAnsi" w:eastAsia="黑体"/>
         <w:b/>
         <w:bCs/>
       </w:rPr>
@@ -6567,14 +6915,14 @@
     </w:tblStylePr>
     <w:tblStylePr w:type="firstCol">
       <w:rPr>
-        <w:rFonts w:asciiTheme="majorHAnsi" w:cstheme="majorBidi" w:eastAsiaTheme="majorEastAsia" w:hAnsiTheme="majorHAnsi"/>
+        <w:rFonts w:asciiTheme="majorHAnsi" w:cstheme="majorBidi" w:hAnsiTheme="majorHAnsi" w:eastAsia="黑体"/>
         <w:b/>
         <w:bCs/>
       </w:rPr>
     </w:tblStylePr>
     <w:tblStylePr w:type="lastCol">
       <w:rPr>
-        <w:rFonts w:asciiTheme="majorHAnsi" w:cstheme="majorBidi" w:eastAsiaTheme="majorEastAsia" w:hAnsiTheme="majorHAnsi"/>
+        <w:rFonts w:asciiTheme="majorHAnsi" w:cstheme="majorBidi" w:hAnsiTheme="majorHAnsi" w:eastAsia="黑体"/>
         <w:b/>
         <w:bCs/>
       </w:rPr>
@@ -6657,6 +7005,7 @@
         <w:spacing w:after="0" w:before="0" w:line="240" w:lineRule="auto"/>
       </w:pPr>
       <w:rPr>
+        <w:rFonts w:eastAsia="黑体"/>
         <w:b/>
         <w:bCs/>
         <w:color w:themeColor="background1" w:val="FFFFFF"/>
@@ -6679,6 +7028,7 @@
         <w:spacing w:after="0" w:before="0" w:line="240" w:lineRule="auto"/>
       </w:pPr>
       <w:rPr>
+        <w:rFonts w:eastAsia="黑体"/>
         <w:b/>
         <w:bCs/>
       </w:rPr>
@@ -6696,12 +7046,14 @@
     </w:tblStylePr>
     <w:tblStylePr w:type="firstCol">
       <w:rPr>
+        <w:rFonts w:eastAsia="黑体"/>
         <w:b/>
         <w:bCs/>
       </w:rPr>
     </w:tblStylePr>
     <w:tblStylePr w:type="lastCol">
       <w:rPr>
+        <w:rFonts w:eastAsia="黑体"/>
         <w:b/>
         <w:bCs/>
       </w:rPr>
@@ -6763,6 +7115,7 @@
         <w:spacing w:after="0" w:before="0" w:line="240" w:lineRule="auto"/>
       </w:pPr>
       <w:rPr>
+        <w:rFonts w:eastAsia="黑体"/>
         <w:b/>
         <w:bCs/>
         <w:color w:themeColor="background1" w:val="FFFFFF"/>
@@ -6785,6 +7138,7 @@
         <w:spacing w:after="0" w:before="0" w:line="240" w:lineRule="auto"/>
       </w:pPr>
       <w:rPr>
+        <w:rFonts w:eastAsia="黑体"/>
         <w:b/>
         <w:bCs/>
       </w:rPr>
@@ -6802,12 +7156,14 @@
     </w:tblStylePr>
     <w:tblStylePr w:type="firstCol">
       <w:rPr>
+        <w:rFonts w:eastAsia="黑体"/>
         <w:b/>
         <w:bCs/>
       </w:rPr>
     </w:tblStylePr>
     <w:tblStylePr w:type="lastCol">
       <w:rPr>
+        <w:rFonts w:eastAsia="黑体"/>
         <w:b/>
         <w:bCs/>
       </w:rPr>
@@ -6869,6 +7225,7 @@
         <w:spacing w:after="0" w:before="0" w:line="240" w:lineRule="auto"/>
       </w:pPr>
       <w:rPr>
+        <w:rFonts w:eastAsia="黑体"/>
         <w:b/>
         <w:bCs/>
         <w:color w:themeColor="background1" w:val="FFFFFF"/>
@@ -6891,6 +7248,7 @@
         <w:spacing w:after="0" w:before="0" w:line="240" w:lineRule="auto"/>
       </w:pPr>
       <w:rPr>
+        <w:rFonts w:eastAsia="黑体"/>
         <w:b/>
         <w:bCs/>
       </w:rPr>
@@ -6908,12 +7266,14 @@
     </w:tblStylePr>
     <w:tblStylePr w:type="firstCol">
       <w:rPr>
+        <w:rFonts w:eastAsia="黑体"/>
         <w:b/>
         <w:bCs/>
       </w:rPr>
     </w:tblStylePr>
     <w:tblStylePr w:type="lastCol">
       <w:rPr>
+        <w:rFonts w:eastAsia="黑体"/>
         <w:b/>
         <w:bCs/>
       </w:rPr>
@@ -6975,6 +7335,7 @@
         <w:spacing w:after="0" w:before="0" w:line="240" w:lineRule="auto"/>
       </w:pPr>
       <w:rPr>
+        <w:rFonts w:eastAsia="黑体"/>
         <w:b/>
         <w:bCs/>
         <w:color w:themeColor="background1" w:val="FFFFFF"/>
@@ -6997,6 +7358,7 @@
         <w:spacing w:after="0" w:before="0" w:line="240" w:lineRule="auto"/>
       </w:pPr>
       <w:rPr>
+        <w:rFonts w:eastAsia="黑体"/>
         <w:b/>
         <w:bCs/>
       </w:rPr>
@@ -7014,12 +7376,14 @@
     </w:tblStylePr>
     <w:tblStylePr w:type="firstCol">
       <w:rPr>
+        <w:rFonts w:eastAsia="黑体"/>
         <w:b/>
         <w:bCs/>
       </w:rPr>
     </w:tblStylePr>
     <w:tblStylePr w:type="lastCol">
       <w:rPr>
+        <w:rFonts w:eastAsia="黑体"/>
         <w:b/>
         <w:bCs/>
       </w:rPr>
@@ -7081,6 +7445,7 @@
         <w:spacing w:after="0" w:before="0" w:line="240" w:lineRule="auto"/>
       </w:pPr>
       <w:rPr>
+        <w:rFonts w:eastAsia="黑体"/>
         <w:b/>
         <w:bCs/>
         <w:color w:themeColor="background1" w:val="FFFFFF"/>
@@ -7103,6 +7468,7 @@
         <w:spacing w:after="0" w:before="0" w:line="240" w:lineRule="auto"/>
       </w:pPr>
       <w:rPr>
+        <w:rFonts w:eastAsia="黑体"/>
         <w:b/>
         <w:bCs/>
       </w:rPr>
@@ -7120,12 +7486,14 @@
     </w:tblStylePr>
     <w:tblStylePr w:type="firstCol">
       <w:rPr>
+        <w:rFonts w:eastAsia="黑体"/>
         <w:b/>
         <w:bCs/>
       </w:rPr>
     </w:tblStylePr>
     <w:tblStylePr w:type="lastCol">
       <w:rPr>
+        <w:rFonts w:eastAsia="黑体"/>
         <w:b/>
         <w:bCs/>
       </w:rPr>
@@ -7187,6 +7555,7 @@
         <w:spacing w:after="0" w:before="0" w:line="240" w:lineRule="auto"/>
       </w:pPr>
       <w:rPr>
+        <w:rFonts w:eastAsia="黑体"/>
         <w:b/>
         <w:bCs/>
         <w:color w:themeColor="background1" w:val="FFFFFF"/>
@@ -7209,6 +7578,7 @@
         <w:spacing w:after="0" w:before="0" w:line="240" w:lineRule="auto"/>
       </w:pPr>
       <w:rPr>
+        <w:rFonts w:eastAsia="黑体"/>
         <w:b/>
         <w:bCs/>
       </w:rPr>
@@ -7226,12 +7596,14 @@
     </w:tblStylePr>
     <w:tblStylePr w:type="firstCol">
       <w:rPr>
+        <w:rFonts w:eastAsia="黑体"/>
         <w:b/>
         <w:bCs/>
       </w:rPr>
     </w:tblStylePr>
     <w:tblStylePr w:type="lastCol">
       <w:rPr>
+        <w:rFonts w:eastAsia="黑体"/>
         <w:b/>
         <w:bCs/>
       </w:rPr>
@@ -7293,6 +7665,7 @@
         <w:spacing w:after="0" w:before="0" w:line="240" w:lineRule="auto"/>
       </w:pPr>
       <w:rPr>
+        <w:rFonts w:eastAsia="黑体"/>
         <w:b/>
         <w:bCs/>
         <w:color w:themeColor="background1" w:val="FFFFFF"/>
@@ -7315,6 +7688,7 @@
         <w:spacing w:after="0" w:before="0" w:line="240" w:lineRule="auto"/>
       </w:pPr>
       <w:rPr>
+        <w:rFonts w:eastAsia="黑体"/>
         <w:b/>
         <w:bCs/>
       </w:rPr>
@@ -7332,12 +7706,14 @@
     </w:tblStylePr>
     <w:tblStylePr w:type="firstCol">
       <w:rPr>
+        <w:rFonts w:eastAsia="黑体"/>
         <w:b/>
         <w:bCs/>
       </w:rPr>
     </w:tblStylePr>
     <w:tblStylePr w:type="lastCol">
       <w:rPr>
+        <w:rFonts w:eastAsia="黑体"/>
         <w:b/>
         <w:bCs/>
       </w:rPr>
@@ -7396,6 +7772,7 @@
         <w:spacing w:after="0" w:before="0" w:line="240" w:lineRule="auto"/>
       </w:pPr>
       <w:rPr>
+        <w:rFonts w:eastAsia="黑体"/>
         <w:b/>
         <w:bCs/>
         <w:color w:themeColor="background1" w:val="FFFFFF"/>
@@ -7418,6 +7795,7 @@
         <w:spacing w:after="0" w:before="0" w:line="240" w:lineRule="auto"/>
       </w:pPr>
       <w:rPr>
+        <w:rFonts w:eastAsia="黑体"/>
         <w:color w:val="auto"/>
       </w:rPr>
       <w:tblPr/>
@@ -7435,6 +7813,7 @@
     </w:tblStylePr>
     <w:tblStylePr w:type="firstCol">
       <w:rPr>
+        <w:rFonts w:eastAsia="黑体"/>
         <w:b/>
         <w:bCs/>
         <w:color w:themeColor="background1" w:val="FFFFFF"/>
@@ -7454,6 +7833,7 @@
     </w:tblStylePr>
     <w:tblStylePr w:type="lastCol">
       <w:rPr>
+        <w:rFonts w:eastAsia="黑体"/>
         <w:b/>
         <w:bCs/>
         <w:color w:themeColor="background1" w:val="FFFFFF"/>
@@ -7502,6 +7882,7 @@
     </w:tblStylePr>
     <w:tblStylePr w:type="nwCell">
       <w:rPr>
+        <w:rFonts w:eastAsia="黑体"/>
         <w:color w:themeColor="background1" w:val="FFFFFF"/>
       </w:rPr>
       <w:tblPr/>
@@ -7545,6 +7926,7 @@
         <w:spacing w:after="0" w:before="0" w:line="240" w:lineRule="auto"/>
       </w:pPr>
       <w:rPr>
+        <w:rFonts w:eastAsia="黑体"/>
         <w:b/>
         <w:bCs/>
         <w:color w:themeColor="background1" w:val="FFFFFF"/>
@@ -7567,6 +7949,7 @@
         <w:spacing w:after="0" w:before="0" w:line="240" w:lineRule="auto"/>
       </w:pPr>
       <w:rPr>
+        <w:rFonts w:eastAsia="黑体"/>
         <w:color w:val="auto"/>
       </w:rPr>
       <w:tblPr/>
@@ -7584,6 +7967,7 @@
     </w:tblStylePr>
     <w:tblStylePr w:type="firstCol">
       <w:rPr>
+        <w:rFonts w:eastAsia="黑体"/>
         <w:b/>
         <w:bCs/>
         <w:color w:themeColor="background1" w:val="FFFFFF"/>
@@ -7603,6 +7987,7 @@
     </w:tblStylePr>
     <w:tblStylePr w:type="lastCol">
       <w:rPr>
+        <w:rFonts w:eastAsia="黑体"/>
         <w:b/>
         <w:bCs/>
         <w:color w:themeColor="background1" w:val="FFFFFF"/>
@@ -7651,6 +8036,7 @@
     </w:tblStylePr>
     <w:tblStylePr w:type="nwCell">
       <w:rPr>
+        <w:rFonts w:eastAsia="黑体"/>
         <w:color w:themeColor="background1" w:val="FFFFFF"/>
       </w:rPr>
       <w:tblPr/>
@@ -7694,6 +8080,7 @@
         <w:spacing w:after="0" w:before="0" w:line="240" w:lineRule="auto"/>
       </w:pPr>
       <w:rPr>
+        <w:rFonts w:eastAsia="黑体"/>
         <w:b/>
         <w:bCs/>
         <w:color w:themeColor="background1" w:val="FFFFFF"/>
@@ -7716,6 +8103,7 @@
         <w:spacing w:after="0" w:before="0" w:line="240" w:lineRule="auto"/>
       </w:pPr>
       <w:rPr>
+        <w:rFonts w:eastAsia="黑体"/>
         <w:color w:val="auto"/>
       </w:rPr>
       <w:tblPr/>
@@ -7733,6 +8121,7 @@
     </w:tblStylePr>
     <w:tblStylePr w:type="firstCol">
       <w:rPr>
+        <w:rFonts w:eastAsia="黑体"/>
         <w:b/>
         <w:bCs/>
         <w:color w:themeColor="background1" w:val="FFFFFF"/>
@@ -7752,6 +8141,7 @@
     </w:tblStylePr>
     <w:tblStylePr w:type="lastCol">
       <w:rPr>
+        <w:rFonts w:eastAsia="黑体"/>
         <w:b/>
         <w:bCs/>
         <w:color w:themeColor="background1" w:val="FFFFFF"/>
@@ -7800,6 +8190,7 @@
     </w:tblStylePr>
     <w:tblStylePr w:type="nwCell">
       <w:rPr>
+        <w:rFonts w:eastAsia="黑体"/>
         <w:color w:themeColor="background1" w:val="FFFFFF"/>
       </w:rPr>
       <w:tblPr/>
@@ -7843,6 +8234,7 @@
         <w:spacing w:after="0" w:before="0" w:line="240" w:lineRule="auto"/>
       </w:pPr>
       <w:rPr>
+        <w:rFonts w:eastAsia="黑体"/>
         <w:b/>
         <w:bCs/>
         <w:color w:themeColor="background1" w:val="FFFFFF"/>
@@ -7865,6 +8257,7 @@
         <w:spacing w:after="0" w:before="0" w:line="240" w:lineRule="auto"/>
       </w:pPr>
       <w:rPr>
+        <w:rFonts w:eastAsia="黑体"/>
         <w:color w:val="auto"/>
       </w:rPr>
       <w:tblPr/>
@@ -7882,6 +8275,7 @@
     </w:tblStylePr>
     <w:tblStylePr w:type="firstCol">
       <w:rPr>
+        <w:rFonts w:eastAsia="黑体"/>
         <w:b/>
         <w:bCs/>
         <w:color w:themeColor="background1" w:val="FFFFFF"/>
@@ -7901,6 +8295,7 @@
     </w:tblStylePr>
     <w:tblStylePr w:type="lastCol">
       <w:rPr>
+        <w:rFonts w:eastAsia="黑体"/>
         <w:b/>
         <w:bCs/>
         <w:color w:themeColor="background1" w:val="FFFFFF"/>
@@ -7949,6 +8344,7 @@
     </w:tblStylePr>
     <w:tblStylePr w:type="nwCell">
       <w:rPr>
+        <w:rFonts w:eastAsia="黑体"/>
         <w:color w:themeColor="background1" w:val="FFFFFF"/>
       </w:rPr>
       <w:tblPr/>
@@ -7992,6 +8388,7 @@
         <w:spacing w:after="0" w:before="0" w:line="240" w:lineRule="auto"/>
       </w:pPr>
       <w:rPr>
+        <w:rFonts w:eastAsia="黑体"/>
         <w:b/>
         <w:bCs/>
         <w:color w:themeColor="background1" w:val="FFFFFF"/>
@@ -8014,6 +8411,7 @@
         <w:spacing w:after="0" w:before="0" w:line="240" w:lineRule="auto"/>
       </w:pPr>
       <w:rPr>
+        <w:rFonts w:eastAsia="黑体"/>
         <w:color w:val="auto"/>
       </w:rPr>
       <w:tblPr/>
@@ -8031,6 +8429,7 @@
     </w:tblStylePr>
     <w:tblStylePr w:type="firstCol">
       <w:rPr>
+        <w:rFonts w:eastAsia="黑体"/>
         <w:b/>
         <w:bCs/>
         <w:color w:themeColor="background1" w:val="FFFFFF"/>
@@ -8050,6 +8449,7 @@
     </w:tblStylePr>
     <w:tblStylePr w:type="lastCol">
       <w:rPr>
+        <w:rFonts w:eastAsia="黑体"/>
         <w:b/>
         <w:bCs/>
         <w:color w:themeColor="background1" w:val="FFFFFF"/>
@@ -8098,6 +8498,7 @@
     </w:tblStylePr>
     <w:tblStylePr w:type="nwCell">
       <w:rPr>
+        <w:rFonts w:eastAsia="黑体"/>
         <w:color w:themeColor="background1" w:val="FFFFFF"/>
       </w:rPr>
       <w:tblPr/>
@@ -8141,6 +8542,7 @@
         <w:spacing w:after="0" w:before="0" w:line="240" w:lineRule="auto"/>
       </w:pPr>
       <w:rPr>
+        <w:rFonts w:eastAsia="黑体"/>
         <w:b/>
         <w:bCs/>
         <w:color w:themeColor="background1" w:val="FFFFFF"/>
@@ -8163,6 +8565,7 @@
         <w:spacing w:after="0" w:before="0" w:line="240" w:lineRule="auto"/>
       </w:pPr>
       <w:rPr>
+        <w:rFonts w:eastAsia="黑体"/>
         <w:color w:val="auto"/>
       </w:rPr>
       <w:tblPr/>
@@ -8180,6 +8583,7 @@
     </w:tblStylePr>
     <w:tblStylePr w:type="firstCol">
       <w:rPr>
+        <w:rFonts w:eastAsia="黑体"/>
         <w:b/>
         <w:bCs/>
         <w:color w:themeColor="background1" w:val="FFFFFF"/>
@@ -8199,6 +8603,7 @@
     </w:tblStylePr>
     <w:tblStylePr w:type="lastCol">
       <w:rPr>
+        <w:rFonts w:eastAsia="黑体"/>
         <w:b/>
         <w:bCs/>
         <w:color w:themeColor="background1" w:val="FFFFFF"/>
@@ -8247,6 +8652,7 @@
     </w:tblStylePr>
     <w:tblStylePr w:type="nwCell">
       <w:rPr>
+        <w:rFonts w:eastAsia="黑体"/>
         <w:color w:themeColor="background1" w:val="FFFFFF"/>
       </w:rPr>
       <w:tblPr/>
@@ -8290,6 +8696,7 @@
         <w:spacing w:after="0" w:before="0" w:line="240" w:lineRule="auto"/>
       </w:pPr>
       <w:rPr>
+        <w:rFonts w:eastAsia="黑体"/>
         <w:b/>
         <w:bCs/>
         <w:color w:themeColor="background1" w:val="FFFFFF"/>
@@ -8312,6 +8719,7 @@
         <w:spacing w:after="0" w:before="0" w:line="240" w:lineRule="auto"/>
       </w:pPr>
       <w:rPr>
+        <w:rFonts w:eastAsia="黑体"/>
         <w:color w:val="auto"/>
       </w:rPr>
       <w:tblPr/>
@@ -8329,6 +8737,7 @@
     </w:tblStylePr>
     <w:tblStylePr w:type="firstCol">
       <w:rPr>
+        <w:rFonts w:eastAsia="黑体"/>
         <w:b/>
         <w:bCs/>
         <w:color w:themeColor="background1" w:val="FFFFFF"/>
@@ -8348,6 +8757,7 @@
     </w:tblStylePr>
     <w:tblStylePr w:type="lastCol">
       <w:rPr>
+        <w:rFonts w:eastAsia="黑体"/>
         <w:b/>
         <w:bCs/>
         <w:color w:themeColor="background1" w:val="FFFFFF"/>
@@ -8396,6 +8806,7 @@
     </w:tblStylePr>
     <w:tblStylePr w:type="nwCell">
       <w:rPr>
+        <w:rFonts w:eastAsia="黑体"/>
         <w:color w:themeColor="background1" w:val="FFFFFF"/>
       </w:rPr>
       <w:tblPr/>
@@ -8420,6 +8831,7 @@
       <w:spacing w:after="0" w:line="240" w:lineRule="auto"/>
     </w:pPr>
     <w:rPr>
+      <w:rFonts w:eastAsia="黑体"/>
       <w:color w:themeColor="text1" w:val="000000"/>
     </w:rPr>
     <w:tblPr>
@@ -8439,7 +8851,7 @@
     </w:tblPr>
     <w:tblStylePr w:type="firstRow">
       <w:rPr>
-        <w:rFonts w:asciiTheme="majorHAnsi" w:cstheme="majorBidi" w:eastAsiaTheme="majorEastAsia" w:hAnsiTheme="majorHAnsi"/>
+        <w:rFonts w:asciiTheme="majorHAnsi" w:cstheme="majorBidi" w:hAnsiTheme="majorHAnsi" w:eastAsia="黑体"/>
       </w:rPr>
       <w:tblPr/>
       <w:tcPr>
@@ -8451,6 +8863,7 @@
     </w:tblStylePr>
     <w:tblStylePr w:type="lastRow">
       <w:rPr>
+        <w:rFonts w:eastAsia="黑体"/>
         <w:b/>
         <w:bCs/>
         <w:color w:themeColor="text2" w:val="1F497D"/>
@@ -8465,12 +8878,14 @@
     </w:tblStylePr>
     <w:tblStylePr w:type="firstCol">
       <w:rPr>
+        <w:rFonts w:eastAsia="黑体"/>
         <w:b/>
         <w:bCs/>
       </w:rPr>
     </w:tblStylePr>
     <w:tblStylePr w:type="lastCol">
       <w:rPr>
+        <w:rFonts w:eastAsia="黑体"/>
         <w:b/>
         <w:bCs/>
       </w:rPr>
@@ -8504,6 +8919,7 @@
       <w:spacing w:after="0" w:line="240" w:lineRule="auto"/>
     </w:pPr>
     <w:rPr>
+      <w:rFonts w:eastAsia="黑体"/>
       <w:color w:themeColor="text1" w:val="000000"/>
     </w:rPr>
     <w:tblPr>
@@ -8523,7 +8939,7 @@
     </w:tblPr>
     <w:tblStylePr w:type="firstRow">
       <w:rPr>
-        <w:rFonts w:asciiTheme="majorHAnsi" w:cstheme="majorBidi" w:eastAsiaTheme="majorEastAsia" w:hAnsiTheme="majorHAnsi"/>
+        <w:rFonts w:asciiTheme="majorHAnsi" w:cstheme="majorBidi" w:hAnsiTheme="majorHAnsi" w:eastAsia="黑体"/>
       </w:rPr>
       <w:tblPr/>
       <w:tcPr>
@@ -8535,6 +8951,7 @@
     </w:tblStylePr>
     <w:tblStylePr w:type="lastRow">
       <w:rPr>
+        <w:rFonts w:eastAsia="黑体"/>
         <w:b/>
         <w:bCs/>
         <w:color w:themeColor="text2" w:val="1F497D"/>
@@ -8549,12 +8966,14 @@
     </w:tblStylePr>
     <w:tblStylePr w:type="firstCol">
       <w:rPr>
+        <w:rFonts w:eastAsia="黑体"/>
         <w:b/>
         <w:bCs/>
       </w:rPr>
     </w:tblStylePr>
     <w:tblStylePr w:type="lastCol">
       <w:rPr>
+        <w:rFonts w:eastAsia="黑体"/>
         <w:b/>
         <w:bCs/>
       </w:rPr>
@@ -8588,6 +9007,7 @@
       <w:spacing w:after="0" w:line="240" w:lineRule="auto"/>
     </w:pPr>
     <w:rPr>
+      <w:rFonts w:eastAsia="黑体"/>
       <w:color w:themeColor="text1" w:val="000000"/>
     </w:rPr>
     <w:tblPr>
@@ -8607,7 +9027,7 @@
     </w:tblPr>
     <w:tblStylePr w:type="firstRow">
       <w:rPr>
-        <w:rFonts w:asciiTheme="majorHAnsi" w:cstheme="majorBidi" w:eastAsiaTheme="majorEastAsia" w:hAnsiTheme="majorHAnsi"/>
+        <w:rFonts w:asciiTheme="majorHAnsi" w:cstheme="majorBidi" w:hAnsiTheme="majorHAnsi" w:eastAsia="黑体"/>
       </w:rPr>
       <w:tblPr/>
       <w:tcPr>
@@ -8619,6 +9039,7 @@
     </w:tblStylePr>
     <w:tblStylePr w:type="lastRow">
       <w:rPr>
+        <w:rFonts w:eastAsia="黑体"/>
         <w:b/>
         <w:bCs/>
         <w:color w:themeColor="text2" w:val="1F497D"/>
@@ -8633,12 +9054,14 @@
     </w:tblStylePr>
     <w:tblStylePr w:type="firstCol">
       <w:rPr>
+        <w:rFonts w:eastAsia="黑体"/>
         <w:b/>
         <w:bCs/>
       </w:rPr>
     </w:tblStylePr>
     <w:tblStylePr w:type="lastCol">
       <w:rPr>
+        <w:rFonts w:eastAsia="黑体"/>
         <w:b/>
         <w:bCs/>
       </w:rPr>
@@ -8672,6 +9095,7 @@
       <w:spacing w:after="0" w:line="240" w:lineRule="auto"/>
     </w:pPr>
     <w:rPr>
+      <w:rFonts w:eastAsia="黑体"/>
       <w:color w:themeColor="text1" w:val="000000"/>
     </w:rPr>
     <w:tblPr>
@@ -8691,7 +9115,7 @@
     </w:tblPr>
     <w:tblStylePr w:type="firstRow">
       <w:rPr>
-        <w:rFonts w:asciiTheme="majorHAnsi" w:cstheme="majorBidi" w:eastAsiaTheme="majorEastAsia" w:hAnsiTheme="majorHAnsi"/>
+        <w:rFonts w:asciiTheme="majorHAnsi" w:cstheme="majorBidi" w:hAnsiTheme="majorHAnsi" w:eastAsia="黑体"/>
       </w:rPr>
       <w:tblPr/>
       <w:tcPr>
@@ -8703,6 +9127,7 @@
     </w:tblStylePr>
     <w:tblStylePr w:type="lastRow">
       <w:rPr>
+        <w:rFonts w:eastAsia="黑体"/>
         <w:b/>
         <w:bCs/>
         <w:color w:themeColor="text2" w:val="1F497D"/>
@@ -8717,12 +9142,14 @@
     </w:tblStylePr>
     <w:tblStylePr w:type="firstCol">
       <w:rPr>
+        <w:rFonts w:eastAsia="黑体"/>
         <w:b/>
         <w:bCs/>
       </w:rPr>
     </w:tblStylePr>
     <w:tblStylePr w:type="lastCol">
       <w:rPr>
+        <w:rFonts w:eastAsia="黑体"/>
         <w:b/>
         <w:bCs/>
       </w:rPr>
@@ -8756,6 +9183,7 @@
       <w:spacing w:after="0" w:line="240" w:lineRule="auto"/>
     </w:pPr>
     <w:rPr>
+      <w:rFonts w:eastAsia="黑体"/>
       <w:color w:themeColor="text1" w:val="000000"/>
     </w:rPr>
     <w:tblPr>
@@ -8775,7 +9203,7 @@
     </w:tblPr>
     <w:tblStylePr w:type="firstRow">
       <w:rPr>
-        <w:rFonts w:asciiTheme="majorHAnsi" w:cstheme="majorBidi" w:eastAsiaTheme="majorEastAsia" w:hAnsiTheme="majorHAnsi"/>
+        <w:rFonts w:asciiTheme="majorHAnsi" w:cstheme="majorBidi" w:hAnsiTheme="majorHAnsi" w:eastAsia="黑体"/>
       </w:rPr>
       <w:tblPr/>
       <w:tcPr>
@@ -8787,6 +9215,7 @@
     </w:tblStylePr>
     <w:tblStylePr w:type="lastRow">
       <w:rPr>
+        <w:rFonts w:eastAsia="黑体"/>
         <w:b/>
         <w:bCs/>
         <w:color w:themeColor="text2" w:val="1F497D"/>
@@ -8801,12 +9230,14 @@
     </w:tblStylePr>
     <w:tblStylePr w:type="firstCol">
       <w:rPr>
+        <w:rFonts w:eastAsia="黑体"/>
         <w:b/>
         <w:bCs/>
       </w:rPr>
     </w:tblStylePr>
     <w:tblStylePr w:type="lastCol">
       <w:rPr>
+        <w:rFonts w:eastAsia="黑体"/>
         <w:b/>
         <w:bCs/>
       </w:rPr>
@@ -8840,6 +9271,7 @@
       <w:spacing w:after="0" w:line="240" w:lineRule="auto"/>
     </w:pPr>
     <w:rPr>
+      <w:rFonts w:eastAsia="黑体"/>
       <w:color w:themeColor="text1" w:val="000000"/>
     </w:rPr>
     <w:tblPr>
@@ -8859,7 +9291,7 @@
     </w:tblPr>
     <w:tblStylePr w:type="firstRow">
       <w:rPr>
-        <w:rFonts w:asciiTheme="majorHAnsi" w:cstheme="majorBidi" w:eastAsiaTheme="majorEastAsia" w:hAnsiTheme="majorHAnsi"/>
+        <w:rFonts w:asciiTheme="majorHAnsi" w:cstheme="majorBidi" w:hAnsiTheme="majorHAnsi" w:eastAsia="黑体"/>
       </w:rPr>
       <w:tblPr/>
       <w:tcPr>
@@ -8871,6 +9303,7 @@
     </w:tblStylePr>
     <w:tblStylePr w:type="lastRow">
       <w:rPr>
+        <w:rFonts w:eastAsia="黑体"/>
         <w:b/>
         <w:bCs/>
         <w:color w:themeColor="text2" w:val="1F497D"/>
@@ -8885,12 +9318,14 @@
     </w:tblStylePr>
     <w:tblStylePr w:type="firstCol">
       <w:rPr>
+        <w:rFonts w:eastAsia="黑体"/>
         <w:b/>
         <w:bCs/>
       </w:rPr>
     </w:tblStylePr>
     <w:tblStylePr w:type="lastCol">
       <w:rPr>
+        <w:rFonts w:eastAsia="黑体"/>
         <w:b/>
         <w:bCs/>
       </w:rPr>
@@ -8924,6 +9359,7 @@
       <w:spacing w:after="0" w:line="240" w:lineRule="auto"/>
     </w:pPr>
     <w:rPr>
+      <w:rFonts w:eastAsia="黑体"/>
       <w:color w:themeColor="text1" w:val="000000"/>
     </w:rPr>
     <w:tblPr>
@@ -8943,7 +9379,7 @@
     </w:tblPr>
     <w:tblStylePr w:type="firstRow">
       <w:rPr>
-        <w:rFonts w:asciiTheme="majorHAnsi" w:cstheme="majorBidi" w:eastAsiaTheme="majorEastAsia" w:hAnsiTheme="majorHAnsi"/>
+        <w:rFonts w:asciiTheme="majorHAnsi" w:cstheme="majorBidi" w:hAnsiTheme="majorHAnsi" w:eastAsia="黑体"/>
       </w:rPr>
       <w:tblPr/>
       <w:tcPr>
@@ -8955,6 +9391,7 @@
     </w:tblStylePr>
     <w:tblStylePr w:type="lastRow">
       <w:rPr>
+        <w:rFonts w:eastAsia="黑体"/>
         <w:b/>
         <w:bCs/>
         <w:color w:themeColor="text2" w:val="1F497D"/>
@@ -8969,12 +9406,14 @@
     </w:tblStylePr>
     <w:tblStylePr w:type="firstCol">
       <w:rPr>
+        <w:rFonts w:eastAsia="黑体"/>
         <w:b/>
         <w:bCs/>
       </w:rPr>
     </w:tblStylePr>
     <w:tblStylePr w:type="lastCol">
       <w:rPr>
+        <w:rFonts w:eastAsia="黑体"/>
         <w:b/>
         <w:bCs/>
       </w:rPr>
@@ -9008,7 +9447,7 @@
       <w:spacing w:after="0" w:line="240" w:lineRule="auto"/>
     </w:pPr>
     <w:rPr>
-      <w:rFonts w:asciiTheme="majorHAnsi" w:cstheme="majorBidi" w:eastAsiaTheme="majorEastAsia" w:hAnsiTheme="majorHAnsi"/>
+      <w:rFonts w:asciiTheme="majorHAnsi" w:cstheme="majorBidi" w:hAnsiTheme="majorHAnsi" w:eastAsia="黑体"/>
       <w:color w:themeColor="text1" w:val="000000"/>
     </w:rPr>
     <w:tblPr>
@@ -9030,6 +9469,7 @@
     </w:tblPr>
     <w:tblStylePr w:type="firstRow">
       <w:rPr>
+        <w:rFonts w:eastAsia="黑体"/>
         <w:sz w:val="24"/>
         <w:szCs w:val="24"/>
       </w:rPr>
@@ -9136,7 +9576,7 @@
       <w:spacing w:after="0" w:line="240" w:lineRule="auto"/>
     </w:pPr>
     <w:rPr>
-      <w:rFonts w:asciiTheme="majorHAnsi" w:cstheme="majorBidi" w:eastAsiaTheme="majorEastAsia" w:hAnsiTheme="majorHAnsi"/>
+      <w:rFonts w:asciiTheme="majorHAnsi" w:cstheme="majorBidi" w:hAnsiTheme="majorHAnsi" w:eastAsia="黑体"/>
       <w:color w:themeColor="text1" w:val="000000"/>
     </w:rPr>
     <w:tblPr>
@@ -9158,6 +9598,7 @@
     </w:tblPr>
     <w:tblStylePr w:type="firstRow">
       <w:rPr>
+        <w:rFonts w:eastAsia="黑体"/>
         <w:sz w:val="24"/>
         <w:szCs w:val="24"/>
       </w:rPr>
@@ -9264,7 +9705,7 @@
       <w:spacing w:after="0" w:line="240" w:lineRule="auto"/>
     </w:pPr>
     <w:rPr>
-      <w:rFonts w:asciiTheme="majorHAnsi" w:cstheme="majorBidi" w:eastAsiaTheme="majorEastAsia" w:hAnsiTheme="majorHAnsi"/>
+      <w:rFonts w:asciiTheme="majorHAnsi" w:cstheme="majorBidi" w:hAnsiTheme="majorHAnsi" w:eastAsia="黑体"/>
       <w:color w:themeColor="text1" w:val="000000"/>
     </w:rPr>
     <w:tblPr>
@@ -9286,6 +9727,7 @@
     </w:tblPr>
     <w:tblStylePr w:type="firstRow">
       <w:rPr>
+        <w:rFonts w:eastAsia="黑体"/>
         <w:sz w:val="24"/>
         <w:szCs w:val="24"/>
       </w:rPr>
@@ -9392,7 +9834,7 @@
       <w:spacing w:after="0" w:line="240" w:lineRule="auto"/>
     </w:pPr>
     <w:rPr>
-      <w:rFonts w:asciiTheme="majorHAnsi" w:cstheme="majorBidi" w:eastAsiaTheme="majorEastAsia" w:hAnsiTheme="majorHAnsi"/>
+      <w:rFonts w:asciiTheme="majorHAnsi" w:cstheme="majorBidi" w:hAnsiTheme="majorHAnsi" w:eastAsia="黑体"/>
       <w:color w:themeColor="text1" w:val="000000"/>
     </w:rPr>
     <w:tblPr>
@@ -9414,6 +9856,7 @@
     </w:tblPr>
     <w:tblStylePr w:type="firstRow">
       <w:rPr>
+        <w:rFonts w:eastAsia="黑体"/>
         <w:sz w:val="24"/>
         <w:szCs w:val="24"/>
       </w:rPr>
@@ -9520,7 +9963,7 @@
       <w:spacing w:after="0" w:line="240" w:lineRule="auto"/>
     </w:pPr>
     <w:rPr>
-      <w:rFonts w:asciiTheme="majorHAnsi" w:cstheme="majorBidi" w:eastAsiaTheme="majorEastAsia" w:hAnsiTheme="majorHAnsi"/>
+      <w:rFonts w:asciiTheme="majorHAnsi" w:cstheme="majorBidi" w:hAnsiTheme="majorHAnsi" w:eastAsia="黑体"/>
       <w:color w:themeColor="text1" w:val="000000"/>
     </w:rPr>
     <w:tblPr>
@@ -9542,6 +9985,7 @@
     </w:tblPr>
     <w:tblStylePr w:type="firstRow">
       <w:rPr>
+        <w:rFonts w:eastAsia="黑体"/>
         <w:sz w:val="24"/>
         <w:szCs w:val="24"/>
       </w:rPr>
@@ -9648,7 +10092,7 @@
       <w:spacing w:after="0" w:line="240" w:lineRule="auto"/>
     </w:pPr>
     <w:rPr>
-      <w:rFonts w:asciiTheme="majorHAnsi" w:cstheme="majorBidi" w:eastAsiaTheme="majorEastAsia" w:hAnsiTheme="majorHAnsi"/>
+      <w:rFonts w:asciiTheme="majorHAnsi" w:cstheme="majorBidi" w:hAnsiTheme="majorHAnsi" w:eastAsia="黑体"/>
       <w:color w:themeColor="text1" w:val="000000"/>
     </w:rPr>
     <w:tblPr>
@@ -9670,6 +10114,7 @@
     </w:tblPr>
     <w:tblStylePr w:type="firstRow">
       <w:rPr>
+        <w:rFonts w:eastAsia="黑体"/>
         <w:sz w:val="24"/>
         <w:szCs w:val="24"/>
       </w:rPr>
@@ -9776,7 +10221,7 @@
       <w:spacing w:after="0" w:line="240" w:lineRule="auto"/>
     </w:pPr>
     <w:rPr>
-      <w:rFonts w:asciiTheme="majorHAnsi" w:cstheme="majorBidi" w:eastAsiaTheme="majorEastAsia" w:hAnsiTheme="majorHAnsi"/>
+      <w:rFonts w:asciiTheme="majorHAnsi" w:cstheme="majorBidi" w:hAnsiTheme="majorHAnsi" w:eastAsia="黑体"/>
       <w:color w:themeColor="text1" w:val="000000"/>
     </w:rPr>
     <w:tblPr>
@@ -9798,6 +10243,7 @@
     </w:tblPr>
     <w:tblStylePr w:type="firstRow">
       <w:rPr>
+        <w:rFonts w:eastAsia="黑体"/>
         <w:sz w:val="24"/>
         <w:szCs w:val="24"/>
       </w:rPr>
@@ -9927,12 +10373,14 @@
     </w:tcPr>
     <w:tblStylePr w:type="firstRow">
       <w:rPr>
+        <w:rFonts w:eastAsia="黑体"/>
         <w:b/>
         <w:bCs/>
       </w:rPr>
     </w:tblStylePr>
     <w:tblStylePr w:type="lastRow">
       <w:rPr>
+        <w:rFonts w:eastAsia="黑体"/>
         <w:b/>
         <w:bCs/>
       </w:rPr>
@@ -9945,12 +10393,14 @@
     </w:tblStylePr>
     <w:tblStylePr w:type="firstCol">
       <w:rPr>
+        <w:rFonts w:eastAsia="黑体"/>
         <w:b/>
         <w:bCs/>
       </w:rPr>
     </w:tblStylePr>
     <w:tblStylePr w:type="lastCol">
       <w:rPr>
+        <w:rFonts w:eastAsia="黑体"/>
         <w:b/>
         <w:bCs/>
       </w:rPr>
@@ -10000,12 +10450,14 @@
     </w:tcPr>
     <w:tblStylePr w:type="firstRow">
       <w:rPr>
+        <w:rFonts w:eastAsia="黑体"/>
         <w:b/>
         <w:bCs/>
       </w:rPr>
     </w:tblStylePr>
     <w:tblStylePr w:type="lastRow">
       <w:rPr>
+        <w:rFonts w:eastAsia="黑体"/>
         <w:b/>
         <w:bCs/>
       </w:rPr>
@@ -10018,12 +10470,14 @@
     </w:tblStylePr>
     <w:tblStylePr w:type="firstCol">
       <w:rPr>
+        <w:rFonts w:eastAsia="黑体"/>
         <w:b/>
         <w:bCs/>
       </w:rPr>
     </w:tblStylePr>
     <w:tblStylePr w:type="lastCol">
       <w:rPr>
+        <w:rFonts w:eastAsia="黑体"/>
         <w:b/>
         <w:bCs/>
       </w:rPr>
@@ -10073,12 +10527,14 @@
     </w:tcPr>
     <w:tblStylePr w:type="firstRow">
       <w:rPr>
+        <w:rFonts w:eastAsia="黑体"/>
         <w:b/>
         <w:bCs/>
       </w:rPr>
     </w:tblStylePr>
     <w:tblStylePr w:type="lastRow">
       <w:rPr>
+        <w:rFonts w:eastAsia="黑体"/>
         <w:b/>
         <w:bCs/>
       </w:rPr>
@@ -10091,12 +10547,14 @@
     </w:tblStylePr>
     <w:tblStylePr w:type="firstCol">
       <w:rPr>
+        <w:rFonts w:eastAsia="黑体"/>
         <w:b/>
         <w:bCs/>
       </w:rPr>
     </w:tblStylePr>
     <w:tblStylePr w:type="lastCol">
       <w:rPr>
+        <w:rFonts w:eastAsia="黑体"/>
         <w:b/>
         <w:bCs/>
       </w:rPr>
@@ -10146,12 +10604,14 @@
     </w:tcPr>
     <w:tblStylePr w:type="firstRow">
       <w:rPr>
+        <w:rFonts w:eastAsia="黑体"/>
         <w:b/>
         <w:bCs/>
       </w:rPr>
     </w:tblStylePr>
     <w:tblStylePr w:type="lastRow">
       <w:rPr>
+        <w:rFonts w:eastAsia="黑体"/>
         <w:b/>
         <w:bCs/>
       </w:rPr>
@@ -10164,12 +10624,14 @@
     </w:tblStylePr>
     <w:tblStylePr w:type="firstCol">
       <w:rPr>
+        <w:rFonts w:eastAsia="黑体"/>
         <w:b/>
         <w:bCs/>
       </w:rPr>
     </w:tblStylePr>
     <w:tblStylePr w:type="lastCol">
       <w:rPr>
+        <w:rFonts w:eastAsia="黑体"/>
         <w:b/>
         <w:bCs/>
       </w:rPr>
@@ -10219,12 +10681,14 @@
     </w:tcPr>
     <w:tblStylePr w:type="firstRow">
       <w:rPr>
+        <w:rFonts w:eastAsia="黑体"/>
         <w:b/>
         <w:bCs/>
       </w:rPr>
     </w:tblStylePr>
     <w:tblStylePr w:type="lastRow">
       <w:rPr>
+        <w:rFonts w:eastAsia="黑体"/>
         <w:b/>
         <w:bCs/>
       </w:rPr>
@@ -10237,12 +10701,14 @@
     </w:tblStylePr>
     <w:tblStylePr w:type="firstCol">
       <w:rPr>
+        <w:rFonts w:eastAsia="黑体"/>
         <w:b/>
         <w:bCs/>
       </w:rPr>
     </w:tblStylePr>
     <w:tblStylePr w:type="lastCol">
       <w:rPr>
+        <w:rFonts w:eastAsia="黑体"/>
         <w:b/>
         <w:bCs/>
       </w:rPr>
@@ -10292,12 +10758,14 @@
     </w:tcPr>
     <w:tblStylePr w:type="firstRow">
       <w:rPr>
+        <w:rFonts w:eastAsia="黑体"/>
         <w:b/>
         <w:bCs/>
       </w:rPr>
     </w:tblStylePr>
     <w:tblStylePr w:type="lastRow">
       <w:rPr>
+        <w:rFonts w:eastAsia="黑体"/>
         <w:b/>
         <w:bCs/>
       </w:rPr>
@@ -10310,12 +10778,14 @@
     </w:tblStylePr>
     <w:tblStylePr w:type="firstCol">
       <w:rPr>
+        <w:rFonts w:eastAsia="黑体"/>
         <w:b/>
         <w:bCs/>
       </w:rPr>
     </w:tblStylePr>
     <w:tblStylePr w:type="lastCol">
       <w:rPr>
+        <w:rFonts w:eastAsia="黑体"/>
         <w:b/>
         <w:bCs/>
       </w:rPr>
@@ -10365,12 +10835,14 @@
     </w:tcPr>
     <w:tblStylePr w:type="firstRow">
       <w:rPr>
+        <w:rFonts w:eastAsia="黑体"/>
         <w:b/>
         <w:bCs/>
       </w:rPr>
     </w:tblStylePr>
     <w:tblStylePr w:type="lastRow">
       <w:rPr>
+        <w:rFonts w:eastAsia="黑体"/>
         <w:b/>
         <w:bCs/>
       </w:rPr>
@@ -10383,12 +10855,14 @@
     </w:tblStylePr>
     <w:tblStylePr w:type="firstCol">
       <w:rPr>
+        <w:rFonts w:eastAsia="黑体"/>
         <w:b/>
         <w:bCs/>
       </w:rPr>
     </w:tblStylePr>
     <w:tblStylePr w:type="lastCol">
       <w:rPr>
+        <w:rFonts w:eastAsia="黑体"/>
         <w:b/>
         <w:bCs/>
       </w:rPr>
@@ -10415,7 +10889,7 @@
       <w:spacing w:after="0" w:line="240" w:lineRule="auto"/>
     </w:pPr>
     <w:rPr>
-      <w:rFonts w:asciiTheme="majorHAnsi" w:cstheme="majorBidi" w:eastAsiaTheme="majorEastAsia" w:hAnsiTheme="majorHAnsi"/>
+      <w:rFonts w:asciiTheme="majorHAnsi" w:cstheme="majorBidi" w:hAnsiTheme="majorHAnsi" w:eastAsia="黑体"/>
       <w:color w:themeColor="text1" w:val="000000"/>
     </w:rPr>
     <w:tblPr>
@@ -10442,6 +10916,7 @@
     </w:tcPr>
     <w:tblStylePr w:type="firstRow">
       <w:rPr>
+        <w:rFonts w:eastAsia="黑体"/>
         <w:b/>
         <w:bCs/>
         <w:color w:themeColor="text1" w:val="000000"/>
@@ -10453,6 +10928,7 @@
     </w:tblStylePr>
     <w:tblStylePr w:type="lastRow">
       <w:rPr>
+        <w:rFonts w:eastAsia="黑体"/>
         <w:b/>
         <w:bCs/>
         <w:color w:themeColor="text1" w:val="000000"/>
@@ -10472,6 +10948,7 @@
     </w:tblStylePr>
     <w:tblStylePr w:type="firstCol">
       <w:rPr>
+        <w:rFonts w:eastAsia="黑体"/>
         <w:b/>
         <w:bCs/>
         <w:color w:themeColor="text1" w:val="000000"/>
@@ -10491,6 +10968,7 @@
     </w:tblStylePr>
     <w:tblStylePr w:type="lastCol">
       <w:rPr>
+        <w:rFonts w:eastAsia="黑体"/>
         <w:b w:val="0"/>
         <w:bCs w:val="0"/>
         <w:color w:themeColor="text1" w:val="000000"/>
@@ -10540,7 +11018,7 @@
       <w:spacing w:after="0" w:line="240" w:lineRule="auto"/>
     </w:pPr>
     <w:rPr>
-      <w:rFonts w:asciiTheme="majorHAnsi" w:cstheme="majorBidi" w:eastAsiaTheme="majorEastAsia" w:hAnsiTheme="majorHAnsi"/>
+      <w:rFonts w:asciiTheme="majorHAnsi" w:cstheme="majorBidi" w:hAnsiTheme="majorHAnsi" w:eastAsia="黑体"/>
       <w:color w:themeColor="text1" w:val="000000"/>
     </w:rPr>
     <w:tblPr>
@@ -10567,6 +11045,7 @@
     </w:tcPr>
     <w:tblStylePr w:type="firstRow">
       <w:rPr>
+        <w:rFonts w:eastAsia="黑体"/>
         <w:b/>
         <w:bCs/>
         <w:color w:themeColor="text1" w:val="000000"/>
@@ -10578,6 +11057,7 @@
     </w:tblStylePr>
     <w:tblStylePr w:type="lastRow">
       <w:rPr>
+        <w:rFonts w:eastAsia="黑体"/>
         <w:b/>
         <w:bCs/>
         <w:color w:themeColor="text1" w:val="000000"/>
@@ -10597,6 +11077,7 @@
     </w:tblStylePr>
     <w:tblStylePr w:type="firstCol">
       <w:rPr>
+        <w:rFonts w:eastAsia="黑体"/>
         <w:b/>
         <w:bCs/>
         <w:color w:themeColor="text1" w:val="000000"/>
@@ -10616,6 +11097,7 @@
     </w:tblStylePr>
     <w:tblStylePr w:type="lastCol">
       <w:rPr>
+        <w:rFonts w:eastAsia="黑体"/>
         <w:b w:val="0"/>
         <w:bCs w:val="0"/>
         <w:color w:themeColor="text1" w:val="000000"/>
@@ -10665,7 +11147,7 @@
       <w:spacing w:after="0" w:line="240" w:lineRule="auto"/>
     </w:pPr>
     <w:rPr>
-      <w:rFonts w:asciiTheme="majorHAnsi" w:cstheme="majorBidi" w:eastAsiaTheme="majorEastAsia" w:hAnsiTheme="majorHAnsi"/>
+      <w:rFonts w:asciiTheme="majorHAnsi" w:cstheme="majorBidi" w:hAnsiTheme="majorHAnsi" w:eastAsia="黑体"/>
       <w:color w:themeColor="text1" w:val="000000"/>
     </w:rPr>
     <w:tblPr>
@@ -10692,6 +11174,7 @@
     </w:tcPr>
     <w:tblStylePr w:type="firstRow">
       <w:rPr>
+        <w:rFonts w:eastAsia="黑体"/>
         <w:b/>
         <w:bCs/>
         <w:color w:themeColor="text1" w:val="000000"/>
@@ -10703,6 +11186,7 @@
     </w:tblStylePr>
     <w:tblStylePr w:type="lastRow">
       <w:rPr>
+        <w:rFonts w:eastAsia="黑体"/>
         <w:b/>
         <w:bCs/>
         <w:color w:themeColor="text1" w:val="000000"/>
@@ -10722,6 +11206,7 @@
     </w:tblStylePr>
     <w:tblStylePr w:type="firstCol">
       <w:rPr>
+        <w:rFonts w:eastAsia="黑体"/>
         <w:b/>
         <w:bCs/>
         <w:color w:themeColor="text1" w:val="000000"/>
@@ -10741,6 +11226,7 @@
     </w:tblStylePr>
     <w:tblStylePr w:type="lastCol">
       <w:rPr>
+        <w:rFonts w:eastAsia="黑体"/>
         <w:b w:val="0"/>
         <w:bCs w:val="0"/>
         <w:color w:themeColor="text1" w:val="000000"/>
@@ -10790,7 +11276,7 @@
       <w:spacing w:after="0" w:line="240" w:lineRule="auto"/>
     </w:pPr>
     <w:rPr>
-      <w:rFonts w:asciiTheme="majorHAnsi" w:cstheme="majorBidi" w:eastAsiaTheme="majorEastAsia" w:hAnsiTheme="majorHAnsi"/>
+      <w:rFonts w:asciiTheme="majorHAnsi" w:cstheme="majorBidi" w:hAnsiTheme="majorHAnsi" w:eastAsia="黑体"/>
       <w:color w:themeColor="text1" w:val="000000"/>
     </w:rPr>
     <w:tblPr>
@@ -10817,6 +11303,7 @@
     </w:tcPr>
     <w:tblStylePr w:type="firstRow">
       <w:rPr>
+        <w:rFonts w:eastAsia="黑体"/>
         <w:b/>
         <w:bCs/>
         <w:color w:themeColor="text1" w:val="000000"/>
@@ -10828,6 +11315,7 @@
     </w:tblStylePr>
     <w:tblStylePr w:type="lastRow">
       <w:rPr>
+        <w:rFonts w:eastAsia="黑体"/>
         <w:b/>
         <w:bCs/>
         <w:color w:themeColor="text1" w:val="000000"/>
@@ -10847,6 +11335,7 @@
     </w:tblStylePr>
     <w:tblStylePr w:type="firstCol">
       <w:rPr>
+        <w:rFonts w:eastAsia="黑体"/>
         <w:b/>
         <w:bCs/>
         <w:color w:themeColor="text1" w:val="000000"/>
@@ -10866,6 +11355,7 @@
     </w:tblStylePr>
     <w:tblStylePr w:type="lastCol">
       <w:rPr>
+        <w:rFonts w:eastAsia="黑体"/>
         <w:b w:val="0"/>
         <w:bCs w:val="0"/>
         <w:color w:themeColor="text1" w:val="000000"/>
@@ -10915,7 +11405,7 @@
       <w:spacing w:after="0" w:line="240" w:lineRule="auto"/>
     </w:pPr>
     <w:rPr>
-      <w:rFonts w:asciiTheme="majorHAnsi" w:cstheme="majorBidi" w:eastAsiaTheme="majorEastAsia" w:hAnsiTheme="majorHAnsi"/>
+      <w:rFonts w:asciiTheme="majorHAnsi" w:cstheme="majorBidi" w:hAnsiTheme="majorHAnsi" w:eastAsia="黑体"/>
       <w:color w:themeColor="text1" w:val="000000"/>
     </w:rPr>
     <w:tblPr>
@@ -10942,6 +11432,7 @@
     </w:tcPr>
     <w:tblStylePr w:type="firstRow">
       <w:rPr>
+        <w:rFonts w:eastAsia="黑体"/>
         <w:b/>
         <w:bCs/>
         <w:color w:themeColor="text1" w:val="000000"/>
@@ -10953,6 +11444,7 @@
     </w:tblStylePr>
     <w:tblStylePr w:type="lastRow">
       <w:rPr>
+        <w:rFonts w:eastAsia="黑体"/>
         <w:b/>
         <w:bCs/>
         <w:color w:themeColor="text1" w:val="000000"/>
@@ -10972,6 +11464,7 @@
     </w:tblStylePr>
     <w:tblStylePr w:type="firstCol">
       <w:rPr>
+        <w:rFonts w:eastAsia="黑体"/>
         <w:b/>
         <w:bCs/>
         <w:color w:themeColor="text1" w:val="000000"/>
@@ -10991,6 +11484,7 @@
     </w:tblStylePr>
     <w:tblStylePr w:type="lastCol">
       <w:rPr>
+        <w:rFonts w:eastAsia="黑体"/>
         <w:b w:val="0"/>
         <w:bCs w:val="0"/>
         <w:color w:themeColor="text1" w:val="000000"/>
@@ -11040,7 +11534,7 @@
       <w:spacing w:after="0" w:line="240" w:lineRule="auto"/>
     </w:pPr>
     <w:rPr>
-      <w:rFonts w:asciiTheme="majorHAnsi" w:cstheme="majorBidi" w:eastAsiaTheme="majorEastAsia" w:hAnsiTheme="majorHAnsi"/>
+      <w:rFonts w:asciiTheme="majorHAnsi" w:cstheme="majorBidi" w:hAnsiTheme="majorHAnsi" w:eastAsia="黑体"/>
       <w:color w:themeColor="text1" w:val="000000"/>
     </w:rPr>
     <w:tblPr>
@@ -11067,6 +11561,7 @@
     </w:tcPr>
     <w:tblStylePr w:type="firstRow">
       <w:rPr>
+        <w:rFonts w:eastAsia="黑体"/>
         <w:b/>
         <w:bCs/>
         <w:color w:themeColor="text1" w:val="000000"/>
@@ -11078,6 +11573,7 @@
     </w:tblStylePr>
     <w:tblStylePr w:type="lastRow">
       <w:rPr>
+        <w:rFonts w:eastAsia="黑体"/>
         <w:b/>
         <w:bCs/>
         <w:color w:themeColor="text1" w:val="000000"/>
@@ -11097,6 +11593,7 @@
     </w:tblStylePr>
     <w:tblStylePr w:type="firstCol">
       <w:rPr>
+        <w:rFonts w:eastAsia="黑体"/>
         <w:b/>
         <w:bCs/>
         <w:color w:themeColor="text1" w:val="000000"/>
@@ -11116,6 +11613,7 @@
     </w:tblStylePr>
     <w:tblStylePr w:type="lastCol">
       <w:rPr>
+        <w:rFonts w:eastAsia="黑体"/>
         <w:b w:val="0"/>
         <w:bCs w:val="0"/>
         <w:color w:themeColor="text1" w:val="000000"/>
@@ -11165,7 +11663,7 @@
       <w:spacing w:after="0" w:line="240" w:lineRule="auto"/>
     </w:pPr>
     <w:rPr>
-      <w:rFonts w:asciiTheme="majorHAnsi" w:cstheme="majorBidi" w:eastAsiaTheme="majorEastAsia" w:hAnsiTheme="majorHAnsi"/>
+      <w:rFonts w:asciiTheme="majorHAnsi" w:cstheme="majorBidi" w:hAnsiTheme="majorHAnsi" w:eastAsia="黑体"/>
       <w:color w:themeColor="text1" w:val="000000"/>
     </w:rPr>
     <w:tblPr>
@@ -11192,6 +11690,7 @@
     </w:tcPr>
     <w:tblStylePr w:type="firstRow">
       <w:rPr>
+        <w:rFonts w:eastAsia="黑体"/>
         <w:b/>
         <w:bCs/>
         <w:color w:themeColor="text1" w:val="000000"/>
@@ -11203,6 +11702,7 @@
     </w:tblStylePr>
     <w:tblStylePr w:type="lastRow">
       <w:rPr>
+        <w:rFonts w:eastAsia="黑体"/>
         <w:b/>
         <w:bCs/>
         <w:color w:themeColor="text1" w:val="000000"/>
@@ -11222,6 +11722,7 @@
     </w:tblStylePr>
     <w:tblStylePr w:type="firstCol">
       <w:rPr>
+        <w:rFonts w:eastAsia="黑体"/>
         <w:b/>
         <w:bCs/>
         <w:color w:themeColor="text1" w:val="000000"/>
@@ -11241,6 +11742,7 @@
     </w:tblStylePr>
     <w:tblStylePr w:type="lastCol">
       <w:rPr>
+        <w:rFonts w:eastAsia="黑体"/>
         <w:b w:val="0"/>
         <w:bCs w:val="0"/>
         <w:color w:themeColor="text1" w:val="000000"/>
@@ -11313,6 +11815,7 @@
     </w:tcPr>
     <w:tblStylePr w:type="firstRow">
       <w:rPr>
+        <w:rFonts w:eastAsia="黑体"/>
         <w:b/>
         <w:bCs/>
         <w:i w:val="0"/>
@@ -11334,6 +11837,7 @@
     </w:tblStylePr>
     <w:tblStylePr w:type="lastRow">
       <w:rPr>
+        <w:rFonts w:eastAsia="黑体"/>
         <w:b/>
         <w:bCs/>
         <w:i w:val="0"/>
@@ -11355,6 +11859,7 @@
     </w:tblStylePr>
     <w:tblStylePr w:type="firstCol">
       <w:rPr>
+        <w:rFonts w:eastAsia="黑体"/>
         <w:b/>
         <w:bCs/>
         <w:i w:val="0"/>
@@ -11374,6 +11879,7 @@
     </w:tblStylePr>
     <w:tblStylePr w:type="lastCol">
       <w:rPr>
+        <w:rFonts w:eastAsia="黑体"/>
         <w:b/>
         <w:bCs/>
         <w:i w:val="0"/>
@@ -11454,6 +11960,7 @@
     </w:tcPr>
     <w:tblStylePr w:type="firstRow">
       <w:rPr>
+        <w:rFonts w:eastAsia="黑体"/>
         <w:b/>
         <w:bCs/>
         <w:i w:val="0"/>
@@ -11475,6 +11982,7 @@
     </w:tblStylePr>
     <w:tblStylePr w:type="lastRow">
       <w:rPr>
+        <w:rFonts w:eastAsia="黑体"/>
         <w:b/>
         <w:bCs/>
         <w:i w:val="0"/>
@@ -11496,6 +12004,7 @@
     </w:tblStylePr>
     <w:tblStylePr w:type="firstCol">
       <w:rPr>
+        <w:rFonts w:eastAsia="黑体"/>
         <w:b/>
         <w:bCs/>
         <w:i w:val="0"/>
@@ -11515,6 +12024,7 @@
     </w:tblStylePr>
     <w:tblStylePr w:type="lastCol">
       <w:rPr>
+        <w:rFonts w:eastAsia="黑体"/>
         <w:b/>
         <w:bCs/>
         <w:i w:val="0"/>
@@ -11595,6 +12105,7 @@
     </w:tcPr>
     <w:tblStylePr w:type="firstRow">
       <w:rPr>
+        <w:rFonts w:eastAsia="黑体"/>
         <w:b/>
         <w:bCs/>
         <w:i w:val="0"/>
@@ -11616,6 +12127,7 @@
     </w:tblStylePr>
     <w:tblStylePr w:type="lastRow">
       <w:rPr>
+        <w:rFonts w:eastAsia="黑体"/>
         <w:b/>
         <w:bCs/>
         <w:i w:val="0"/>
@@ -11637,6 +12149,7 @@
     </w:tblStylePr>
     <w:tblStylePr w:type="firstCol">
       <w:rPr>
+        <w:rFonts w:eastAsia="黑体"/>
         <w:b/>
         <w:bCs/>
         <w:i w:val="0"/>
@@ -11656,6 +12169,7 @@
     </w:tblStylePr>
     <w:tblStylePr w:type="lastCol">
       <w:rPr>
+        <w:rFonts w:eastAsia="黑体"/>
         <w:b/>
         <w:bCs/>
         <w:i w:val="0"/>
@@ -11736,6 +12250,7 @@
     </w:tcPr>
     <w:tblStylePr w:type="firstRow">
       <w:rPr>
+        <w:rFonts w:eastAsia="黑体"/>
         <w:b/>
         <w:bCs/>
         <w:i w:val="0"/>
@@ -11757,6 +12272,7 @@
     </w:tblStylePr>
     <w:tblStylePr w:type="lastRow">
       <w:rPr>
+        <w:rFonts w:eastAsia="黑体"/>
         <w:b/>
         <w:bCs/>
         <w:i w:val="0"/>
@@ -11778,6 +12294,7 @@
     </w:tblStylePr>
     <w:tblStylePr w:type="firstCol">
       <w:rPr>
+        <w:rFonts w:eastAsia="黑体"/>
         <w:b/>
         <w:bCs/>
         <w:i w:val="0"/>
@@ -11797,6 +12314,7 @@
     </w:tblStylePr>
     <w:tblStylePr w:type="lastCol">
       <w:rPr>
+        <w:rFonts w:eastAsia="黑体"/>
         <w:b/>
         <w:bCs/>
         <w:i w:val="0"/>
@@ -11877,6 +12395,7 @@
     </w:tcPr>
     <w:tblStylePr w:type="firstRow">
       <w:rPr>
+        <w:rFonts w:eastAsia="黑体"/>
         <w:b/>
         <w:bCs/>
         <w:i w:val="0"/>
@@ -11898,6 +12417,7 @@
     </w:tblStylePr>
     <w:tblStylePr w:type="lastRow">
       <w:rPr>
+        <w:rFonts w:eastAsia="黑体"/>
         <w:b/>
         <w:bCs/>
         <w:i w:val="0"/>
@@ -11919,6 +12439,7 @@
     </w:tblStylePr>
     <w:tblStylePr w:type="firstCol">
       <w:rPr>
+        <w:rFonts w:eastAsia="黑体"/>
         <w:b/>
         <w:bCs/>
         <w:i w:val="0"/>
@@ -11938,6 +12459,7 @@
     </w:tblStylePr>
     <w:tblStylePr w:type="lastCol">
       <w:rPr>
+        <w:rFonts w:eastAsia="黑体"/>
         <w:b/>
         <w:bCs/>
         <w:i w:val="0"/>
@@ -12018,6 +12540,7 @@
     </w:tcPr>
     <w:tblStylePr w:type="firstRow">
       <w:rPr>
+        <w:rFonts w:eastAsia="黑体"/>
         <w:b/>
         <w:bCs/>
         <w:i w:val="0"/>
@@ -12039,6 +12562,7 @@
     </w:tblStylePr>
     <w:tblStylePr w:type="lastRow">
       <w:rPr>
+        <w:rFonts w:eastAsia="黑体"/>
         <w:b/>
         <w:bCs/>
         <w:i w:val="0"/>
@@ -12060,6 +12584,7 @@
     </w:tblStylePr>
     <w:tblStylePr w:type="firstCol">
       <w:rPr>
+        <w:rFonts w:eastAsia="黑体"/>
         <w:b/>
         <w:bCs/>
         <w:i w:val="0"/>
@@ -12079,6 +12604,7 @@
     </w:tblStylePr>
     <w:tblStylePr w:type="lastCol">
       <w:rPr>
+        <w:rFonts w:eastAsia="黑体"/>
         <w:b/>
         <w:bCs/>
         <w:i w:val="0"/>
@@ -12159,6 +12685,7 @@
     </w:tcPr>
     <w:tblStylePr w:type="firstRow">
       <w:rPr>
+        <w:rFonts w:eastAsia="黑体"/>
         <w:b/>
         <w:bCs/>
         <w:i w:val="0"/>
@@ -12180,6 +12707,7 @@
     </w:tblStylePr>
     <w:tblStylePr w:type="lastRow">
       <w:rPr>
+        <w:rFonts w:eastAsia="黑体"/>
         <w:b/>
         <w:bCs/>
         <w:i w:val="0"/>
@@ -12201,6 +12729,7 @@
     </w:tblStylePr>
     <w:tblStylePr w:type="firstCol">
       <w:rPr>
+        <w:rFonts w:eastAsia="黑体"/>
         <w:b/>
         <w:bCs/>
         <w:i w:val="0"/>
@@ -12220,6 +12749,7 @@
     </w:tblStylePr>
     <w:tblStylePr w:type="lastCol">
       <w:rPr>
+        <w:rFonts w:eastAsia="黑体"/>
         <w:b/>
         <w:bCs/>
         <w:i w:val="0"/>
@@ -12277,6 +12807,7 @@
       <w:spacing w:after="0" w:line="240" w:lineRule="auto"/>
     </w:pPr>
     <w:rPr>
+      <w:rFonts w:eastAsia="黑体"/>
       <w:color w:themeColor="background1" w:val="FFFFFF"/>
     </w:rPr>
     <w:tblPr>
@@ -12295,6 +12826,7 @@
     </w:tcPr>
     <w:tblStylePr w:type="firstRow">
       <w:rPr>
+        <w:rFonts w:eastAsia="黑体"/>
         <w:b/>
         <w:bCs/>
       </w:rPr>
@@ -12391,6 +12923,7 @@
       <w:spacing w:after="0" w:line="240" w:lineRule="auto"/>
     </w:pPr>
     <w:rPr>
+      <w:rFonts w:eastAsia="黑体"/>
       <w:color w:themeColor="background1" w:val="FFFFFF"/>
     </w:rPr>
     <w:tblPr>
@@ -12409,6 +12942,7 @@
     </w:tcPr>
     <w:tblStylePr w:type="firstRow">
       <w:rPr>
+        <w:rFonts w:eastAsia="黑体"/>
         <w:b/>
         <w:bCs/>
       </w:rPr>
@@ -12505,6 +13039,7 @@
       <w:spacing w:after="0" w:line="240" w:lineRule="auto"/>
     </w:pPr>
     <w:rPr>
+      <w:rFonts w:eastAsia="黑体"/>
       <w:color w:themeColor="background1" w:val="FFFFFF"/>
     </w:rPr>
     <w:tblPr>
@@ -12523,6 +13058,7 @@
     </w:tcPr>
     <w:tblStylePr w:type="firstRow">
       <w:rPr>
+        <w:rFonts w:eastAsia="黑体"/>
         <w:b/>
         <w:bCs/>
       </w:rPr>
@@ -12619,6 +13155,7 @@
       <w:spacing w:after="0" w:line="240" w:lineRule="auto"/>
     </w:pPr>
     <w:rPr>
+      <w:rFonts w:eastAsia="黑体"/>
       <w:color w:themeColor="background1" w:val="FFFFFF"/>
     </w:rPr>
     <w:tblPr>
@@ -12637,6 +13174,7 @@
     </w:tcPr>
     <w:tblStylePr w:type="firstRow">
       <w:rPr>
+        <w:rFonts w:eastAsia="黑体"/>
         <w:b/>
         <w:bCs/>
       </w:rPr>
@@ -12733,6 +13271,7 @@
       <w:spacing w:after="0" w:line="240" w:lineRule="auto"/>
     </w:pPr>
     <w:rPr>
+      <w:rFonts w:eastAsia="黑体"/>
       <w:color w:themeColor="background1" w:val="FFFFFF"/>
     </w:rPr>
     <w:tblPr>
@@ -12751,6 +13290,7 @@
     </w:tcPr>
     <w:tblStylePr w:type="firstRow">
       <w:rPr>
+        <w:rFonts w:eastAsia="黑体"/>
         <w:b/>
         <w:bCs/>
       </w:rPr>
@@ -12847,6 +13387,7 @@
       <w:spacing w:after="0" w:line="240" w:lineRule="auto"/>
     </w:pPr>
     <w:rPr>
+      <w:rFonts w:eastAsia="黑体"/>
       <w:color w:themeColor="background1" w:val="FFFFFF"/>
     </w:rPr>
     <w:tblPr>
@@ -12865,6 +13406,7 @@
     </w:tcPr>
     <w:tblStylePr w:type="firstRow">
       <w:rPr>
+        <w:rFonts w:eastAsia="黑体"/>
         <w:b/>
         <w:bCs/>
       </w:rPr>
@@ -12961,6 +13503,7 @@
       <w:spacing w:after="0" w:line="240" w:lineRule="auto"/>
     </w:pPr>
     <w:rPr>
+      <w:rFonts w:eastAsia="黑体"/>
       <w:color w:themeColor="background1" w:val="FFFFFF"/>
     </w:rPr>
     <w:tblPr>
@@ -12979,6 +13522,7 @@
     </w:tcPr>
     <w:tblStylePr w:type="firstRow">
       <w:rPr>
+        <w:rFonts w:eastAsia="黑体"/>
         <w:b/>
         <w:bCs/>
       </w:rPr>
@@ -13075,6 +13619,7 @@
       <w:spacing w:after="0" w:line="240" w:lineRule="auto"/>
     </w:pPr>
     <w:rPr>
+      <w:rFonts w:eastAsia="黑体"/>
       <w:color w:themeColor="text1" w:val="000000"/>
     </w:rPr>
     <w:tblPr>
@@ -13101,6 +13646,7 @@
     </w:tcPr>
     <w:tblStylePr w:type="firstRow">
       <w:rPr>
+        <w:rFonts w:eastAsia="黑体"/>
         <w:b/>
         <w:bCs/>
       </w:rPr>
@@ -13119,6 +13665,7 @@
     </w:tblStylePr>
     <w:tblStylePr w:type="lastRow">
       <w:rPr>
+        <w:rFonts w:eastAsia="黑体"/>
         <w:b/>
         <w:bCs/>
         <w:color w:themeColor="background1" w:val="FFFFFF"/>
@@ -13133,6 +13680,7 @@
     </w:tblStylePr>
     <w:tblStylePr w:type="firstCol">
       <w:rPr>
+        <w:rFonts w:eastAsia="黑体"/>
         <w:color w:themeColor="background1" w:val="FFFFFF"/>
       </w:rPr>
       <w:tblPr/>
@@ -13150,6 +13698,7 @@
     </w:tblStylePr>
     <w:tblStylePr w:type="lastCol">
       <w:rPr>
+        <w:rFonts w:eastAsia="黑体"/>
         <w:color w:themeColor="background1" w:val="FFFFFF"/>
       </w:rPr>
       <w:tblPr/>
@@ -13179,11 +13728,13 @@
     </w:tblStylePr>
     <w:tblStylePr w:type="neCell">
       <w:rPr>
+        <w:rFonts w:eastAsia="黑体"/>
         <w:color w:themeColor="text1" w:val="000000"/>
       </w:rPr>
     </w:tblStylePr>
     <w:tblStylePr w:type="nwCell">
       <w:rPr>
+        <w:rFonts w:eastAsia="黑体"/>
         <w:color w:themeColor="text1" w:val="000000"/>
       </w:rPr>
     </w:tblStylePr>
@@ -13197,6 +13748,7 @@
       <w:spacing w:after="0" w:line="240" w:lineRule="auto"/>
     </w:pPr>
     <w:rPr>
+      <w:rFonts w:eastAsia="黑体"/>
       <w:color w:themeColor="text1" w:val="000000"/>
     </w:rPr>
     <w:tblPr>
@@ -13223,6 +13775,7 @@
     </w:tcPr>
     <w:tblStylePr w:type="firstRow">
       <w:rPr>
+        <w:rFonts w:eastAsia="黑体"/>
         <w:b/>
         <w:bCs/>
       </w:rPr>
@@ -13241,6 +13794,7 @@
     </w:tblStylePr>
     <w:tblStylePr w:type="lastRow">
       <w:rPr>
+        <w:rFonts w:eastAsia="黑体"/>
         <w:b/>
         <w:bCs/>
         <w:color w:themeColor="background1" w:val="FFFFFF"/>
@@ -13255,6 +13809,7 @@
     </w:tblStylePr>
     <w:tblStylePr w:type="firstCol">
       <w:rPr>
+        <w:rFonts w:eastAsia="黑体"/>
         <w:color w:themeColor="background1" w:val="FFFFFF"/>
       </w:rPr>
       <w:tblPr/>
@@ -13272,6 +13827,7 @@
     </w:tblStylePr>
     <w:tblStylePr w:type="lastCol">
       <w:rPr>
+        <w:rFonts w:eastAsia="黑体"/>
         <w:color w:themeColor="background1" w:val="FFFFFF"/>
       </w:rPr>
       <w:tblPr/>
@@ -13301,11 +13857,13 @@
     </w:tblStylePr>
     <w:tblStylePr w:type="neCell">
       <w:rPr>
+        <w:rFonts w:eastAsia="黑体"/>
         <w:color w:themeColor="text1" w:val="000000"/>
       </w:rPr>
     </w:tblStylePr>
     <w:tblStylePr w:type="nwCell">
       <w:rPr>
+        <w:rFonts w:eastAsia="黑体"/>
         <w:color w:themeColor="text1" w:val="000000"/>
       </w:rPr>
     </w:tblStylePr>
@@ -13319,6 +13877,7 @@
       <w:spacing w:after="0" w:line="240" w:lineRule="auto"/>
     </w:pPr>
     <w:rPr>
+      <w:rFonts w:eastAsia="黑体"/>
       <w:color w:themeColor="text1" w:val="000000"/>
     </w:rPr>
     <w:tblPr>
@@ -13345,6 +13904,7 @@
     </w:tcPr>
     <w:tblStylePr w:type="firstRow">
       <w:rPr>
+        <w:rFonts w:eastAsia="黑体"/>
         <w:b/>
         <w:bCs/>
       </w:rPr>
@@ -13363,6 +13923,7 @@
     </w:tblStylePr>
     <w:tblStylePr w:type="lastRow">
       <w:rPr>
+        <w:rFonts w:eastAsia="黑体"/>
         <w:b/>
         <w:bCs/>
         <w:color w:themeColor="background1" w:val="FFFFFF"/>
@@ -13377,6 +13938,7 @@
     </w:tblStylePr>
     <w:tblStylePr w:type="firstCol">
       <w:rPr>
+        <w:rFonts w:eastAsia="黑体"/>
         <w:color w:themeColor="background1" w:val="FFFFFF"/>
       </w:rPr>
       <w:tblPr/>
@@ -13394,6 +13956,7 @@
     </w:tblStylePr>
     <w:tblStylePr w:type="lastCol">
       <w:rPr>
+        <w:rFonts w:eastAsia="黑体"/>
         <w:color w:themeColor="background1" w:val="FFFFFF"/>
       </w:rPr>
       <w:tblPr/>
@@ -13423,11 +13986,13 @@
     </w:tblStylePr>
     <w:tblStylePr w:type="neCell">
       <w:rPr>
+        <w:rFonts w:eastAsia="黑体"/>
         <w:color w:themeColor="text1" w:val="000000"/>
       </w:rPr>
     </w:tblStylePr>
     <w:tblStylePr w:type="nwCell">
       <w:rPr>
+        <w:rFonts w:eastAsia="黑体"/>
         <w:color w:themeColor="text1" w:val="000000"/>
       </w:rPr>
     </w:tblStylePr>
@@ -13441,6 +14006,7 @@
       <w:spacing w:after="0" w:line="240" w:lineRule="auto"/>
     </w:pPr>
     <w:rPr>
+      <w:rFonts w:eastAsia="黑体"/>
       <w:color w:themeColor="text1" w:val="000000"/>
     </w:rPr>
     <w:tblPr>
@@ -13467,6 +14033,7 @@
     </w:tcPr>
     <w:tblStylePr w:type="firstRow">
       <w:rPr>
+        <w:rFonts w:eastAsia="黑体"/>
         <w:b/>
         <w:bCs/>
       </w:rPr>
@@ -13485,6 +14052,7 @@
     </w:tblStylePr>
     <w:tblStylePr w:type="lastRow">
       <w:rPr>
+        <w:rFonts w:eastAsia="黑体"/>
         <w:b/>
         <w:bCs/>
         <w:color w:themeColor="background1" w:val="FFFFFF"/>
@@ -13499,6 +14067,7 @@
     </w:tblStylePr>
     <w:tblStylePr w:type="firstCol">
       <w:rPr>
+        <w:rFonts w:eastAsia="黑体"/>
         <w:color w:themeColor="background1" w:val="FFFFFF"/>
       </w:rPr>
       <w:tblPr/>
@@ -13516,6 +14085,7 @@
     </w:tblStylePr>
     <w:tblStylePr w:type="lastCol">
       <w:rPr>
+        <w:rFonts w:eastAsia="黑体"/>
         <w:color w:themeColor="background1" w:val="FFFFFF"/>
       </w:rPr>
       <w:tblPr/>
@@ -13553,6 +14123,7 @@
       <w:spacing w:after="0" w:line="240" w:lineRule="auto"/>
     </w:pPr>
     <w:rPr>
+      <w:rFonts w:eastAsia="黑体"/>
       <w:color w:themeColor="text1" w:val="000000"/>
     </w:rPr>
     <w:tblPr>
@@ -13579,6 +14150,7 @@
     </w:tcPr>
     <w:tblStylePr w:type="firstRow">
       <w:rPr>
+        <w:rFonts w:eastAsia="黑体"/>
         <w:b/>
         <w:bCs/>
       </w:rPr>
@@ -13597,6 +14169,7 @@
     </w:tblStylePr>
     <w:tblStylePr w:type="lastRow">
       <w:rPr>
+        <w:rFonts w:eastAsia="黑体"/>
         <w:b/>
         <w:bCs/>
         <w:color w:themeColor="background1" w:val="FFFFFF"/>
@@ -13611,6 +14184,7 @@
     </w:tblStylePr>
     <w:tblStylePr w:type="firstCol">
       <w:rPr>
+        <w:rFonts w:eastAsia="黑体"/>
         <w:color w:themeColor="background1" w:val="FFFFFF"/>
       </w:rPr>
       <w:tblPr/>
@@ -13628,6 +14202,7 @@
     </w:tblStylePr>
     <w:tblStylePr w:type="lastCol">
       <w:rPr>
+        <w:rFonts w:eastAsia="黑体"/>
         <w:color w:themeColor="background1" w:val="FFFFFF"/>
       </w:rPr>
       <w:tblPr/>
@@ -13657,11 +14232,13 @@
     </w:tblStylePr>
     <w:tblStylePr w:type="neCell">
       <w:rPr>
+        <w:rFonts w:eastAsia="黑体"/>
         <w:color w:themeColor="text1" w:val="000000"/>
       </w:rPr>
     </w:tblStylePr>
     <w:tblStylePr w:type="nwCell">
       <w:rPr>
+        <w:rFonts w:eastAsia="黑体"/>
         <w:color w:themeColor="text1" w:val="000000"/>
       </w:rPr>
     </w:tblStylePr>
@@ -13675,6 +14252,7 @@
       <w:spacing w:after="0" w:line="240" w:lineRule="auto"/>
     </w:pPr>
     <w:rPr>
+      <w:rFonts w:eastAsia="黑体"/>
       <w:color w:themeColor="text1" w:val="000000"/>
     </w:rPr>
     <w:tblPr>
@@ -13701,6 +14279,7 @@
     </w:tcPr>
     <w:tblStylePr w:type="firstRow">
       <w:rPr>
+        <w:rFonts w:eastAsia="黑体"/>
         <w:b/>
         <w:bCs/>
       </w:rPr>
@@ -13719,6 +14298,7 @@
     </w:tblStylePr>
     <w:tblStylePr w:type="lastRow">
       <w:rPr>
+        <w:rFonts w:eastAsia="黑体"/>
         <w:b/>
         <w:bCs/>
         <w:color w:themeColor="background1" w:val="FFFFFF"/>
@@ -13733,6 +14313,7 @@
     </w:tblStylePr>
     <w:tblStylePr w:type="firstCol">
       <w:rPr>
+        <w:rFonts w:eastAsia="黑体"/>
         <w:color w:themeColor="background1" w:val="FFFFFF"/>
       </w:rPr>
       <w:tblPr/>
@@ -13750,6 +14331,7 @@
     </w:tblStylePr>
     <w:tblStylePr w:type="lastCol">
       <w:rPr>
+        <w:rFonts w:eastAsia="黑体"/>
         <w:color w:themeColor="background1" w:val="FFFFFF"/>
       </w:rPr>
       <w:tblPr/>
@@ -13779,11 +14361,13 @@
     </w:tblStylePr>
     <w:tblStylePr w:type="neCell">
       <w:rPr>
+        <w:rFonts w:eastAsia="黑体"/>
         <w:color w:themeColor="text1" w:val="000000"/>
       </w:rPr>
     </w:tblStylePr>
     <w:tblStylePr w:type="nwCell">
       <w:rPr>
+        <w:rFonts w:eastAsia="黑体"/>
         <w:color w:themeColor="text1" w:val="000000"/>
       </w:rPr>
     </w:tblStylePr>
@@ -13797,6 +14381,7 @@
       <w:spacing w:after="0" w:line="240" w:lineRule="auto"/>
     </w:pPr>
     <w:rPr>
+      <w:rFonts w:eastAsia="黑体"/>
       <w:color w:themeColor="text1" w:val="000000"/>
     </w:rPr>
     <w:tblPr>
@@ -13823,6 +14408,7 @@
     </w:tcPr>
     <w:tblStylePr w:type="firstRow">
       <w:rPr>
+        <w:rFonts w:eastAsia="黑体"/>
         <w:b/>
         <w:bCs/>
       </w:rPr>
@@ -13841,6 +14427,7 @@
     </w:tblStylePr>
     <w:tblStylePr w:type="lastRow">
       <w:rPr>
+        <w:rFonts w:eastAsia="黑体"/>
         <w:b/>
         <w:bCs/>
         <w:color w:themeColor="background1" w:val="FFFFFF"/>
@@ -13855,6 +14442,7 @@
     </w:tblStylePr>
     <w:tblStylePr w:type="firstCol">
       <w:rPr>
+        <w:rFonts w:eastAsia="黑体"/>
         <w:color w:themeColor="background1" w:val="FFFFFF"/>
       </w:rPr>
       <w:tblPr/>
@@ -13872,6 +14460,7 @@
     </w:tblStylePr>
     <w:tblStylePr w:type="lastCol">
       <w:rPr>
+        <w:rFonts w:eastAsia="黑体"/>
         <w:color w:themeColor="background1" w:val="FFFFFF"/>
       </w:rPr>
       <w:tblPr/>
@@ -13901,11 +14490,13 @@
     </w:tblStylePr>
     <w:tblStylePr w:type="neCell">
       <w:rPr>
+        <w:rFonts w:eastAsia="黑体"/>
         <w:color w:themeColor="text1" w:val="000000"/>
       </w:rPr>
     </w:tblStylePr>
     <w:tblStylePr w:type="nwCell">
       <w:rPr>
+        <w:rFonts w:eastAsia="黑体"/>
         <w:color w:themeColor="text1" w:val="000000"/>
       </w:rPr>
     </w:tblStylePr>
@@ -13919,6 +14510,7 @@
       <w:spacing w:after="0" w:line="240" w:lineRule="auto"/>
     </w:pPr>
     <w:rPr>
+      <w:rFonts w:eastAsia="黑体"/>
       <w:color w:themeColor="text1" w:val="000000"/>
     </w:rPr>
     <w:tblPr>
@@ -13937,6 +14529,7 @@
     </w:tcPr>
     <w:tblStylePr w:type="firstRow">
       <w:rPr>
+        <w:rFonts w:eastAsia="黑体"/>
         <w:b/>
         <w:bCs/>
         <w:color w:themeColor="background1" w:val="FFFFFF"/>
@@ -13951,6 +14544,7 @@
     </w:tblStylePr>
     <w:tblStylePr w:type="lastRow">
       <w:rPr>
+        <w:rFonts w:eastAsia="黑体"/>
         <w:b/>
         <w:bCs/>
         <w:color w:themeColor="accent2" w:themeShade="CC" w:val="9E3A38"/>
@@ -13965,12 +14559,14 @@
     </w:tblStylePr>
     <w:tblStylePr w:type="firstCol">
       <w:rPr>
+        <w:rFonts w:eastAsia="黑体"/>
         <w:b/>
         <w:bCs/>
       </w:rPr>
     </w:tblStylePr>
     <w:tblStylePr w:type="lastCol">
       <w:rPr>
+        <w:rFonts w:eastAsia="黑体"/>
         <w:b/>
         <w:bCs/>
       </w:rPr>
@@ -14005,6 +14601,7 @@
       <w:spacing w:after="0" w:line="240" w:lineRule="auto"/>
     </w:pPr>
     <w:rPr>
+      <w:rFonts w:eastAsia="黑体"/>
       <w:color w:themeColor="text1" w:val="000000"/>
     </w:rPr>
     <w:tblPr>
@@ -14023,6 +14620,7 @@
     </w:tcPr>
     <w:tblStylePr w:type="firstRow">
       <w:rPr>
+        <w:rFonts w:eastAsia="黑体"/>
         <w:b/>
         <w:bCs/>
         <w:color w:themeColor="background1" w:val="FFFFFF"/>
@@ -14037,6 +14635,7 @@
     </w:tblStylePr>
     <w:tblStylePr w:type="lastRow">
       <w:rPr>
+        <w:rFonts w:eastAsia="黑体"/>
         <w:b/>
         <w:bCs/>
         <w:color w:themeColor="accent2" w:themeShade="CC" w:val="9E3A38"/>
@@ -14051,12 +14650,14 @@
     </w:tblStylePr>
     <w:tblStylePr w:type="firstCol">
       <w:rPr>
+        <w:rFonts w:eastAsia="黑体"/>
         <w:b/>
         <w:bCs/>
       </w:rPr>
     </w:tblStylePr>
     <w:tblStylePr w:type="lastCol">
       <w:rPr>
+        <w:rFonts w:eastAsia="黑体"/>
         <w:b/>
         <w:bCs/>
       </w:rPr>
@@ -14091,6 +14692,7 @@
       <w:spacing w:after="0" w:line="240" w:lineRule="auto"/>
     </w:pPr>
     <w:rPr>
+      <w:rFonts w:eastAsia="黑体"/>
       <w:color w:themeColor="text1" w:val="000000"/>
     </w:rPr>
     <w:tblPr>
@@ -14109,6 +14711,7 @@
     </w:tcPr>
     <w:tblStylePr w:type="firstRow">
       <w:rPr>
+        <w:rFonts w:eastAsia="黑体"/>
         <w:b/>
         <w:bCs/>
         <w:color w:themeColor="background1" w:val="FFFFFF"/>
@@ -14123,6 +14726,7 @@
     </w:tblStylePr>
     <w:tblStylePr w:type="lastRow">
       <w:rPr>
+        <w:rFonts w:eastAsia="黑体"/>
         <w:b/>
         <w:bCs/>
         <w:color w:themeColor="accent2" w:themeShade="CC" w:val="9E3A38"/>
@@ -14137,12 +14741,14 @@
     </w:tblStylePr>
     <w:tblStylePr w:type="firstCol">
       <w:rPr>
+        <w:rFonts w:eastAsia="黑体"/>
         <w:b/>
         <w:bCs/>
       </w:rPr>
     </w:tblStylePr>
     <w:tblStylePr w:type="lastCol">
       <w:rPr>
+        <w:rFonts w:eastAsia="黑体"/>
         <w:b/>
         <w:bCs/>
       </w:rPr>
@@ -14177,6 +14783,7 @@
       <w:spacing w:after="0" w:line="240" w:lineRule="auto"/>
     </w:pPr>
     <w:rPr>
+      <w:rFonts w:eastAsia="黑体"/>
       <w:color w:themeColor="text1" w:val="000000"/>
     </w:rPr>
     <w:tblPr>
@@ -14195,6 +14802,7 @@
     </w:tcPr>
     <w:tblStylePr w:type="firstRow">
       <w:rPr>
+        <w:rFonts w:eastAsia="黑体"/>
         <w:b/>
         <w:bCs/>
         <w:color w:themeColor="background1" w:val="FFFFFF"/>
@@ -14209,6 +14817,7 @@
     </w:tblStylePr>
     <w:tblStylePr w:type="lastRow">
       <w:rPr>
+        <w:rFonts w:eastAsia="黑体"/>
         <w:b/>
         <w:bCs/>
         <w:color w:themeColor="accent4" w:themeShade="CC" w:val="664E82"/>
@@ -14223,12 +14832,14 @@
     </w:tblStylePr>
     <w:tblStylePr w:type="firstCol">
       <w:rPr>
+        <w:rFonts w:eastAsia="黑体"/>
         <w:b/>
         <w:bCs/>
       </w:rPr>
     </w:tblStylePr>
     <w:tblStylePr w:type="lastCol">
       <w:rPr>
+        <w:rFonts w:eastAsia="黑体"/>
         <w:b/>
         <w:bCs/>
       </w:rPr>
@@ -14263,6 +14874,7 @@
       <w:spacing w:after="0" w:line="240" w:lineRule="auto"/>
     </w:pPr>
     <w:rPr>
+      <w:rFonts w:eastAsia="黑体"/>
       <w:color w:themeColor="text1" w:val="000000"/>
     </w:rPr>
     <w:tblPr>
@@ -14281,6 +14893,7 @@
     </w:tcPr>
     <w:tblStylePr w:type="firstRow">
       <w:rPr>
+        <w:rFonts w:eastAsia="黑体"/>
         <w:b/>
         <w:bCs/>
         <w:color w:themeColor="background1" w:val="FFFFFF"/>
@@ -14295,6 +14908,7 @@
     </w:tblStylePr>
     <w:tblStylePr w:type="lastRow">
       <w:rPr>
+        <w:rFonts w:eastAsia="黑体"/>
         <w:b/>
         <w:bCs/>
         <w:color w:themeColor="accent3" w:themeShade="CC" w:val="7E9C40"/>
@@ -14309,12 +14923,14 @@
     </w:tblStylePr>
     <w:tblStylePr w:type="firstCol">
       <w:rPr>
+        <w:rFonts w:eastAsia="黑体"/>
         <w:b/>
         <w:bCs/>
       </w:rPr>
     </w:tblStylePr>
     <w:tblStylePr w:type="lastCol">
       <w:rPr>
+        <w:rFonts w:eastAsia="黑体"/>
         <w:b/>
         <w:bCs/>
       </w:rPr>
@@ -14349,6 +14965,7 @@
       <w:spacing w:after="0" w:line="240" w:lineRule="auto"/>
     </w:pPr>
     <w:rPr>
+      <w:rFonts w:eastAsia="黑体"/>
       <w:color w:themeColor="text1" w:val="000000"/>
     </w:rPr>
     <w:tblPr>
@@ -14367,6 +14984,7 @@
     </w:tcPr>
     <w:tblStylePr w:type="firstRow">
       <w:rPr>
+        <w:rFonts w:eastAsia="黑体"/>
         <w:b/>
         <w:bCs/>
         <w:color w:themeColor="background1" w:val="FFFFFF"/>
@@ -14381,6 +14999,7 @@
     </w:tblStylePr>
     <w:tblStylePr w:type="lastRow">
       <w:rPr>
+        <w:rFonts w:eastAsia="黑体"/>
         <w:b/>
         <w:bCs/>
         <w:color w:themeColor="accent6" w:themeShade="CC" w:val="F2730A"/>
@@ -14395,12 +15014,14 @@
     </w:tblStylePr>
     <w:tblStylePr w:type="firstCol">
       <w:rPr>
+        <w:rFonts w:eastAsia="黑体"/>
         <w:b/>
         <w:bCs/>
       </w:rPr>
     </w:tblStylePr>
     <w:tblStylePr w:type="lastCol">
       <w:rPr>
+        <w:rFonts w:eastAsia="黑体"/>
         <w:b/>
         <w:bCs/>
       </w:rPr>
@@ -14435,6 +15056,7 @@
       <w:spacing w:after="0" w:line="240" w:lineRule="auto"/>
     </w:pPr>
     <w:rPr>
+      <w:rFonts w:eastAsia="黑体"/>
       <w:color w:themeColor="text1" w:val="000000"/>
     </w:rPr>
     <w:tblPr>
@@ -14453,6 +15075,7 @@
     </w:tcPr>
     <w:tblStylePr w:type="firstRow">
       <w:rPr>
+        <w:rFonts w:eastAsia="黑体"/>
         <w:b/>
         <w:bCs/>
         <w:color w:themeColor="background1" w:val="FFFFFF"/>
@@ -14467,6 +15090,7 @@
     </w:tblStylePr>
     <w:tblStylePr w:type="lastRow">
       <w:rPr>
+        <w:rFonts w:eastAsia="黑体"/>
         <w:b/>
         <w:bCs/>
         <w:color w:themeColor="accent5" w:themeShade="CC" w:val="348DA5"/>
@@ -14481,12 +15105,14 @@
     </w:tblStylePr>
     <w:tblStylePr w:type="firstCol">
       <w:rPr>
+        <w:rFonts w:eastAsia="黑体"/>
         <w:b/>
         <w:bCs/>
       </w:rPr>
     </w:tblStylePr>
     <w:tblStylePr w:type="lastCol">
       <w:rPr>
+        <w:rFonts w:eastAsia="黑体"/>
         <w:b/>
         <w:bCs/>
       </w:rPr>
@@ -14521,6 +15147,7 @@
       <w:spacing w:after="0" w:line="240" w:lineRule="auto"/>
     </w:pPr>
     <w:rPr>
+      <w:rFonts w:eastAsia="黑体"/>
       <w:color w:themeColor="text1" w:val="000000"/>
     </w:rPr>
     <w:tblPr>
@@ -14542,6 +15169,7 @@
     </w:tcPr>
     <w:tblStylePr w:type="firstRow">
       <w:rPr>
+        <w:rFonts w:eastAsia="黑体"/>
         <w:b/>
         <w:bCs/>
       </w:rPr>
@@ -14552,6 +15180,7 @@
     </w:tblStylePr>
     <w:tblStylePr w:type="lastRow">
       <w:rPr>
+        <w:rFonts w:eastAsia="黑体"/>
         <w:b/>
         <w:bCs/>
         <w:color w:themeColor="text1" w:val="000000"/>
@@ -14563,6 +15192,7 @@
     </w:tblStylePr>
     <w:tblStylePr w:type="firstCol">
       <w:rPr>
+        <w:rFonts w:eastAsia="黑体"/>
         <w:color w:themeColor="background1" w:val="FFFFFF"/>
       </w:rPr>
       <w:tblPr/>
@@ -14572,6 +15202,7 @@
     </w:tblStylePr>
     <w:tblStylePr w:type="lastCol">
       <w:rPr>
+        <w:rFonts w:eastAsia="黑体"/>
         <w:color w:themeColor="background1" w:val="FFFFFF"/>
       </w:rPr>
       <w:tblPr/>
@@ -14601,6 +15232,7 @@
       <w:spacing w:after="0" w:line="240" w:lineRule="auto"/>
     </w:pPr>
     <w:rPr>
+      <w:rFonts w:eastAsia="黑体"/>
       <w:color w:themeColor="text1" w:val="000000"/>
     </w:rPr>
     <w:tblPr>
@@ -14622,6 +15254,7 @@
     </w:tcPr>
     <w:tblStylePr w:type="firstRow">
       <w:rPr>
+        <w:rFonts w:eastAsia="黑体"/>
         <w:b/>
         <w:bCs/>
       </w:rPr>
@@ -14632,6 +15265,7 @@
     </w:tblStylePr>
     <w:tblStylePr w:type="lastRow">
       <w:rPr>
+        <w:rFonts w:eastAsia="黑体"/>
         <w:b/>
         <w:bCs/>
         <w:color w:themeColor="text1" w:val="000000"/>
@@ -14643,6 +15277,7 @@
     </w:tblStylePr>
     <w:tblStylePr w:type="firstCol">
       <w:rPr>
+        <w:rFonts w:eastAsia="黑体"/>
         <w:color w:themeColor="background1" w:val="FFFFFF"/>
       </w:rPr>
       <w:tblPr/>
@@ -14652,6 +15287,7 @@
     </w:tblStylePr>
     <w:tblStylePr w:type="lastCol">
       <w:rPr>
+        <w:rFonts w:eastAsia="黑体"/>
         <w:color w:themeColor="background1" w:val="FFFFFF"/>
       </w:rPr>
       <w:tblPr/>
@@ -14681,6 +15317,7 @@
       <w:spacing w:after="0" w:line="240" w:lineRule="auto"/>
     </w:pPr>
     <w:rPr>
+      <w:rFonts w:eastAsia="黑体"/>
       <w:color w:themeColor="text1" w:val="000000"/>
     </w:rPr>
     <w:tblPr>
@@ -14702,6 +15339,7 @@
     </w:tcPr>
     <w:tblStylePr w:type="firstRow">
       <w:rPr>
+        <w:rFonts w:eastAsia="黑体"/>
         <w:b/>
         <w:bCs/>
       </w:rPr>
@@ -14712,6 +15350,7 @@
     </w:tblStylePr>
     <w:tblStylePr w:type="lastRow">
       <w:rPr>
+        <w:rFonts w:eastAsia="黑体"/>
         <w:b/>
         <w:bCs/>
         <w:color w:themeColor="text1" w:val="000000"/>
@@ -14723,6 +15362,7 @@
     </w:tblStylePr>
     <w:tblStylePr w:type="firstCol">
       <w:rPr>
+        <w:rFonts w:eastAsia="黑体"/>
         <w:color w:themeColor="background1" w:val="FFFFFF"/>
       </w:rPr>
       <w:tblPr/>
@@ -14732,6 +15372,7 @@
     </w:tblStylePr>
     <w:tblStylePr w:type="lastCol">
       <w:rPr>
+        <w:rFonts w:eastAsia="黑体"/>
         <w:color w:themeColor="background1" w:val="FFFFFF"/>
       </w:rPr>
       <w:tblPr/>
@@ -14761,6 +15402,7 @@
       <w:spacing w:after="0" w:line="240" w:lineRule="auto"/>
     </w:pPr>
     <w:rPr>
+      <w:rFonts w:eastAsia="黑体"/>
       <w:color w:themeColor="text1" w:val="000000"/>
     </w:rPr>
     <w:tblPr>
@@ -14782,6 +15424,7 @@
     </w:tcPr>
     <w:tblStylePr w:type="firstRow">
       <w:rPr>
+        <w:rFonts w:eastAsia="黑体"/>
         <w:b/>
         <w:bCs/>
       </w:rPr>
@@ -14792,6 +15435,7 @@
     </w:tblStylePr>
     <w:tblStylePr w:type="lastRow">
       <w:rPr>
+        <w:rFonts w:eastAsia="黑体"/>
         <w:b/>
         <w:bCs/>
         <w:color w:themeColor="text1" w:val="000000"/>
@@ -14803,6 +15447,7 @@
     </w:tblStylePr>
     <w:tblStylePr w:type="firstCol">
       <w:rPr>
+        <w:rFonts w:eastAsia="黑体"/>
         <w:color w:themeColor="background1" w:val="FFFFFF"/>
       </w:rPr>
       <w:tblPr/>
@@ -14812,6 +15457,7 @@
     </w:tblStylePr>
     <w:tblStylePr w:type="lastCol">
       <w:rPr>
+        <w:rFonts w:eastAsia="黑体"/>
         <w:color w:themeColor="background1" w:val="FFFFFF"/>
       </w:rPr>
       <w:tblPr/>
@@ -14841,6 +15487,7 @@
       <w:spacing w:after="0" w:line="240" w:lineRule="auto"/>
     </w:pPr>
     <w:rPr>
+      <w:rFonts w:eastAsia="黑体"/>
       <w:color w:themeColor="text1" w:val="000000"/>
     </w:rPr>
     <w:tblPr>
@@ -14862,6 +15509,7 @@
     </w:tcPr>
     <w:tblStylePr w:type="firstRow">
       <w:rPr>
+        <w:rFonts w:eastAsia="黑体"/>
         <w:b/>
         <w:bCs/>
       </w:rPr>
@@ -14872,6 +15520,7 @@
     </w:tblStylePr>
     <w:tblStylePr w:type="lastRow">
       <w:rPr>
+        <w:rFonts w:eastAsia="黑体"/>
         <w:b/>
         <w:bCs/>
         <w:color w:themeColor="text1" w:val="000000"/>
@@ -14883,6 +15532,7 @@
     </w:tblStylePr>
     <w:tblStylePr w:type="firstCol">
       <w:rPr>
+        <w:rFonts w:eastAsia="黑体"/>
         <w:color w:themeColor="background1" w:val="FFFFFF"/>
       </w:rPr>
       <w:tblPr/>
@@ -14892,6 +15542,7 @@
     </w:tblStylePr>
     <w:tblStylePr w:type="lastCol">
       <w:rPr>
+        <w:rFonts w:eastAsia="黑体"/>
         <w:color w:themeColor="background1" w:val="FFFFFF"/>
       </w:rPr>
       <w:tblPr/>
@@ -14921,6 +15572,7 @@
       <w:spacing w:after="0" w:line="240" w:lineRule="auto"/>
     </w:pPr>
     <w:rPr>
+      <w:rFonts w:eastAsia="黑体"/>
       <w:color w:themeColor="text1" w:val="000000"/>
     </w:rPr>
     <w:tblPr>
@@ -14942,6 +15594,7 @@
     </w:tcPr>
     <w:tblStylePr w:type="firstRow">
       <w:rPr>
+        <w:rFonts w:eastAsia="黑体"/>
         <w:b/>
         <w:bCs/>
       </w:rPr>
@@ -14952,6 +15605,7 @@
     </w:tblStylePr>
     <w:tblStylePr w:type="lastRow">
       <w:rPr>
+        <w:rFonts w:eastAsia="黑体"/>
         <w:b/>
         <w:bCs/>
         <w:color w:themeColor="text1" w:val="000000"/>
@@ -14963,6 +15617,7 @@
     </w:tblStylePr>
     <w:tblStylePr w:type="firstCol">
       <w:rPr>
+        <w:rFonts w:eastAsia="黑体"/>
         <w:color w:themeColor="background1" w:val="FFFFFF"/>
       </w:rPr>
       <w:tblPr/>
@@ -14972,6 +15627,7 @@
     </w:tblStylePr>
     <w:tblStylePr w:type="lastCol">
       <w:rPr>
+        <w:rFonts w:eastAsia="黑体"/>
         <w:color w:themeColor="background1" w:val="FFFFFF"/>
       </w:rPr>
       <w:tblPr/>
@@ -15001,6 +15657,7 @@
       <w:spacing w:after="0" w:line="240" w:lineRule="auto"/>
     </w:pPr>
     <w:rPr>
+      <w:rFonts w:eastAsia="黑体"/>
       <w:color w:themeColor="text1" w:val="000000"/>
     </w:rPr>
     <w:tblPr>
@@ -15022,6 +15679,7 @@
     </w:tcPr>
     <w:tblStylePr w:type="firstRow">
       <w:rPr>
+        <w:rFonts w:eastAsia="黑体"/>
         <w:b/>
         <w:bCs/>
       </w:rPr>
@@ -15032,6 +15690,7 @@
     </w:tblStylePr>
     <w:tblStylePr w:type="lastRow">
       <w:rPr>
+        <w:rFonts w:eastAsia="黑体"/>
         <w:b/>
         <w:bCs/>
         <w:color w:themeColor="text1" w:val="000000"/>
@@ -15043,6 +15702,7 @@
     </w:tblStylePr>
     <w:tblStylePr w:type="firstCol">
       <w:rPr>
+        <w:rFonts w:eastAsia="黑体"/>
         <w:color w:themeColor="background1" w:val="FFFFFF"/>
       </w:rPr>
       <w:tblPr/>
@@ -15052,6 +15712,7 @@
     </w:tblStylePr>
     <w:tblStylePr w:type="lastCol">
       <w:rPr>
+        <w:rFonts w:eastAsia="黑体"/>
         <w:color w:themeColor="background1" w:val="FFFFFF"/>
       </w:rPr>
       <w:tblPr/>
@@ -15084,6 +15745,7 @@
     <w:name w:val="KeywordTok"/>
     <w:basedOn w:val="VerbatimChar"/>
     <w:rPr>
+      <w:rFonts w:eastAsia="黑体"/>
       <w:b/>
       <w:color w:val="007020"/>
     </w:rPr>
@@ -15092,6 +15754,7 @@
     <w:name w:val="DataTypeTok"/>
     <w:basedOn w:val="VerbatimChar"/>
     <w:rPr>
+      <w:rFonts w:eastAsia="黑体"/>
       <w:color w:val="902000"/>
     </w:rPr>
   </w:style>
@@ -15099,6 +15762,7 @@
     <w:name w:val="DecValTok"/>
     <w:basedOn w:val="VerbatimChar"/>
     <w:rPr>
+      <w:rFonts w:eastAsia="黑体"/>
       <w:color w:val="40a070"/>
     </w:rPr>
   </w:style>
@@ -15106,6 +15770,7 @@
     <w:name w:val="BaseNTok"/>
     <w:basedOn w:val="VerbatimChar"/>
     <w:rPr>
+      <w:rFonts w:eastAsia="黑体"/>
       <w:color w:val="40a070"/>
     </w:rPr>
   </w:style>
@@ -15113,6 +15778,7 @@
     <w:name w:val="FloatTok"/>
     <w:basedOn w:val="VerbatimChar"/>
     <w:rPr>
+      <w:rFonts w:eastAsia="黑体"/>
       <w:color w:val="40a070"/>
     </w:rPr>
   </w:style>
@@ -15120,6 +15786,7 @@
     <w:name w:val="ConstantTok"/>
     <w:basedOn w:val="VerbatimChar"/>
     <w:rPr>
+      <w:rFonts w:eastAsia="黑体"/>
       <w:color w:val="880000"/>
     </w:rPr>
   </w:style>
@@ -15127,6 +15794,7 @@
     <w:name w:val="CharTok"/>
     <w:basedOn w:val="VerbatimChar"/>
     <w:rPr>
+      <w:rFonts w:eastAsia="黑体"/>
       <w:color w:val="4070a0"/>
     </w:rPr>
   </w:style>
@@ -15134,6 +15802,7 @@
     <w:name w:val="SpecialCharTok"/>
     <w:basedOn w:val="VerbatimChar"/>
     <w:rPr>
+      <w:rFonts w:eastAsia="黑体"/>
       <w:color w:val="4070a0"/>
     </w:rPr>
   </w:style>
@@ -15141,6 +15810,7 @@
     <w:name w:val="StringTok"/>
     <w:basedOn w:val="VerbatimChar"/>
     <w:rPr>
+      <w:rFonts w:eastAsia="黑体"/>
       <w:color w:val="4070a0"/>
     </w:rPr>
   </w:style>
@@ -15148,6 +15818,7 @@
     <w:name w:val="VerbatimStringTok"/>
     <w:basedOn w:val="VerbatimChar"/>
     <w:rPr>
+      <w:rFonts w:eastAsia="黑体"/>
       <w:color w:val="4070a0"/>
     </w:rPr>
   </w:style>
@@ -15155,6 +15826,7 @@
     <w:name w:val="SpecialStringTok"/>
     <w:basedOn w:val="VerbatimChar"/>
     <w:rPr>
+      <w:rFonts w:eastAsia="黑体"/>
       <w:color w:val="bb6688"/>
     </w:rPr>
   </w:style>
@@ -15162,6 +15834,7 @@
     <w:name w:val="ImportTok"/>
     <w:basedOn w:val="VerbatimChar"/>
     <w:rPr>
+      <w:rFonts w:eastAsia="黑体"/>
       <w:b/>
       <w:color w:val="008000"/>
     </w:rPr>
@@ -15170,6 +15843,7 @@
     <w:name w:val="CommentTok"/>
     <w:basedOn w:val="VerbatimChar"/>
     <w:rPr>
+      <w:rFonts w:eastAsia="黑体"/>
       <w:i/>
       <w:color w:val="60a0b0"/>
     </w:rPr>
@@ -15178,6 +15852,7 @@
     <w:name w:val="DocumentationTok"/>
     <w:basedOn w:val="VerbatimChar"/>
     <w:rPr>
+      <w:rFonts w:eastAsia="黑体"/>
       <w:i/>
       <w:color w:val="ba2121"/>
     </w:rPr>
@@ -15186,6 +15861,7 @@
     <w:name w:val="AnnotationTok"/>
     <w:basedOn w:val="VerbatimChar"/>
     <w:rPr>
+      <w:rFonts w:eastAsia="黑体"/>
       <w:b/>
       <w:i/>
       <w:color w:val="60a0b0"/>
@@ -15195,6 +15871,7 @@
     <w:name w:val="CommentVarTok"/>
     <w:basedOn w:val="VerbatimChar"/>
     <w:rPr>
+      <w:rFonts w:eastAsia="黑体"/>
       <w:b/>
       <w:i/>
       <w:color w:val="60a0b0"/>
@@ -15204,6 +15881,7 @@
     <w:name w:val="OtherTok"/>
     <w:basedOn w:val="VerbatimChar"/>
     <w:rPr>
+      <w:rFonts w:eastAsia="黑体"/>
       <w:color w:val="007020"/>
     </w:rPr>
   </w:style>
@@ -15211,6 +15889,7 @@
     <w:name w:val="FunctionTok"/>
     <w:basedOn w:val="VerbatimChar"/>
     <w:rPr>
+      <w:rFonts w:eastAsia="黑体"/>
       <w:color w:val="06287e"/>
     </w:rPr>
   </w:style>
@@ -15218,6 +15897,7 @@
     <w:name w:val="VariableTok"/>
     <w:basedOn w:val="VerbatimChar"/>
     <w:rPr>
+      <w:rFonts w:eastAsia="黑体"/>
       <w:color w:val="19177c"/>
     </w:rPr>
   </w:style>
@@ -15225,6 +15905,7 @@
     <w:name w:val="ControlFlowTok"/>
     <w:basedOn w:val="VerbatimChar"/>
     <w:rPr>
+      <w:rFonts w:eastAsia="黑体"/>
       <w:b/>
       <w:color w:val="007020"/>
     </w:rPr>
@@ -15233,6 +15914,7 @@
     <w:name w:val="OperatorTok"/>
     <w:basedOn w:val="VerbatimChar"/>
     <w:rPr>
+      <w:rFonts w:eastAsia="黑体"/>
       <w:color w:val="666666"/>
     </w:rPr>
   </w:style>
@@ -15240,18 +15922,22 @@
     <w:name w:val="BuiltInTok"/>
     <w:basedOn w:val="VerbatimChar"/>
     <w:rPr>
+      <w:rFonts w:eastAsia="黑体"/>
       <w:color w:val="008000"/>
     </w:rPr>
   </w:style>
   <w:style w:type="character" w:customStyle="1" w:styleId="ExtensionTok">
     <w:name w:val="ExtensionTok"/>
     <w:basedOn w:val="VerbatimChar"/>
-    <w:rPr/>
+    <w:rPr>
+      <w:rFonts w:eastAsia="黑体"/>
+    </w:rPr>
   </w:style>
   <w:style w:type="character" w:customStyle="1" w:styleId="PreprocessorTok">
     <w:name w:val="PreprocessorTok"/>
     <w:basedOn w:val="VerbatimChar"/>
     <w:rPr>
+      <w:rFonts w:eastAsia="黑体"/>
       <w:color w:val="bc7a00"/>
     </w:rPr>
   </w:style>
@@ -15259,18 +15945,22 @@
     <w:name w:val="AttributeTok"/>
     <w:basedOn w:val="VerbatimChar"/>
     <w:rPr>
+      <w:rFonts w:eastAsia="黑体"/>
       <w:color w:val="7d9029"/>
     </w:rPr>
   </w:style>
   <w:style w:type="character" w:customStyle="1" w:styleId="RegionMarkerTok">
     <w:name w:val="RegionMarkerTok"/>
     <w:basedOn w:val="VerbatimChar"/>
-    <w:rPr/>
+    <w:rPr>
+      <w:rFonts w:eastAsia="黑体"/>
+    </w:rPr>
   </w:style>
   <w:style w:type="character" w:customStyle="1" w:styleId="InformationTok">
     <w:name w:val="InformationTok"/>
     <w:basedOn w:val="VerbatimChar"/>
     <w:rPr>
+      <w:rFonts w:eastAsia="黑体"/>
       <w:b/>
       <w:i/>
       <w:color w:val="60a0b0"/>
@@ -15280,6 +15970,7 @@
     <w:name w:val="WarningTok"/>
     <w:basedOn w:val="VerbatimChar"/>
     <w:rPr>
+      <w:rFonts w:eastAsia="黑体"/>
       <w:b/>
       <w:i/>
       <w:color w:val="60a0b0"/>
@@ -15289,6 +15980,7 @@
     <w:name w:val="AlertTok"/>
     <w:basedOn w:val="VerbatimChar"/>
     <w:rPr>
+      <w:rFonts w:eastAsia="黑体"/>
       <w:b/>
       <w:color w:val="ff0000"/>
     </w:rPr>
@@ -15297,6 +15989,7 @@
     <w:name w:val="ErrorTok"/>
     <w:basedOn w:val="VerbatimChar"/>
     <w:rPr>
+      <w:rFonts w:eastAsia="黑体"/>
       <w:b/>
       <w:color w:val="ff0000"/>
     </w:rPr>
@@ -15304,7 +15997,9 @@
   <w:style w:type="character" w:customStyle="1" w:styleId="NormalTok">
     <w:name w:val="NormalTok"/>
     <w:basedOn w:val="VerbatimChar"/>
-    <w:rPr/>
+    <w:rPr>
+      <w:rFonts w:eastAsia="黑体"/>
+    </w:rPr>
   </w:style>
 </w:styles>
 </file>
@@ -15353,12 +16048,12 @@
     <a:fontScheme name="Office">
       <a:majorFont>
         <a:latin typeface="Calibri"/>
-        <a:ea typeface=""/>
+        <a:ea typeface="黑体"/>
         <a:cs typeface=""/>
         <a:font script="Jpan" typeface="ＭＳ ゴシック"/>
         <a:font script="Hang" typeface="맑은 고딕"/>
-        <a:font script="Hans" typeface="宋体"/>
-        <a:font script="Hant" typeface="新細明體"/>
+        <a:font script="Hans" typeface="黑体"/>
+        <a:font script="Hant" typeface="黑体"/>
         <a:font script="Arab" typeface="Times New Roman"/>
         <a:font script="Hebr" typeface="Times New Roman"/>
         <a:font script="Thai" typeface="Angsana New"/>
@@ -15388,12 +16083,12 @@
       </a:majorFont>
       <a:minorFont>
         <a:latin typeface="Cambria"/>
-        <a:ea typeface=""/>
+        <a:ea typeface="黑体"/>
         <a:cs typeface=""/>
         <a:font script="Jpan" typeface="ＭＳ 明朝"/>
         <a:font script="Hang" typeface="맑은 고딕"/>
-        <a:font script="Hans" typeface="宋体"/>
-        <a:font script="Hant" typeface="新細明體"/>
+        <a:font script="Hans" typeface="黑体"/>
+        <a:font script="Hant" typeface="黑体"/>
         <a:font script="Arab" typeface="Arial"/>
         <a:font script="Hebr" typeface="Arial"/>
         <a:font script="Thai" typeface="Cordia New"/>

--- a/08-传感器电路/02-光电传感器电路/光电二极管检测电路/光电二极管检测电路.docx
+++ b/08-传感器电路/02-光电传感器电路/光电二极管检测电路/光电二极管检测电路.docx
@@ -2977,7 +2977,7 @@
           <w:color w:val="555555"/>
           <w:sz w:val="21"/>
         </w:rPr>
-        <w:t>材料收集者：杜文杰，WX手机：19519196569，QQ:3478827729</w:t>
+        <w:t>材料收集者：杜文杰，微信/手机：19519196569，QQ:3478827729</w:t>
       </w:r>
     </w:p>
     <w:sectPr>
